--- a/Исследование дешифратора.docx
+++ b/Исследование дешифратора.docx
@@ -649,15 +649,6463 @@
       </w:r>
     </w:p>
     <w:p>
-      <w:pPr>
-        <w:pStyle w:val="a3"/>
-        <w:rPr>
-          <w:lang w:val="en-US"/>
-        </w:rPr>
-      </w:pPr>
+      <w:r>
+        <w:t>Таблица истинности для дешифратора 4х16</w:t>
+      </w:r>
+    </w:p>
+    <w:tbl>
+      <w:tblPr>
+        <w:tblStyle w:val="a4"/>
+        <w:tblW w:w="9345" w:type="dxa"/>
+        <w:tblLook w:val="04A0" w:firstRow="1" w:lastRow="0" w:firstColumn="1" w:lastColumn="0" w:noHBand="0" w:noVBand="1"/>
+      </w:tblPr>
+      <w:tblGrid>
+        <w:gridCol w:w="449"/>
+        <w:gridCol w:w="448"/>
+        <w:gridCol w:w="448"/>
+        <w:gridCol w:w="448"/>
+        <w:gridCol w:w="445"/>
+        <w:gridCol w:w="445"/>
+        <w:gridCol w:w="445"/>
+        <w:gridCol w:w="445"/>
+        <w:gridCol w:w="445"/>
+        <w:gridCol w:w="445"/>
+        <w:gridCol w:w="445"/>
+        <w:gridCol w:w="445"/>
+        <w:gridCol w:w="445"/>
+        <w:gridCol w:w="445"/>
+        <w:gridCol w:w="517"/>
+        <w:gridCol w:w="517"/>
+        <w:gridCol w:w="517"/>
+        <w:gridCol w:w="517"/>
+        <w:gridCol w:w="517"/>
+        <w:gridCol w:w="517"/>
+      </w:tblGrid>
+      <w:tr>
+        <w:tc>
+          <w:tcPr>
+            <w:tcW w:w="449" w:type="dxa"/>
+            <w:shd w:val="clear" w:color="auto" w:fill="CC99FF"/>
+          </w:tcPr>
+          <w:p>
+            <w:pPr>
+              <w:rPr>
+                <w:sz w:val="20"/>
+                <w:lang w:val="en-US"/>
+              </w:rPr>
+            </w:pPr>
+            <w:r>
+              <w:rPr>
+                <w:sz w:val="20"/>
+                <w:lang w:val="en-US"/>
+              </w:rPr>
+              <w:t>X1</w:t>
+            </w:r>
+          </w:p>
+        </w:tc>
+        <w:tc>
+          <w:tcPr>
+            <w:tcW w:w="448" w:type="dxa"/>
+            <w:shd w:val="clear" w:color="auto" w:fill="CC99FF"/>
+          </w:tcPr>
+          <w:p>
+            <w:pPr>
+              <w:rPr>
+                <w:sz w:val="20"/>
+                <w:lang w:val="en-US"/>
+              </w:rPr>
+            </w:pPr>
+            <w:r>
+              <w:rPr>
+                <w:sz w:val="20"/>
+                <w:lang w:val="en-US"/>
+              </w:rPr>
+              <w:t>X2</w:t>
+            </w:r>
+          </w:p>
+        </w:tc>
+        <w:tc>
+          <w:tcPr>
+            <w:tcW w:w="448" w:type="dxa"/>
+            <w:shd w:val="clear" w:color="auto" w:fill="CC99FF"/>
+          </w:tcPr>
+          <w:p>
+            <w:pPr>
+              <w:rPr>
+                <w:sz w:val="20"/>
+                <w:lang w:val="en-US"/>
+              </w:rPr>
+            </w:pPr>
+            <w:r>
+              <w:rPr>
+                <w:sz w:val="20"/>
+                <w:lang w:val="en-US"/>
+              </w:rPr>
+              <w:t>X3</w:t>
+            </w:r>
+          </w:p>
+        </w:tc>
+        <w:tc>
+          <w:tcPr>
+            <w:tcW w:w="448" w:type="dxa"/>
+            <w:shd w:val="clear" w:color="auto" w:fill="CC99FF"/>
+          </w:tcPr>
+          <w:p>
+            <w:pPr>
+              <w:rPr>
+                <w:sz w:val="20"/>
+                <w:lang w:val="en-US"/>
+              </w:rPr>
+            </w:pPr>
+            <w:r>
+              <w:rPr>
+                <w:sz w:val="20"/>
+                <w:lang w:val="en-US"/>
+              </w:rPr>
+              <w:t>X4</w:t>
+            </w:r>
+          </w:p>
+        </w:tc>
+        <w:tc>
+          <w:tcPr>
+            <w:tcW w:w="445" w:type="dxa"/>
+            <w:shd w:val="clear" w:color="auto" w:fill="CC99FF"/>
+          </w:tcPr>
+          <w:p>
+            <w:pPr>
+              <w:rPr>
+                <w:sz w:val="20"/>
+                <w:lang w:val="en-US"/>
+              </w:rPr>
+            </w:pPr>
+            <w:r>
+              <w:rPr>
+                <w:sz w:val="20"/>
+                <w:lang w:val="en-US"/>
+              </w:rPr>
+              <w:t>Y0</w:t>
+            </w:r>
+          </w:p>
+        </w:tc>
+        <w:tc>
+          <w:tcPr>
+            <w:tcW w:w="445" w:type="dxa"/>
+            <w:shd w:val="clear" w:color="auto" w:fill="CC99FF"/>
+          </w:tcPr>
+          <w:p>
+            <w:pPr>
+              <w:rPr>
+                <w:sz w:val="20"/>
+                <w:lang w:val="en-US"/>
+              </w:rPr>
+            </w:pPr>
+            <w:r>
+              <w:rPr>
+                <w:sz w:val="20"/>
+                <w:lang w:val="en-US"/>
+              </w:rPr>
+              <w:t>Y1</w:t>
+            </w:r>
+          </w:p>
+        </w:tc>
+        <w:tc>
+          <w:tcPr>
+            <w:tcW w:w="445" w:type="dxa"/>
+            <w:shd w:val="clear" w:color="auto" w:fill="CC99FF"/>
+          </w:tcPr>
+          <w:p>
+            <w:pPr>
+              <w:rPr>
+                <w:sz w:val="20"/>
+                <w:lang w:val="en-US"/>
+              </w:rPr>
+            </w:pPr>
+            <w:r>
+              <w:rPr>
+                <w:sz w:val="20"/>
+                <w:lang w:val="en-US"/>
+              </w:rPr>
+              <w:t>Y2</w:t>
+            </w:r>
+          </w:p>
+        </w:tc>
+        <w:tc>
+          <w:tcPr>
+            <w:tcW w:w="445" w:type="dxa"/>
+            <w:shd w:val="clear" w:color="auto" w:fill="CC99FF"/>
+          </w:tcPr>
+          <w:p>
+            <w:pPr>
+              <w:rPr>
+                <w:sz w:val="20"/>
+                <w:lang w:val="en-US"/>
+              </w:rPr>
+            </w:pPr>
+            <w:r>
+              <w:rPr>
+                <w:sz w:val="20"/>
+                <w:lang w:val="en-US"/>
+              </w:rPr>
+              <w:t>Y3</w:t>
+            </w:r>
+          </w:p>
+        </w:tc>
+        <w:tc>
+          <w:tcPr>
+            <w:tcW w:w="445" w:type="dxa"/>
+            <w:shd w:val="clear" w:color="auto" w:fill="CC99FF"/>
+          </w:tcPr>
+          <w:p>
+            <w:pPr>
+              <w:rPr>
+                <w:sz w:val="20"/>
+                <w:lang w:val="en-US"/>
+              </w:rPr>
+            </w:pPr>
+            <w:r>
+              <w:rPr>
+                <w:sz w:val="20"/>
+                <w:lang w:val="en-US"/>
+              </w:rPr>
+              <w:t>Y4</w:t>
+            </w:r>
+          </w:p>
+        </w:tc>
+        <w:tc>
+          <w:tcPr>
+            <w:tcW w:w="445" w:type="dxa"/>
+            <w:shd w:val="clear" w:color="auto" w:fill="CC99FF"/>
+          </w:tcPr>
+          <w:p>
+            <w:pPr>
+              <w:rPr>
+                <w:sz w:val="20"/>
+                <w:lang w:val="en-US"/>
+              </w:rPr>
+            </w:pPr>
+            <w:r>
+              <w:rPr>
+                <w:sz w:val="20"/>
+                <w:lang w:val="en-US"/>
+              </w:rPr>
+              <w:t>Y5</w:t>
+            </w:r>
+          </w:p>
+        </w:tc>
+        <w:tc>
+          <w:tcPr>
+            <w:tcW w:w="445" w:type="dxa"/>
+            <w:shd w:val="clear" w:color="auto" w:fill="CC99FF"/>
+          </w:tcPr>
+          <w:p>
+            <w:pPr>
+              <w:rPr>
+                <w:sz w:val="20"/>
+                <w:lang w:val="en-US"/>
+              </w:rPr>
+            </w:pPr>
+            <w:r>
+              <w:rPr>
+                <w:sz w:val="20"/>
+                <w:lang w:val="en-US"/>
+              </w:rPr>
+              <w:t>Y6</w:t>
+            </w:r>
+          </w:p>
+        </w:tc>
+        <w:tc>
+          <w:tcPr>
+            <w:tcW w:w="445" w:type="dxa"/>
+            <w:shd w:val="clear" w:color="auto" w:fill="CC99FF"/>
+          </w:tcPr>
+          <w:p>
+            <w:pPr>
+              <w:rPr>
+                <w:sz w:val="20"/>
+                <w:lang w:val="en-US"/>
+              </w:rPr>
+            </w:pPr>
+            <w:r>
+              <w:rPr>
+                <w:sz w:val="20"/>
+                <w:lang w:val="en-US"/>
+              </w:rPr>
+              <w:t>Y7</w:t>
+            </w:r>
+          </w:p>
+        </w:tc>
+        <w:tc>
+          <w:tcPr>
+            <w:tcW w:w="445" w:type="dxa"/>
+            <w:shd w:val="clear" w:color="auto" w:fill="CC99FF"/>
+          </w:tcPr>
+          <w:p>
+            <w:pPr>
+              <w:rPr>
+                <w:sz w:val="20"/>
+                <w:lang w:val="en-US"/>
+              </w:rPr>
+            </w:pPr>
+            <w:r>
+              <w:rPr>
+                <w:sz w:val="20"/>
+                <w:lang w:val="en-US"/>
+              </w:rPr>
+              <w:t>Y8</w:t>
+            </w:r>
+          </w:p>
+        </w:tc>
+        <w:tc>
+          <w:tcPr>
+            <w:tcW w:w="445" w:type="dxa"/>
+            <w:shd w:val="clear" w:color="auto" w:fill="CC99FF"/>
+          </w:tcPr>
+          <w:p>
+            <w:pPr>
+              <w:rPr>
+                <w:sz w:val="20"/>
+                <w:lang w:val="en-US"/>
+              </w:rPr>
+            </w:pPr>
+            <w:r>
+              <w:rPr>
+                <w:sz w:val="20"/>
+                <w:lang w:val="en-US"/>
+              </w:rPr>
+              <w:t>Y9</w:t>
+            </w:r>
+          </w:p>
+        </w:tc>
+        <w:tc>
+          <w:tcPr>
+            <w:tcW w:w="517" w:type="dxa"/>
+            <w:shd w:val="clear" w:color="auto" w:fill="CC99FF"/>
+          </w:tcPr>
+          <w:p>
+            <w:pPr>
+              <w:rPr>
+                <w:sz w:val="20"/>
+                <w:lang w:val="en-US"/>
+              </w:rPr>
+            </w:pPr>
+            <w:r>
+              <w:rPr>
+                <w:sz w:val="20"/>
+                <w:lang w:val="en-US"/>
+              </w:rPr>
+              <w:t>Y10</w:t>
+            </w:r>
+          </w:p>
+        </w:tc>
+        <w:tc>
+          <w:tcPr>
+            <w:tcW w:w="517" w:type="dxa"/>
+            <w:shd w:val="clear" w:color="auto" w:fill="CC99FF"/>
+          </w:tcPr>
+          <w:p>
+            <w:pPr>
+              <w:rPr>
+                <w:sz w:val="20"/>
+                <w:lang w:val="en-US"/>
+              </w:rPr>
+            </w:pPr>
+            <w:r>
+              <w:rPr>
+                <w:sz w:val="20"/>
+                <w:lang w:val="en-US"/>
+              </w:rPr>
+              <w:t>Y11</w:t>
+            </w:r>
+          </w:p>
+        </w:tc>
+        <w:tc>
+          <w:tcPr>
+            <w:tcW w:w="517" w:type="dxa"/>
+            <w:shd w:val="clear" w:color="auto" w:fill="CC99FF"/>
+          </w:tcPr>
+          <w:p>
+            <w:pPr>
+              <w:rPr>
+                <w:sz w:val="20"/>
+                <w:lang w:val="en-US"/>
+              </w:rPr>
+            </w:pPr>
+            <w:r>
+              <w:rPr>
+                <w:sz w:val="20"/>
+                <w:lang w:val="en-US"/>
+              </w:rPr>
+              <w:t>Y12</w:t>
+            </w:r>
+          </w:p>
+        </w:tc>
+        <w:tc>
+          <w:tcPr>
+            <w:tcW w:w="517" w:type="dxa"/>
+            <w:shd w:val="clear" w:color="auto" w:fill="CC99FF"/>
+          </w:tcPr>
+          <w:p>
+            <w:pPr>
+              <w:rPr>
+                <w:sz w:val="20"/>
+                <w:lang w:val="en-US"/>
+              </w:rPr>
+            </w:pPr>
+            <w:r>
+              <w:rPr>
+                <w:sz w:val="20"/>
+                <w:lang w:val="en-US"/>
+              </w:rPr>
+              <w:t>Y13</w:t>
+            </w:r>
+          </w:p>
+        </w:tc>
+        <w:tc>
+          <w:tcPr>
+            <w:tcW w:w="517" w:type="dxa"/>
+            <w:shd w:val="clear" w:color="auto" w:fill="CC99FF"/>
+          </w:tcPr>
+          <w:p>
+            <w:pPr>
+              <w:rPr>
+                <w:sz w:val="20"/>
+                <w:lang w:val="en-US"/>
+              </w:rPr>
+            </w:pPr>
+            <w:r>
+              <w:rPr>
+                <w:sz w:val="20"/>
+                <w:lang w:val="en-US"/>
+              </w:rPr>
+              <w:t>Y14</w:t>
+            </w:r>
+          </w:p>
+        </w:tc>
+        <w:tc>
+          <w:tcPr>
+            <w:tcW w:w="517" w:type="dxa"/>
+            <w:shd w:val="clear" w:color="auto" w:fill="CC99FF"/>
+          </w:tcPr>
+          <w:p>
+            <w:pPr>
+              <w:rPr>
+                <w:sz w:val="20"/>
+                <w:lang w:val="en-US"/>
+              </w:rPr>
+            </w:pPr>
+            <w:r>
+              <w:rPr>
+                <w:sz w:val="20"/>
+                <w:lang w:val="en-US"/>
+              </w:rPr>
+              <w:t>Y15</w:t>
+            </w:r>
+          </w:p>
+        </w:tc>
+      </w:tr>
+      <w:tr>
+        <w:tc>
+          <w:tcPr>
+            <w:tcW w:w="449" w:type="dxa"/>
+            <w:shd w:val="clear" w:color="auto" w:fill="CCCCFF"/>
+          </w:tcPr>
+          <w:p>
+            <w:pPr>
+              <w:rPr>
+                <w:lang w:val="en-US"/>
+              </w:rPr>
+            </w:pPr>
+            <w:r>
+              <w:rPr>
+                <w:lang w:val="en-US"/>
+              </w:rPr>
+              <w:t>0</w:t>
+            </w:r>
+          </w:p>
+        </w:tc>
+        <w:tc>
+          <w:tcPr>
+            <w:tcW w:w="448" w:type="dxa"/>
+            <w:shd w:val="clear" w:color="auto" w:fill="CCCCFF"/>
+          </w:tcPr>
+          <w:p>
+            <w:pPr>
+              <w:rPr>
+                <w:lang w:val="en-US"/>
+              </w:rPr>
+            </w:pPr>
+            <w:r>
+              <w:rPr>
+                <w:lang w:val="en-US"/>
+              </w:rPr>
+              <w:t>0</w:t>
+            </w:r>
+          </w:p>
+        </w:tc>
+        <w:tc>
+          <w:tcPr>
+            <w:tcW w:w="448" w:type="dxa"/>
+            <w:shd w:val="clear" w:color="auto" w:fill="CCCCFF"/>
+          </w:tcPr>
+          <w:p>
+            <w:pPr>
+              <w:rPr>
+                <w:lang w:val="en-US"/>
+              </w:rPr>
+            </w:pPr>
+            <w:r>
+              <w:rPr>
+                <w:lang w:val="en-US"/>
+              </w:rPr>
+              <w:t>0</w:t>
+            </w:r>
+          </w:p>
+        </w:tc>
+        <w:tc>
+          <w:tcPr>
+            <w:tcW w:w="448" w:type="dxa"/>
+            <w:shd w:val="clear" w:color="auto" w:fill="CCCCFF"/>
+          </w:tcPr>
+          <w:p>
+            <w:pPr>
+              <w:rPr>
+                <w:lang w:val="en-US"/>
+              </w:rPr>
+            </w:pPr>
+            <w:r>
+              <w:rPr>
+                <w:lang w:val="en-US"/>
+              </w:rPr>
+              <w:t>0</w:t>
+            </w:r>
+          </w:p>
+        </w:tc>
+        <w:tc>
+          <w:tcPr>
+            <w:tcW w:w="445" w:type="dxa"/>
+            <w:shd w:val="clear" w:color="auto" w:fill="FF99FF"/>
+          </w:tcPr>
+          <w:p>
+            <w:pPr>
+              <w:rPr>
+                <w:lang w:val="en-US"/>
+              </w:rPr>
+            </w:pPr>
+            <w:r>
+              <w:rPr>
+                <w:lang w:val="en-US"/>
+              </w:rPr>
+              <w:t>1</w:t>
+            </w:r>
+          </w:p>
+        </w:tc>
+        <w:tc>
+          <w:tcPr>
+            <w:tcW w:w="445" w:type="dxa"/>
+          </w:tcPr>
+          <w:p>
+            <w:pPr>
+              <w:rPr>
+                <w:lang w:val="en-US"/>
+              </w:rPr>
+            </w:pPr>
+            <w:r>
+              <w:rPr>
+                <w:lang w:val="en-US"/>
+              </w:rPr>
+              <w:t>0</w:t>
+            </w:r>
+          </w:p>
+        </w:tc>
+        <w:tc>
+          <w:tcPr>
+            <w:tcW w:w="445" w:type="dxa"/>
+          </w:tcPr>
+          <w:p>
+            <w:pPr>
+              <w:rPr>
+                <w:lang w:val="en-US"/>
+              </w:rPr>
+            </w:pPr>
+            <w:r>
+              <w:rPr>
+                <w:lang w:val="en-US"/>
+              </w:rPr>
+              <w:t>0</w:t>
+            </w:r>
+          </w:p>
+        </w:tc>
+        <w:tc>
+          <w:tcPr>
+            <w:tcW w:w="445" w:type="dxa"/>
+          </w:tcPr>
+          <w:p>
+            <w:pPr>
+              <w:rPr>
+                <w:lang w:val="en-US"/>
+              </w:rPr>
+            </w:pPr>
+            <w:r>
+              <w:rPr>
+                <w:lang w:val="en-US"/>
+              </w:rPr>
+              <w:t>0</w:t>
+            </w:r>
+          </w:p>
+        </w:tc>
+        <w:tc>
+          <w:tcPr>
+            <w:tcW w:w="445" w:type="dxa"/>
+          </w:tcPr>
+          <w:p>
+            <w:pPr>
+              <w:rPr>
+                <w:lang w:val="en-US"/>
+              </w:rPr>
+            </w:pPr>
+            <w:r>
+              <w:rPr>
+                <w:lang w:val="en-US"/>
+              </w:rPr>
+              <w:t>0</w:t>
+            </w:r>
+          </w:p>
+        </w:tc>
+        <w:tc>
+          <w:tcPr>
+            <w:tcW w:w="445" w:type="dxa"/>
+          </w:tcPr>
+          <w:p>
+            <w:pPr>
+              <w:rPr>
+                <w:lang w:val="en-US"/>
+              </w:rPr>
+            </w:pPr>
+            <w:r>
+              <w:rPr>
+                <w:lang w:val="en-US"/>
+              </w:rPr>
+              <w:t>0</w:t>
+            </w:r>
+          </w:p>
+        </w:tc>
+        <w:tc>
+          <w:tcPr>
+            <w:tcW w:w="445" w:type="dxa"/>
+          </w:tcPr>
+          <w:p>
+            <w:pPr>
+              <w:rPr>
+                <w:lang w:val="en-US"/>
+              </w:rPr>
+            </w:pPr>
+            <w:r>
+              <w:rPr>
+                <w:lang w:val="en-US"/>
+              </w:rPr>
+              <w:t>0</w:t>
+            </w:r>
+          </w:p>
+        </w:tc>
+        <w:tc>
+          <w:tcPr>
+            <w:tcW w:w="445" w:type="dxa"/>
+          </w:tcPr>
+          <w:p>
+            <w:pPr>
+              <w:rPr>
+                <w:lang w:val="en-US"/>
+              </w:rPr>
+            </w:pPr>
+            <w:r>
+              <w:rPr>
+                <w:lang w:val="en-US"/>
+              </w:rPr>
+              <w:t>0</w:t>
+            </w:r>
+          </w:p>
+        </w:tc>
+        <w:tc>
+          <w:tcPr>
+            <w:tcW w:w="445" w:type="dxa"/>
+          </w:tcPr>
+          <w:p>
+            <w:pPr>
+              <w:rPr>
+                <w:lang w:val="en-US"/>
+              </w:rPr>
+            </w:pPr>
+            <w:r>
+              <w:rPr>
+                <w:lang w:val="en-US"/>
+              </w:rPr>
+              <w:t>0</w:t>
+            </w:r>
+          </w:p>
+        </w:tc>
+        <w:tc>
+          <w:tcPr>
+            <w:tcW w:w="445" w:type="dxa"/>
+          </w:tcPr>
+          <w:p>
+            <w:pPr>
+              <w:rPr>
+                <w:lang w:val="en-US"/>
+              </w:rPr>
+            </w:pPr>
+            <w:r>
+              <w:rPr>
+                <w:lang w:val="en-US"/>
+              </w:rPr>
+              <w:t>0</w:t>
+            </w:r>
+          </w:p>
+        </w:tc>
+        <w:tc>
+          <w:tcPr>
+            <w:tcW w:w="517" w:type="dxa"/>
+          </w:tcPr>
+          <w:p>
+            <w:pPr>
+              <w:rPr>
+                <w:lang w:val="en-US"/>
+              </w:rPr>
+            </w:pPr>
+            <w:r>
+              <w:rPr>
+                <w:lang w:val="en-US"/>
+              </w:rPr>
+              <w:t>0</w:t>
+            </w:r>
+          </w:p>
+        </w:tc>
+        <w:tc>
+          <w:tcPr>
+            <w:tcW w:w="517" w:type="dxa"/>
+          </w:tcPr>
+          <w:p>
+            <w:pPr>
+              <w:rPr>
+                <w:lang w:val="en-US"/>
+              </w:rPr>
+            </w:pPr>
+            <w:r>
+              <w:rPr>
+                <w:lang w:val="en-US"/>
+              </w:rPr>
+              <w:t>0</w:t>
+            </w:r>
+          </w:p>
+        </w:tc>
+        <w:tc>
+          <w:tcPr>
+            <w:tcW w:w="517" w:type="dxa"/>
+          </w:tcPr>
+          <w:p>
+            <w:pPr>
+              <w:rPr>
+                <w:lang w:val="en-US"/>
+              </w:rPr>
+            </w:pPr>
+            <w:r>
+              <w:rPr>
+                <w:lang w:val="en-US"/>
+              </w:rPr>
+              <w:t>0</w:t>
+            </w:r>
+          </w:p>
+        </w:tc>
+        <w:tc>
+          <w:tcPr>
+            <w:tcW w:w="517" w:type="dxa"/>
+          </w:tcPr>
+          <w:p>
+            <w:pPr>
+              <w:rPr>
+                <w:lang w:val="en-US"/>
+              </w:rPr>
+            </w:pPr>
+            <w:r>
+              <w:rPr>
+                <w:lang w:val="en-US"/>
+              </w:rPr>
+              <w:t>0</w:t>
+            </w:r>
+          </w:p>
+        </w:tc>
+        <w:tc>
+          <w:tcPr>
+            <w:tcW w:w="517" w:type="dxa"/>
+          </w:tcPr>
+          <w:p>
+            <w:pPr>
+              <w:rPr>
+                <w:lang w:val="en-US"/>
+              </w:rPr>
+            </w:pPr>
+            <w:r>
+              <w:rPr>
+                <w:lang w:val="en-US"/>
+              </w:rPr>
+              <w:t>0</w:t>
+            </w:r>
+          </w:p>
+        </w:tc>
+        <w:tc>
+          <w:tcPr>
+            <w:tcW w:w="517" w:type="dxa"/>
+          </w:tcPr>
+          <w:p>
+            <w:pPr>
+              <w:rPr>
+                <w:lang w:val="en-US"/>
+              </w:rPr>
+            </w:pPr>
+            <w:r>
+              <w:rPr>
+                <w:lang w:val="en-US"/>
+              </w:rPr>
+              <w:t>0</w:t>
+            </w:r>
+          </w:p>
+        </w:tc>
+      </w:tr>
+      <w:tr>
+        <w:tc>
+          <w:tcPr>
+            <w:tcW w:w="449" w:type="dxa"/>
+            <w:shd w:val="clear" w:color="auto" w:fill="CCCCFF"/>
+          </w:tcPr>
+          <w:p>
+            <w:pPr>
+              <w:rPr>
+                <w:lang w:val="en-US"/>
+              </w:rPr>
+            </w:pPr>
+            <w:r>
+              <w:rPr>
+                <w:lang w:val="en-US"/>
+              </w:rPr>
+              <w:t>0</w:t>
+            </w:r>
+          </w:p>
+        </w:tc>
+        <w:tc>
+          <w:tcPr>
+            <w:tcW w:w="448" w:type="dxa"/>
+            <w:shd w:val="clear" w:color="auto" w:fill="CCCCFF"/>
+          </w:tcPr>
+          <w:p>
+            <w:pPr>
+              <w:rPr>
+                <w:lang w:val="en-US"/>
+              </w:rPr>
+            </w:pPr>
+            <w:r>
+              <w:rPr>
+                <w:lang w:val="en-US"/>
+              </w:rPr>
+              <w:t>0</w:t>
+            </w:r>
+          </w:p>
+        </w:tc>
+        <w:tc>
+          <w:tcPr>
+            <w:tcW w:w="448" w:type="dxa"/>
+            <w:shd w:val="clear" w:color="auto" w:fill="CCCCFF"/>
+          </w:tcPr>
+          <w:p>
+            <w:pPr>
+              <w:rPr>
+                <w:lang w:val="en-US"/>
+              </w:rPr>
+            </w:pPr>
+            <w:r>
+              <w:rPr>
+                <w:lang w:val="en-US"/>
+              </w:rPr>
+              <w:t>0</w:t>
+            </w:r>
+          </w:p>
+        </w:tc>
+        <w:tc>
+          <w:tcPr>
+            <w:tcW w:w="448" w:type="dxa"/>
+            <w:shd w:val="clear" w:color="auto" w:fill="CCCCFF"/>
+          </w:tcPr>
+          <w:p>
+            <w:pPr>
+              <w:rPr>
+                <w:lang w:val="en-US"/>
+              </w:rPr>
+            </w:pPr>
+            <w:r>
+              <w:rPr>
+                <w:lang w:val="en-US"/>
+              </w:rPr>
+              <w:t>1</w:t>
+            </w:r>
+          </w:p>
+        </w:tc>
+        <w:tc>
+          <w:tcPr>
+            <w:tcW w:w="445" w:type="dxa"/>
+          </w:tcPr>
+          <w:p>
+            <w:pPr>
+              <w:rPr>
+                <w:lang w:val="en-US"/>
+              </w:rPr>
+            </w:pPr>
+            <w:r>
+              <w:rPr>
+                <w:lang w:val="en-US"/>
+              </w:rPr>
+              <w:t>0</w:t>
+            </w:r>
+          </w:p>
+        </w:tc>
+        <w:tc>
+          <w:tcPr>
+            <w:tcW w:w="445" w:type="dxa"/>
+            <w:shd w:val="clear" w:color="auto" w:fill="FF99FF"/>
+          </w:tcPr>
+          <w:p>
+            <w:pPr>
+              <w:rPr>
+                <w:lang w:val="en-US"/>
+              </w:rPr>
+            </w:pPr>
+            <w:r>
+              <w:rPr>
+                <w:lang w:val="en-US"/>
+              </w:rPr>
+              <w:t>1</w:t>
+            </w:r>
+          </w:p>
+        </w:tc>
+        <w:tc>
+          <w:tcPr>
+            <w:tcW w:w="445" w:type="dxa"/>
+          </w:tcPr>
+          <w:p>
+            <w:pPr>
+              <w:rPr>
+                <w:lang w:val="en-US"/>
+              </w:rPr>
+            </w:pPr>
+            <w:r>
+              <w:rPr>
+                <w:lang w:val="en-US"/>
+              </w:rPr>
+              <w:t>0</w:t>
+            </w:r>
+          </w:p>
+        </w:tc>
+        <w:tc>
+          <w:tcPr>
+            <w:tcW w:w="445" w:type="dxa"/>
+          </w:tcPr>
+          <w:p>
+            <w:pPr>
+              <w:rPr>
+                <w:lang w:val="en-US"/>
+              </w:rPr>
+            </w:pPr>
+            <w:r>
+              <w:rPr>
+                <w:lang w:val="en-US"/>
+              </w:rPr>
+              <w:t>0</w:t>
+            </w:r>
+          </w:p>
+        </w:tc>
+        <w:tc>
+          <w:tcPr>
+            <w:tcW w:w="445" w:type="dxa"/>
+          </w:tcPr>
+          <w:p>
+            <w:pPr>
+              <w:rPr>
+                <w:lang w:val="en-US"/>
+              </w:rPr>
+            </w:pPr>
+            <w:r>
+              <w:rPr>
+                <w:lang w:val="en-US"/>
+              </w:rPr>
+              <w:t>0</w:t>
+            </w:r>
+          </w:p>
+        </w:tc>
+        <w:tc>
+          <w:tcPr>
+            <w:tcW w:w="445" w:type="dxa"/>
+          </w:tcPr>
+          <w:p>
+            <w:pPr>
+              <w:rPr>
+                <w:lang w:val="en-US"/>
+              </w:rPr>
+            </w:pPr>
+            <w:r>
+              <w:rPr>
+                <w:lang w:val="en-US"/>
+              </w:rPr>
+              <w:t>0</w:t>
+            </w:r>
+          </w:p>
+        </w:tc>
+        <w:tc>
+          <w:tcPr>
+            <w:tcW w:w="445" w:type="dxa"/>
+          </w:tcPr>
+          <w:p>
+            <w:pPr>
+              <w:rPr>
+                <w:lang w:val="en-US"/>
+              </w:rPr>
+            </w:pPr>
+            <w:r>
+              <w:rPr>
+                <w:lang w:val="en-US"/>
+              </w:rPr>
+              <w:t>0</w:t>
+            </w:r>
+          </w:p>
+        </w:tc>
+        <w:tc>
+          <w:tcPr>
+            <w:tcW w:w="445" w:type="dxa"/>
+          </w:tcPr>
+          <w:p>
+            <w:pPr>
+              <w:rPr>
+                <w:lang w:val="en-US"/>
+              </w:rPr>
+            </w:pPr>
+            <w:r>
+              <w:rPr>
+                <w:lang w:val="en-US"/>
+              </w:rPr>
+              <w:t>0</w:t>
+            </w:r>
+          </w:p>
+        </w:tc>
+        <w:tc>
+          <w:tcPr>
+            <w:tcW w:w="445" w:type="dxa"/>
+          </w:tcPr>
+          <w:p>
+            <w:pPr>
+              <w:rPr>
+                <w:lang w:val="en-US"/>
+              </w:rPr>
+            </w:pPr>
+            <w:r>
+              <w:rPr>
+                <w:lang w:val="en-US"/>
+              </w:rPr>
+              <w:t>0</w:t>
+            </w:r>
+          </w:p>
+        </w:tc>
+        <w:tc>
+          <w:tcPr>
+            <w:tcW w:w="445" w:type="dxa"/>
+          </w:tcPr>
+          <w:p>
+            <w:pPr>
+              <w:rPr>
+                <w:lang w:val="en-US"/>
+              </w:rPr>
+            </w:pPr>
+            <w:r>
+              <w:rPr>
+                <w:lang w:val="en-US"/>
+              </w:rPr>
+              <w:t>0</w:t>
+            </w:r>
+          </w:p>
+        </w:tc>
+        <w:tc>
+          <w:tcPr>
+            <w:tcW w:w="517" w:type="dxa"/>
+          </w:tcPr>
+          <w:p>
+            <w:pPr>
+              <w:rPr>
+                <w:lang w:val="en-US"/>
+              </w:rPr>
+            </w:pPr>
+            <w:r>
+              <w:rPr>
+                <w:lang w:val="en-US"/>
+              </w:rPr>
+              <w:t>0</w:t>
+            </w:r>
+          </w:p>
+        </w:tc>
+        <w:tc>
+          <w:tcPr>
+            <w:tcW w:w="517" w:type="dxa"/>
+          </w:tcPr>
+          <w:p>
+            <w:pPr>
+              <w:rPr>
+                <w:lang w:val="en-US"/>
+              </w:rPr>
+            </w:pPr>
+            <w:r>
+              <w:rPr>
+                <w:lang w:val="en-US"/>
+              </w:rPr>
+              <w:t>0</w:t>
+            </w:r>
+          </w:p>
+        </w:tc>
+        <w:tc>
+          <w:tcPr>
+            <w:tcW w:w="517" w:type="dxa"/>
+          </w:tcPr>
+          <w:p>
+            <w:pPr>
+              <w:rPr>
+                <w:lang w:val="en-US"/>
+              </w:rPr>
+            </w:pPr>
+            <w:r>
+              <w:rPr>
+                <w:lang w:val="en-US"/>
+              </w:rPr>
+              <w:t>0</w:t>
+            </w:r>
+          </w:p>
+        </w:tc>
+        <w:tc>
+          <w:tcPr>
+            <w:tcW w:w="517" w:type="dxa"/>
+          </w:tcPr>
+          <w:p>
+            <w:pPr>
+              <w:rPr>
+                <w:lang w:val="en-US"/>
+              </w:rPr>
+            </w:pPr>
+            <w:r>
+              <w:rPr>
+                <w:lang w:val="en-US"/>
+              </w:rPr>
+              <w:t>0</w:t>
+            </w:r>
+          </w:p>
+        </w:tc>
+        <w:tc>
+          <w:tcPr>
+            <w:tcW w:w="517" w:type="dxa"/>
+          </w:tcPr>
+          <w:p>
+            <w:pPr>
+              <w:rPr>
+                <w:lang w:val="en-US"/>
+              </w:rPr>
+            </w:pPr>
+            <w:r>
+              <w:rPr>
+                <w:lang w:val="en-US"/>
+              </w:rPr>
+              <w:t>0</w:t>
+            </w:r>
+          </w:p>
+        </w:tc>
+        <w:tc>
+          <w:tcPr>
+            <w:tcW w:w="517" w:type="dxa"/>
+          </w:tcPr>
+          <w:p>
+            <w:pPr>
+              <w:rPr>
+                <w:lang w:val="en-US"/>
+              </w:rPr>
+            </w:pPr>
+            <w:r>
+              <w:rPr>
+                <w:lang w:val="en-US"/>
+              </w:rPr>
+              <w:t>0</w:t>
+            </w:r>
+          </w:p>
+        </w:tc>
+      </w:tr>
+      <w:tr>
+        <w:tc>
+          <w:tcPr>
+            <w:tcW w:w="449" w:type="dxa"/>
+            <w:shd w:val="clear" w:color="auto" w:fill="CCCCFF"/>
+          </w:tcPr>
+          <w:p>
+            <w:pPr>
+              <w:rPr>
+                <w:lang w:val="en-US"/>
+              </w:rPr>
+            </w:pPr>
+            <w:r>
+              <w:rPr>
+                <w:lang w:val="en-US"/>
+              </w:rPr>
+              <w:t>0</w:t>
+            </w:r>
+          </w:p>
+        </w:tc>
+        <w:tc>
+          <w:tcPr>
+            <w:tcW w:w="448" w:type="dxa"/>
+            <w:shd w:val="clear" w:color="auto" w:fill="CCCCFF"/>
+          </w:tcPr>
+          <w:p>
+            <w:pPr>
+              <w:rPr>
+                <w:lang w:val="en-US"/>
+              </w:rPr>
+            </w:pPr>
+            <w:r>
+              <w:rPr>
+                <w:lang w:val="en-US"/>
+              </w:rPr>
+              <w:t>0</w:t>
+            </w:r>
+          </w:p>
+        </w:tc>
+        <w:tc>
+          <w:tcPr>
+            <w:tcW w:w="448" w:type="dxa"/>
+            <w:shd w:val="clear" w:color="auto" w:fill="CCCCFF"/>
+          </w:tcPr>
+          <w:p>
+            <w:pPr>
+              <w:rPr>
+                <w:lang w:val="en-US"/>
+              </w:rPr>
+            </w:pPr>
+            <w:r>
+              <w:rPr>
+                <w:lang w:val="en-US"/>
+              </w:rPr>
+              <w:t>1</w:t>
+            </w:r>
+          </w:p>
+        </w:tc>
+        <w:tc>
+          <w:tcPr>
+            <w:tcW w:w="448" w:type="dxa"/>
+            <w:shd w:val="clear" w:color="auto" w:fill="CCCCFF"/>
+          </w:tcPr>
+          <w:p>
+            <w:pPr>
+              <w:rPr>
+                <w:lang w:val="en-US"/>
+              </w:rPr>
+            </w:pPr>
+            <w:r>
+              <w:rPr>
+                <w:lang w:val="en-US"/>
+              </w:rPr>
+              <w:t>0</w:t>
+            </w:r>
+          </w:p>
+        </w:tc>
+        <w:tc>
+          <w:tcPr>
+            <w:tcW w:w="445" w:type="dxa"/>
+          </w:tcPr>
+          <w:p>
+            <w:pPr>
+              <w:rPr>
+                <w:lang w:val="en-US"/>
+              </w:rPr>
+            </w:pPr>
+            <w:r>
+              <w:rPr>
+                <w:lang w:val="en-US"/>
+              </w:rPr>
+              <w:t>0</w:t>
+            </w:r>
+          </w:p>
+        </w:tc>
+        <w:tc>
+          <w:tcPr>
+            <w:tcW w:w="445" w:type="dxa"/>
+          </w:tcPr>
+          <w:p>
+            <w:pPr>
+              <w:rPr>
+                <w:lang w:val="en-US"/>
+              </w:rPr>
+            </w:pPr>
+            <w:r>
+              <w:rPr>
+                <w:lang w:val="en-US"/>
+              </w:rPr>
+              <w:t>0</w:t>
+            </w:r>
+          </w:p>
+        </w:tc>
+        <w:tc>
+          <w:tcPr>
+            <w:tcW w:w="445" w:type="dxa"/>
+            <w:shd w:val="clear" w:color="auto" w:fill="FF99FF"/>
+          </w:tcPr>
+          <w:p>
+            <w:pPr>
+              <w:rPr>
+                <w:lang w:val="en-US"/>
+              </w:rPr>
+            </w:pPr>
+            <w:r>
+              <w:rPr>
+                <w:lang w:val="en-US"/>
+              </w:rPr>
+              <w:t>1</w:t>
+            </w:r>
+          </w:p>
+        </w:tc>
+        <w:tc>
+          <w:tcPr>
+            <w:tcW w:w="445" w:type="dxa"/>
+          </w:tcPr>
+          <w:p>
+            <w:pPr>
+              <w:rPr>
+                <w:lang w:val="en-US"/>
+              </w:rPr>
+            </w:pPr>
+            <w:r>
+              <w:rPr>
+                <w:lang w:val="en-US"/>
+              </w:rPr>
+              <w:t>0</w:t>
+            </w:r>
+          </w:p>
+        </w:tc>
+        <w:tc>
+          <w:tcPr>
+            <w:tcW w:w="445" w:type="dxa"/>
+          </w:tcPr>
+          <w:p>
+            <w:pPr>
+              <w:rPr>
+                <w:lang w:val="en-US"/>
+              </w:rPr>
+            </w:pPr>
+            <w:r>
+              <w:rPr>
+                <w:lang w:val="en-US"/>
+              </w:rPr>
+              <w:t>0</w:t>
+            </w:r>
+          </w:p>
+        </w:tc>
+        <w:tc>
+          <w:tcPr>
+            <w:tcW w:w="445" w:type="dxa"/>
+          </w:tcPr>
+          <w:p>
+            <w:pPr>
+              <w:rPr>
+                <w:lang w:val="en-US"/>
+              </w:rPr>
+            </w:pPr>
+            <w:r>
+              <w:rPr>
+                <w:lang w:val="en-US"/>
+              </w:rPr>
+              <w:t>0</w:t>
+            </w:r>
+          </w:p>
+        </w:tc>
+        <w:tc>
+          <w:tcPr>
+            <w:tcW w:w="445" w:type="dxa"/>
+          </w:tcPr>
+          <w:p>
+            <w:pPr>
+              <w:rPr>
+                <w:lang w:val="en-US"/>
+              </w:rPr>
+            </w:pPr>
+            <w:r>
+              <w:rPr>
+                <w:lang w:val="en-US"/>
+              </w:rPr>
+              <w:t>0</w:t>
+            </w:r>
+          </w:p>
+        </w:tc>
+        <w:tc>
+          <w:tcPr>
+            <w:tcW w:w="445" w:type="dxa"/>
+          </w:tcPr>
+          <w:p>
+            <w:pPr>
+              <w:rPr>
+                <w:lang w:val="en-US"/>
+              </w:rPr>
+            </w:pPr>
+            <w:r>
+              <w:rPr>
+                <w:lang w:val="en-US"/>
+              </w:rPr>
+              <w:t>0</w:t>
+            </w:r>
+          </w:p>
+        </w:tc>
+        <w:tc>
+          <w:tcPr>
+            <w:tcW w:w="445" w:type="dxa"/>
+          </w:tcPr>
+          <w:p>
+            <w:pPr>
+              <w:rPr>
+                <w:lang w:val="en-US"/>
+              </w:rPr>
+            </w:pPr>
+            <w:r>
+              <w:rPr>
+                <w:lang w:val="en-US"/>
+              </w:rPr>
+              <w:t>0</w:t>
+            </w:r>
+          </w:p>
+        </w:tc>
+        <w:tc>
+          <w:tcPr>
+            <w:tcW w:w="445" w:type="dxa"/>
+          </w:tcPr>
+          <w:p>
+            <w:pPr>
+              <w:rPr>
+                <w:lang w:val="en-US"/>
+              </w:rPr>
+            </w:pPr>
+            <w:r>
+              <w:rPr>
+                <w:lang w:val="en-US"/>
+              </w:rPr>
+              <w:t>0</w:t>
+            </w:r>
+          </w:p>
+        </w:tc>
+        <w:tc>
+          <w:tcPr>
+            <w:tcW w:w="517" w:type="dxa"/>
+          </w:tcPr>
+          <w:p>
+            <w:pPr>
+              <w:rPr>
+                <w:lang w:val="en-US"/>
+              </w:rPr>
+            </w:pPr>
+            <w:r>
+              <w:rPr>
+                <w:lang w:val="en-US"/>
+              </w:rPr>
+              <w:t>0</w:t>
+            </w:r>
+          </w:p>
+        </w:tc>
+        <w:tc>
+          <w:tcPr>
+            <w:tcW w:w="517" w:type="dxa"/>
+          </w:tcPr>
+          <w:p>
+            <w:pPr>
+              <w:rPr>
+                <w:lang w:val="en-US"/>
+              </w:rPr>
+            </w:pPr>
+            <w:r>
+              <w:rPr>
+                <w:lang w:val="en-US"/>
+              </w:rPr>
+              <w:t>0</w:t>
+            </w:r>
+          </w:p>
+        </w:tc>
+        <w:tc>
+          <w:tcPr>
+            <w:tcW w:w="517" w:type="dxa"/>
+          </w:tcPr>
+          <w:p>
+            <w:pPr>
+              <w:rPr>
+                <w:lang w:val="en-US"/>
+              </w:rPr>
+            </w:pPr>
+            <w:r>
+              <w:rPr>
+                <w:lang w:val="en-US"/>
+              </w:rPr>
+              <w:t>0</w:t>
+            </w:r>
+          </w:p>
+        </w:tc>
+        <w:tc>
+          <w:tcPr>
+            <w:tcW w:w="517" w:type="dxa"/>
+          </w:tcPr>
+          <w:p>
+            <w:pPr>
+              <w:rPr>
+                <w:lang w:val="en-US"/>
+              </w:rPr>
+            </w:pPr>
+            <w:r>
+              <w:rPr>
+                <w:lang w:val="en-US"/>
+              </w:rPr>
+              <w:t>0</w:t>
+            </w:r>
+          </w:p>
+        </w:tc>
+        <w:tc>
+          <w:tcPr>
+            <w:tcW w:w="517" w:type="dxa"/>
+          </w:tcPr>
+          <w:p>
+            <w:pPr>
+              <w:rPr>
+                <w:lang w:val="en-US"/>
+              </w:rPr>
+            </w:pPr>
+            <w:r>
+              <w:rPr>
+                <w:lang w:val="en-US"/>
+              </w:rPr>
+              <w:t>0</w:t>
+            </w:r>
+          </w:p>
+        </w:tc>
+        <w:tc>
+          <w:tcPr>
+            <w:tcW w:w="517" w:type="dxa"/>
+          </w:tcPr>
+          <w:p>
+            <w:pPr>
+              <w:rPr>
+                <w:lang w:val="en-US"/>
+              </w:rPr>
+            </w:pPr>
+            <w:r>
+              <w:rPr>
+                <w:lang w:val="en-US"/>
+              </w:rPr>
+              <w:t>0</w:t>
+            </w:r>
+          </w:p>
+        </w:tc>
+      </w:tr>
+      <w:tr>
+        <w:tc>
+          <w:tcPr>
+            <w:tcW w:w="449" w:type="dxa"/>
+            <w:shd w:val="clear" w:color="auto" w:fill="CCCCFF"/>
+          </w:tcPr>
+          <w:p>
+            <w:pPr>
+              <w:rPr>
+                <w:lang w:val="en-US"/>
+              </w:rPr>
+            </w:pPr>
+            <w:r>
+              <w:rPr>
+                <w:lang w:val="en-US"/>
+              </w:rPr>
+              <w:t>0</w:t>
+            </w:r>
+          </w:p>
+        </w:tc>
+        <w:tc>
+          <w:tcPr>
+            <w:tcW w:w="448" w:type="dxa"/>
+            <w:shd w:val="clear" w:color="auto" w:fill="CCCCFF"/>
+          </w:tcPr>
+          <w:p>
+            <w:pPr>
+              <w:rPr>
+                <w:lang w:val="en-US"/>
+              </w:rPr>
+            </w:pPr>
+            <w:r>
+              <w:rPr>
+                <w:lang w:val="en-US"/>
+              </w:rPr>
+              <w:t>0</w:t>
+            </w:r>
+          </w:p>
+        </w:tc>
+        <w:tc>
+          <w:tcPr>
+            <w:tcW w:w="448" w:type="dxa"/>
+            <w:shd w:val="clear" w:color="auto" w:fill="CCCCFF"/>
+          </w:tcPr>
+          <w:p>
+            <w:pPr>
+              <w:rPr>
+                <w:lang w:val="en-US"/>
+              </w:rPr>
+            </w:pPr>
+            <w:r>
+              <w:rPr>
+                <w:lang w:val="en-US"/>
+              </w:rPr>
+              <w:t>1</w:t>
+            </w:r>
+          </w:p>
+        </w:tc>
+        <w:tc>
+          <w:tcPr>
+            <w:tcW w:w="448" w:type="dxa"/>
+            <w:shd w:val="clear" w:color="auto" w:fill="CCCCFF"/>
+          </w:tcPr>
+          <w:p>
+            <w:pPr>
+              <w:rPr>
+                <w:lang w:val="en-US"/>
+              </w:rPr>
+            </w:pPr>
+            <w:r>
+              <w:rPr>
+                <w:lang w:val="en-US"/>
+              </w:rPr>
+              <w:t>1</w:t>
+            </w:r>
+          </w:p>
+        </w:tc>
+        <w:tc>
+          <w:tcPr>
+            <w:tcW w:w="445" w:type="dxa"/>
+          </w:tcPr>
+          <w:p>
+            <w:pPr>
+              <w:rPr>
+                <w:lang w:val="en-US"/>
+              </w:rPr>
+            </w:pPr>
+            <w:r>
+              <w:rPr>
+                <w:lang w:val="en-US"/>
+              </w:rPr>
+              <w:t>0</w:t>
+            </w:r>
+          </w:p>
+        </w:tc>
+        <w:tc>
+          <w:tcPr>
+            <w:tcW w:w="445" w:type="dxa"/>
+          </w:tcPr>
+          <w:p>
+            <w:pPr>
+              <w:rPr>
+                <w:lang w:val="en-US"/>
+              </w:rPr>
+            </w:pPr>
+            <w:r>
+              <w:rPr>
+                <w:lang w:val="en-US"/>
+              </w:rPr>
+              <w:t>0</w:t>
+            </w:r>
+          </w:p>
+        </w:tc>
+        <w:tc>
+          <w:tcPr>
+            <w:tcW w:w="445" w:type="dxa"/>
+          </w:tcPr>
+          <w:p>
+            <w:pPr>
+              <w:rPr>
+                <w:lang w:val="en-US"/>
+              </w:rPr>
+            </w:pPr>
+            <w:r>
+              <w:rPr>
+                <w:lang w:val="en-US"/>
+              </w:rPr>
+              <w:t>0</w:t>
+            </w:r>
+          </w:p>
+        </w:tc>
+        <w:tc>
+          <w:tcPr>
+            <w:tcW w:w="445" w:type="dxa"/>
+            <w:shd w:val="clear" w:color="auto" w:fill="FF99FF"/>
+          </w:tcPr>
+          <w:p>
+            <w:pPr>
+              <w:rPr>
+                <w:lang w:val="en-US"/>
+              </w:rPr>
+            </w:pPr>
+            <w:r>
+              <w:rPr>
+                <w:lang w:val="en-US"/>
+              </w:rPr>
+              <w:t>1</w:t>
+            </w:r>
+          </w:p>
+        </w:tc>
+        <w:tc>
+          <w:tcPr>
+            <w:tcW w:w="445" w:type="dxa"/>
+          </w:tcPr>
+          <w:p>
+            <w:pPr>
+              <w:rPr>
+                <w:lang w:val="en-US"/>
+              </w:rPr>
+            </w:pPr>
+            <w:r>
+              <w:rPr>
+                <w:lang w:val="en-US"/>
+              </w:rPr>
+              <w:t>0</w:t>
+            </w:r>
+          </w:p>
+        </w:tc>
+        <w:tc>
+          <w:tcPr>
+            <w:tcW w:w="445" w:type="dxa"/>
+          </w:tcPr>
+          <w:p>
+            <w:pPr>
+              <w:rPr>
+                <w:lang w:val="en-US"/>
+              </w:rPr>
+            </w:pPr>
+            <w:r>
+              <w:rPr>
+                <w:lang w:val="en-US"/>
+              </w:rPr>
+              <w:t>0</w:t>
+            </w:r>
+          </w:p>
+        </w:tc>
+        <w:tc>
+          <w:tcPr>
+            <w:tcW w:w="445" w:type="dxa"/>
+          </w:tcPr>
+          <w:p>
+            <w:pPr>
+              <w:rPr>
+                <w:lang w:val="en-US"/>
+              </w:rPr>
+            </w:pPr>
+            <w:r>
+              <w:rPr>
+                <w:lang w:val="en-US"/>
+              </w:rPr>
+              <w:t>0</w:t>
+            </w:r>
+          </w:p>
+        </w:tc>
+        <w:tc>
+          <w:tcPr>
+            <w:tcW w:w="445" w:type="dxa"/>
+          </w:tcPr>
+          <w:p>
+            <w:pPr>
+              <w:rPr>
+                <w:lang w:val="en-US"/>
+              </w:rPr>
+            </w:pPr>
+            <w:r>
+              <w:rPr>
+                <w:lang w:val="en-US"/>
+              </w:rPr>
+              <w:t>0</w:t>
+            </w:r>
+          </w:p>
+        </w:tc>
+        <w:tc>
+          <w:tcPr>
+            <w:tcW w:w="445" w:type="dxa"/>
+          </w:tcPr>
+          <w:p>
+            <w:pPr>
+              <w:rPr>
+                <w:lang w:val="en-US"/>
+              </w:rPr>
+            </w:pPr>
+            <w:r>
+              <w:rPr>
+                <w:lang w:val="en-US"/>
+              </w:rPr>
+              <w:t>0</w:t>
+            </w:r>
+          </w:p>
+        </w:tc>
+        <w:tc>
+          <w:tcPr>
+            <w:tcW w:w="445" w:type="dxa"/>
+          </w:tcPr>
+          <w:p>
+            <w:pPr>
+              <w:rPr>
+                <w:lang w:val="en-US"/>
+              </w:rPr>
+            </w:pPr>
+            <w:r>
+              <w:rPr>
+                <w:lang w:val="en-US"/>
+              </w:rPr>
+              <w:t>0</w:t>
+            </w:r>
+          </w:p>
+        </w:tc>
+        <w:tc>
+          <w:tcPr>
+            <w:tcW w:w="517" w:type="dxa"/>
+          </w:tcPr>
+          <w:p>
+            <w:pPr>
+              <w:rPr>
+                <w:lang w:val="en-US"/>
+              </w:rPr>
+            </w:pPr>
+            <w:r>
+              <w:rPr>
+                <w:lang w:val="en-US"/>
+              </w:rPr>
+              <w:t>0</w:t>
+            </w:r>
+          </w:p>
+        </w:tc>
+        <w:tc>
+          <w:tcPr>
+            <w:tcW w:w="517" w:type="dxa"/>
+          </w:tcPr>
+          <w:p>
+            <w:pPr>
+              <w:rPr>
+                <w:lang w:val="en-US"/>
+              </w:rPr>
+            </w:pPr>
+            <w:r>
+              <w:rPr>
+                <w:lang w:val="en-US"/>
+              </w:rPr>
+              <w:t>0</w:t>
+            </w:r>
+          </w:p>
+        </w:tc>
+        <w:tc>
+          <w:tcPr>
+            <w:tcW w:w="517" w:type="dxa"/>
+          </w:tcPr>
+          <w:p>
+            <w:pPr>
+              <w:rPr>
+                <w:lang w:val="en-US"/>
+              </w:rPr>
+            </w:pPr>
+            <w:r>
+              <w:rPr>
+                <w:lang w:val="en-US"/>
+              </w:rPr>
+              <w:t>0</w:t>
+            </w:r>
+          </w:p>
+        </w:tc>
+        <w:tc>
+          <w:tcPr>
+            <w:tcW w:w="517" w:type="dxa"/>
+          </w:tcPr>
+          <w:p>
+            <w:pPr>
+              <w:rPr>
+                <w:lang w:val="en-US"/>
+              </w:rPr>
+            </w:pPr>
+            <w:r>
+              <w:rPr>
+                <w:lang w:val="en-US"/>
+              </w:rPr>
+              <w:t>0</w:t>
+            </w:r>
+          </w:p>
+        </w:tc>
+        <w:tc>
+          <w:tcPr>
+            <w:tcW w:w="517" w:type="dxa"/>
+          </w:tcPr>
+          <w:p>
+            <w:pPr>
+              <w:rPr>
+                <w:lang w:val="en-US"/>
+              </w:rPr>
+            </w:pPr>
+            <w:r>
+              <w:rPr>
+                <w:lang w:val="en-US"/>
+              </w:rPr>
+              <w:t>0</w:t>
+            </w:r>
+          </w:p>
+        </w:tc>
+        <w:tc>
+          <w:tcPr>
+            <w:tcW w:w="517" w:type="dxa"/>
+          </w:tcPr>
+          <w:p>
+            <w:pPr>
+              <w:rPr>
+                <w:lang w:val="en-US"/>
+              </w:rPr>
+            </w:pPr>
+            <w:r>
+              <w:rPr>
+                <w:lang w:val="en-US"/>
+              </w:rPr>
+              <w:t>0</w:t>
+            </w:r>
+          </w:p>
+        </w:tc>
+      </w:tr>
+      <w:tr>
+        <w:tc>
+          <w:tcPr>
+            <w:tcW w:w="449" w:type="dxa"/>
+            <w:shd w:val="clear" w:color="auto" w:fill="CCCCFF"/>
+          </w:tcPr>
+          <w:p>
+            <w:pPr>
+              <w:rPr>
+                <w:lang w:val="en-US"/>
+              </w:rPr>
+            </w:pPr>
+            <w:r>
+              <w:rPr>
+                <w:lang w:val="en-US"/>
+              </w:rPr>
+              <w:t>0</w:t>
+            </w:r>
+          </w:p>
+        </w:tc>
+        <w:tc>
+          <w:tcPr>
+            <w:tcW w:w="448" w:type="dxa"/>
+            <w:shd w:val="clear" w:color="auto" w:fill="CCCCFF"/>
+          </w:tcPr>
+          <w:p>
+            <w:pPr>
+              <w:rPr>
+                <w:lang w:val="en-US"/>
+              </w:rPr>
+            </w:pPr>
+            <w:r>
+              <w:rPr>
+                <w:lang w:val="en-US"/>
+              </w:rPr>
+              <w:t>1</w:t>
+            </w:r>
+          </w:p>
+        </w:tc>
+        <w:tc>
+          <w:tcPr>
+            <w:tcW w:w="448" w:type="dxa"/>
+            <w:shd w:val="clear" w:color="auto" w:fill="CCCCFF"/>
+          </w:tcPr>
+          <w:p>
+            <w:pPr>
+              <w:rPr>
+                <w:lang w:val="en-US"/>
+              </w:rPr>
+            </w:pPr>
+            <w:r>
+              <w:rPr>
+                <w:lang w:val="en-US"/>
+              </w:rPr>
+              <w:t>0</w:t>
+            </w:r>
+          </w:p>
+        </w:tc>
+        <w:tc>
+          <w:tcPr>
+            <w:tcW w:w="448" w:type="dxa"/>
+            <w:shd w:val="clear" w:color="auto" w:fill="CCCCFF"/>
+          </w:tcPr>
+          <w:p>
+            <w:pPr>
+              <w:rPr>
+                <w:lang w:val="en-US"/>
+              </w:rPr>
+            </w:pPr>
+            <w:r>
+              <w:rPr>
+                <w:lang w:val="en-US"/>
+              </w:rPr>
+              <w:t>0</w:t>
+            </w:r>
+          </w:p>
+        </w:tc>
+        <w:tc>
+          <w:tcPr>
+            <w:tcW w:w="445" w:type="dxa"/>
+          </w:tcPr>
+          <w:p>
+            <w:pPr>
+              <w:rPr>
+                <w:lang w:val="en-US"/>
+              </w:rPr>
+            </w:pPr>
+            <w:r>
+              <w:rPr>
+                <w:lang w:val="en-US"/>
+              </w:rPr>
+              <w:t>0</w:t>
+            </w:r>
+          </w:p>
+        </w:tc>
+        <w:tc>
+          <w:tcPr>
+            <w:tcW w:w="445" w:type="dxa"/>
+          </w:tcPr>
+          <w:p>
+            <w:pPr>
+              <w:rPr>
+                <w:lang w:val="en-US"/>
+              </w:rPr>
+            </w:pPr>
+            <w:r>
+              <w:rPr>
+                <w:lang w:val="en-US"/>
+              </w:rPr>
+              <w:t>0</w:t>
+            </w:r>
+          </w:p>
+        </w:tc>
+        <w:tc>
+          <w:tcPr>
+            <w:tcW w:w="445" w:type="dxa"/>
+          </w:tcPr>
+          <w:p>
+            <w:pPr>
+              <w:rPr>
+                <w:lang w:val="en-US"/>
+              </w:rPr>
+            </w:pPr>
+            <w:r>
+              <w:rPr>
+                <w:lang w:val="en-US"/>
+              </w:rPr>
+              <w:t>0</w:t>
+            </w:r>
+          </w:p>
+        </w:tc>
+        <w:tc>
+          <w:tcPr>
+            <w:tcW w:w="445" w:type="dxa"/>
+          </w:tcPr>
+          <w:p>
+            <w:pPr>
+              <w:rPr>
+                <w:lang w:val="en-US"/>
+              </w:rPr>
+            </w:pPr>
+            <w:r>
+              <w:rPr>
+                <w:lang w:val="en-US"/>
+              </w:rPr>
+              <w:t>0</w:t>
+            </w:r>
+          </w:p>
+        </w:tc>
+        <w:tc>
+          <w:tcPr>
+            <w:tcW w:w="445" w:type="dxa"/>
+            <w:shd w:val="clear" w:color="auto" w:fill="FF99FF"/>
+          </w:tcPr>
+          <w:p>
+            <w:pPr>
+              <w:rPr>
+                <w:lang w:val="en-US"/>
+              </w:rPr>
+            </w:pPr>
+            <w:r>
+              <w:rPr>
+                <w:lang w:val="en-US"/>
+              </w:rPr>
+              <w:t>1</w:t>
+            </w:r>
+          </w:p>
+        </w:tc>
+        <w:tc>
+          <w:tcPr>
+            <w:tcW w:w="445" w:type="dxa"/>
+          </w:tcPr>
+          <w:p>
+            <w:pPr>
+              <w:rPr>
+                <w:lang w:val="en-US"/>
+              </w:rPr>
+            </w:pPr>
+            <w:r>
+              <w:rPr>
+                <w:lang w:val="en-US"/>
+              </w:rPr>
+              <w:t>0</w:t>
+            </w:r>
+          </w:p>
+        </w:tc>
+        <w:tc>
+          <w:tcPr>
+            <w:tcW w:w="445" w:type="dxa"/>
+          </w:tcPr>
+          <w:p>
+            <w:pPr>
+              <w:rPr>
+                <w:lang w:val="en-US"/>
+              </w:rPr>
+            </w:pPr>
+            <w:r>
+              <w:rPr>
+                <w:lang w:val="en-US"/>
+              </w:rPr>
+              <w:t>0</w:t>
+            </w:r>
+          </w:p>
+        </w:tc>
+        <w:tc>
+          <w:tcPr>
+            <w:tcW w:w="445" w:type="dxa"/>
+          </w:tcPr>
+          <w:p>
+            <w:pPr>
+              <w:rPr>
+                <w:lang w:val="en-US"/>
+              </w:rPr>
+            </w:pPr>
+            <w:r>
+              <w:rPr>
+                <w:lang w:val="en-US"/>
+              </w:rPr>
+              <w:t>0</w:t>
+            </w:r>
+          </w:p>
+        </w:tc>
+        <w:tc>
+          <w:tcPr>
+            <w:tcW w:w="445" w:type="dxa"/>
+          </w:tcPr>
+          <w:p>
+            <w:pPr>
+              <w:rPr>
+                <w:lang w:val="en-US"/>
+              </w:rPr>
+            </w:pPr>
+            <w:r>
+              <w:rPr>
+                <w:lang w:val="en-US"/>
+              </w:rPr>
+              <w:t>0</w:t>
+            </w:r>
+          </w:p>
+        </w:tc>
+        <w:tc>
+          <w:tcPr>
+            <w:tcW w:w="445" w:type="dxa"/>
+          </w:tcPr>
+          <w:p>
+            <w:pPr>
+              <w:rPr>
+                <w:lang w:val="en-US"/>
+              </w:rPr>
+            </w:pPr>
+            <w:r>
+              <w:rPr>
+                <w:lang w:val="en-US"/>
+              </w:rPr>
+              <w:t>0</w:t>
+            </w:r>
+          </w:p>
+        </w:tc>
+        <w:tc>
+          <w:tcPr>
+            <w:tcW w:w="517" w:type="dxa"/>
+          </w:tcPr>
+          <w:p>
+            <w:pPr>
+              <w:rPr>
+                <w:lang w:val="en-US"/>
+              </w:rPr>
+            </w:pPr>
+            <w:r>
+              <w:rPr>
+                <w:lang w:val="en-US"/>
+              </w:rPr>
+              <w:t>0</w:t>
+            </w:r>
+          </w:p>
+        </w:tc>
+        <w:tc>
+          <w:tcPr>
+            <w:tcW w:w="517" w:type="dxa"/>
+          </w:tcPr>
+          <w:p>
+            <w:pPr>
+              <w:rPr>
+                <w:lang w:val="en-US"/>
+              </w:rPr>
+            </w:pPr>
+            <w:r>
+              <w:rPr>
+                <w:lang w:val="en-US"/>
+              </w:rPr>
+              <w:t>0</w:t>
+            </w:r>
+          </w:p>
+        </w:tc>
+        <w:tc>
+          <w:tcPr>
+            <w:tcW w:w="517" w:type="dxa"/>
+          </w:tcPr>
+          <w:p>
+            <w:pPr>
+              <w:rPr>
+                <w:lang w:val="en-US"/>
+              </w:rPr>
+            </w:pPr>
+            <w:r>
+              <w:rPr>
+                <w:lang w:val="en-US"/>
+              </w:rPr>
+              <w:t>0</w:t>
+            </w:r>
+          </w:p>
+        </w:tc>
+        <w:tc>
+          <w:tcPr>
+            <w:tcW w:w="517" w:type="dxa"/>
+          </w:tcPr>
+          <w:p>
+            <w:pPr>
+              <w:rPr>
+                <w:lang w:val="en-US"/>
+              </w:rPr>
+            </w:pPr>
+            <w:r>
+              <w:rPr>
+                <w:lang w:val="en-US"/>
+              </w:rPr>
+              <w:t>0</w:t>
+            </w:r>
+          </w:p>
+        </w:tc>
+        <w:tc>
+          <w:tcPr>
+            <w:tcW w:w="517" w:type="dxa"/>
+          </w:tcPr>
+          <w:p>
+            <w:pPr>
+              <w:rPr>
+                <w:lang w:val="en-US"/>
+              </w:rPr>
+            </w:pPr>
+            <w:r>
+              <w:rPr>
+                <w:lang w:val="en-US"/>
+              </w:rPr>
+              <w:t>0</w:t>
+            </w:r>
+          </w:p>
+        </w:tc>
+        <w:tc>
+          <w:tcPr>
+            <w:tcW w:w="517" w:type="dxa"/>
+          </w:tcPr>
+          <w:p>
+            <w:pPr>
+              <w:rPr>
+                <w:lang w:val="en-US"/>
+              </w:rPr>
+            </w:pPr>
+            <w:r>
+              <w:rPr>
+                <w:lang w:val="en-US"/>
+              </w:rPr>
+              <w:t>0</w:t>
+            </w:r>
+          </w:p>
+        </w:tc>
+      </w:tr>
+      <w:tr>
+        <w:tc>
+          <w:tcPr>
+            <w:tcW w:w="449" w:type="dxa"/>
+            <w:shd w:val="clear" w:color="auto" w:fill="CCCCFF"/>
+          </w:tcPr>
+          <w:p>
+            <w:pPr>
+              <w:rPr>
+                <w:lang w:val="en-US"/>
+              </w:rPr>
+            </w:pPr>
+            <w:r>
+              <w:rPr>
+                <w:lang w:val="en-US"/>
+              </w:rPr>
+              <w:t>0</w:t>
+            </w:r>
+          </w:p>
+        </w:tc>
+        <w:tc>
+          <w:tcPr>
+            <w:tcW w:w="448" w:type="dxa"/>
+            <w:shd w:val="clear" w:color="auto" w:fill="CCCCFF"/>
+          </w:tcPr>
+          <w:p>
+            <w:pPr>
+              <w:rPr>
+                <w:lang w:val="en-US"/>
+              </w:rPr>
+            </w:pPr>
+            <w:r>
+              <w:rPr>
+                <w:lang w:val="en-US"/>
+              </w:rPr>
+              <w:t>1</w:t>
+            </w:r>
+          </w:p>
+        </w:tc>
+        <w:tc>
+          <w:tcPr>
+            <w:tcW w:w="448" w:type="dxa"/>
+            <w:shd w:val="clear" w:color="auto" w:fill="CCCCFF"/>
+          </w:tcPr>
+          <w:p>
+            <w:pPr>
+              <w:rPr>
+                <w:lang w:val="en-US"/>
+              </w:rPr>
+            </w:pPr>
+            <w:r>
+              <w:rPr>
+                <w:lang w:val="en-US"/>
+              </w:rPr>
+              <w:t>0</w:t>
+            </w:r>
+          </w:p>
+        </w:tc>
+        <w:tc>
+          <w:tcPr>
+            <w:tcW w:w="448" w:type="dxa"/>
+            <w:shd w:val="clear" w:color="auto" w:fill="CCCCFF"/>
+          </w:tcPr>
+          <w:p>
+            <w:pPr>
+              <w:rPr>
+                <w:lang w:val="en-US"/>
+              </w:rPr>
+            </w:pPr>
+            <w:r>
+              <w:rPr>
+                <w:lang w:val="en-US"/>
+              </w:rPr>
+              <w:t>1</w:t>
+            </w:r>
+          </w:p>
+        </w:tc>
+        <w:tc>
+          <w:tcPr>
+            <w:tcW w:w="445" w:type="dxa"/>
+          </w:tcPr>
+          <w:p>
+            <w:pPr>
+              <w:rPr>
+                <w:lang w:val="en-US"/>
+              </w:rPr>
+            </w:pPr>
+            <w:r>
+              <w:rPr>
+                <w:lang w:val="en-US"/>
+              </w:rPr>
+              <w:t>0</w:t>
+            </w:r>
+          </w:p>
+        </w:tc>
+        <w:tc>
+          <w:tcPr>
+            <w:tcW w:w="445" w:type="dxa"/>
+          </w:tcPr>
+          <w:p>
+            <w:pPr>
+              <w:rPr>
+                <w:lang w:val="en-US"/>
+              </w:rPr>
+            </w:pPr>
+            <w:r>
+              <w:rPr>
+                <w:lang w:val="en-US"/>
+              </w:rPr>
+              <w:t>0</w:t>
+            </w:r>
+          </w:p>
+        </w:tc>
+        <w:tc>
+          <w:tcPr>
+            <w:tcW w:w="445" w:type="dxa"/>
+          </w:tcPr>
+          <w:p>
+            <w:pPr>
+              <w:rPr>
+                <w:lang w:val="en-US"/>
+              </w:rPr>
+            </w:pPr>
+            <w:r>
+              <w:rPr>
+                <w:lang w:val="en-US"/>
+              </w:rPr>
+              <w:t>0</w:t>
+            </w:r>
+          </w:p>
+        </w:tc>
+        <w:tc>
+          <w:tcPr>
+            <w:tcW w:w="445" w:type="dxa"/>
+          </w:tcPr>
+          <w:p>
+            <w:pPr>
+              <w:rPr>
+                <w:lang w:val="en-US"/>
+              </w:rPr>
+            </w:pPr>
+            <w:r>
+              <w:rPr>
+                <w:lang w:val="en-US"/>
+              </w:rPr>
+              <w:t>0</w:t>
+            </w:r>
+          </w:p>
+        </w:tc>
+        <w:tc>
+          <w:tcPr>
+            <w:tcW w:w="445" w:type="dxa"/>
+          </w:tcPr>
+          <w:p>
+            <w:pPr>
+              <w:rPr>
+                <w:lang w:val="en-US"/>
+              </w:rPr>
+            </w:pPr>
+            <w:r>
+              <w:rPr>
+                <w:lang w:val="en-US"/>
+              </w:rPr>
+              <w:t>0</w:t>
+            </w:r>
+          </w:p>
+        </w:tc>
+        <w:tc>
+          <w:tcPr>
+            <w:tcW w:w="445" w:type="dxa"/>
+            <w:shd w:val="clear" w:color="auto" w:fill="FF99FF"/>
+          </w:tcPr>
+          <w:p>
+            <w:pPr>
+              <w:rPr>
+                <w:lang w:val="en-US"/>
+              </w:rPr>
+            </w:pPr>
+            <w:r>
+              <w:rPr>
+                <w:lang w:val="en-US"/>
+              </w:rPr>
+              <w:t>1</w:t>
+            </w:r>
+          </w:p>
+        </w:tc>
+        <w:tc>
+          <w:tcPr>
+            <w:tcW w:w="445" w:type="dxa"/>
+          </w:tcPr>
+          <w:p>
+            <w:pPr>
+              <w:rPr>
+                <w:lang w:val="en-US"/>
+              </w:rPr>
+            </w:pPr>
+            <w:r>
+              <w:rPr>
+                <w:lang w:val="en-US"/>
+              </w:rPr>
+              <w:t>0</w:t>
+            </w:r>
+          </w:p>
+        </w:tc>
+        <w:tc>
+          <w:tcPr>
+            <w:tcW w:w="445" w:type="dxa"/>
+          </w:tcPr>
+          <w:p>
+            <w:pPr>
+              <w:rPr>
+                <w:lang w:val="en-US"/>
+              </w:rPr>
+            </w:pPr>
+            <w:r>
+              <w:rPr>
+                <w:lang w:val="en-US"/>
+              </w:rPr>
+              <w:t>0</w:t>
+            </w:r>
+          </w:p>
+        </w:tc>
+        <w:tc>
+          <w:tcPr>
+            <w:tcW w:w="445" w:type="dxa"/>
+          </w:tcPr>
+          <w:p>
+            <w:pPr>
+              <w:rPr>
+                <w:lang w:val="en-US"/>
+              </w:rPr>
+            </w:pPr>
+            <w:r>
+              <w:rPr>
+                <w:lang w:val="en-US"/>
+              </w:rPr>
+              <w:t>0</w:t>
+            </w:r>
+          </w:p>
+        </w:tc>
+        <w:tc>
+          <w:tcPr>
+            <w:tcW w:w="445" w:type="dxa"/>
+          </w:tcPr>
+          <w:p>
+            <w:pPr>
+              <w:rPr>
+                <w:lang w:val="en-US"/>
+              </w:rPr>
+            </w:pPr>
+            <w:r>
+              <w:rPr>
+                <w:lang w:val="en-US"/>
+              </w:rPr>
+              <w:t>0</w:t>
+            </w:r>
+          </w:p>
+        </w:tc>
+        <w:tc>
+          <w:tcPr>
+            <w:tcW w:w="517" w:type="dxa"/>
+          </w:tcPr>
+          <w:p>
+            <w:pPr>
+              <w:rPr>
+                <w:lang w:val="en-US"/>
+              </w:rPr>
+            </w:pPr>
+            <w:r>
+              <w:rPr>
+                <w:lang w:val="en-US"/>
+              </w:rPr>
+              <w:t>0</w:t>
+            </w:r>
+          </w:p>
+        </w:tc>
+        <w:tc>
+          <w:tcPr>
+            <w:tcW w:w="517" w:type="dxa"/>
+          </w:tcPr>
+          <w:p>
+            <w:pPr>
+              <w:rPr>
+                <w:lang w:val="en-US"/>
+              </w:rPr>
+            </w:pPr>
+            <w:r>
+              <w:rPr>
+                <w:lang w:val="en-US"/>
+              </w:rPr>
+              <w:t>0</w:t>
+            </w:r>
+          </w:p>
+        </w:tc>
+        <w:tc>
+          <w:tcPr>
+            <w:tcW w:w="517" w:type="dxa"/>
+          </w:tcPr>
+          <w:p>
+            <w:pPr>
+              <w:rPr>
+                <w:lang w:val="en-US"/>
+              </w:rPr>
+            </w:pPr>
+            <w:r>
+              <w:rPr>
+                <w:lang w:val="en-US"/>
+              </w:rPr>
+              <w:t>0</w:t>
+            </w:r>
+          </w:p>
+        </w:tc>
+        <w:tc>
+          <w:tcPr>
+            <w:tcW w:w="517" w:type="dxa"/>
+          </w:tcPr>
+          <w:p>
+            <w:pPr>
+              <w:rPr>
+                <w:lang w:val="en-US"/>
+              </w:rPr>
+            </w:pPr>
+            <w:r>
+              <w:rPr>
+                <w:lang w:val="en-US"/>
+              </w:rPr>
+              <w:t>0</w:t>
+            </w:r>
+          </w:p>
+        </w:tc>
+        <w:tc>
+          <w:tcPr>
+            <w:tcW w:w="517" w:type="dxa"/>
+          </w:tcPr>
+          <w:p>
+            <w:pPr>
+              <w:rPr>
+                <w:lang w:val="en-US"/>
+              </w:rPr>
+            </w:pPr>
+            <w:r>
+              <w:rPr>
+                <w:lang w:val="en-US"/>
+              </w:rPr>
+              <w:t>0</w:t>
+            </w:r>
+          </w:p>
+        </w:tc>
+        <w:tc>
+          <w:tcPr>
+            <w:tcW w:w="517" w:type="dxa"/>
+          </w:tcPr>
+          <w:p>
+            <w:pPr>
+              <w:rPr>
+                <w:lang w:val="en-US"/>
+              </w:rPr>
+            </w:pPr>
+            <w:r>
+              <w:rPr>
+                <w:lang w:val="en-US"/>
+              </w:rPr>
+              <w:t>0</w:t>
+            </w:r>
+          </w:p>
+        </w:tc>
+      </w:tr>
+      <w:tr>
+        <w:tc>
+          <w:tcPr>
+            <w:tcW w:w="449" w:type="dxa"/>
+            <w:shd w:val="clear" w:color="auto" w:fill="CCCCFF"/>
+          </w:tcPr>
+          <w:p>
+            <w:pPr>
+              <w:rPr>
+                <w:lang w:val="en-US"/>
+              </w:rPr>
+            </w:pPr>
+            <w:r>
+              <w:rPr>
+                <w:lang w:val="en-US"/>
+              </w:rPr>
+              <w:t>0</w:t>
+            </w:r>
+          </w:p>
+        </w:tc>
+        <w:tc>
+          <w:tcPr>
+            <w:tcW w:w="448" w:type="dxa"/>
+            <w:shd w:val="clear" w:color="auto" w:fill="CCCCFF"/>
+          </w:tcPr>
+          <w:p>
+            <w:pPr>
+              <w:rPr>
+                <w:lang w:val="en-US"/>
+              </w:rPr>
+            </w:pPr>
+            <w:r>
+              <w:rPr>
+                <w:lang w:val="en-US"/>
+              </w:rPr>
+              <w:t>1</w:t>
+            </w:r>
+          </w:p>
+        </w:tc>
+        <w:tc>
+          <w:tcPr>
+            <w:tcW w:w="448" w:type="dxa"/>
+            <w:shd w:val="clear" w:color="auto" w:fill="CCCCFF"/>
+          </w:tcPr>
+          <w:p>
+            <w:pPr>
+              <w:rPr>
+                <w:lang w:val="en-US"/>
+              </w:rPr>
+            </w:pPr>
+            <w:r>
+              <w:rPr>
+                <w:lang w:val="en-US"/>
+              </w:rPr>
+              <w:t>1</w:t>
+            </w:r>
+          </w:p>
+        </w:tc>
+        <w:tc>
+          <w:tcPr>
+            <w:tcW w:w="448" w:type="dxa"/>
+            <w:shd w:val="clear" w:color="auto" w:fill="CCCCFF"/>
+          </w:tcPr>
+          <w:p>
+            <w:pPr>
+              <w:rPr>
+                <w:lang w:val="en-US"/>
+              </w:rPr>
+            </w:pPr>
+            <w:r>
+              <w:rPr>
+                <w:lang w:val="en-US"/>
+              </w:rPr>
+              <w:t>0</w:t>
+            </w:r>
+          </w:p>
+        </w:tc>
+        <w:tc>
+          <w:tcPr>
+            <w:tcW w:w="445" w:type="dxa"/>
+          </w:tcPr>
+          <w:p>
+            <w:pPr>
+              <w:rPr>
+                <w:lang w:val="en-US"/>
+              </w:rPr>
+            </w:pPr>
+            <w:r>
+              <w:rPr>
+                <w:lang w:val="en-US"/>
+              </w:rPr>
+              <w:t>0</w:t>
+            </w:r>
+          </w:p>
+        </w:tc>
+        <w:tc>
+          <w:tcPr>
+            <w:tcW w:w="445" w:type="dxa"/>
+          </w:tcPr>
+          <w:p>
+            <w:pPr>
+              <w:rPr>
+                <w:lang w:val="en-US"/>
+              </w:rPr>
+            </w:pPr>
+            <w:r>
+              <w:rPr>
+                <w:lang w:val="en-US"/>
+              </w:rPr>
+              <w:t>0</w:t>
+            </w:r>
+          </w:p>
+        </w:tc>
+        <w:tc>
+          <w:tcPr>
+            <w:tcW w:w="445" w:type="dxa"/>
+          </w:tcPr>
+          <w:p>
+            <w:pPr>
+              <w:rPr>
+                <w:lang w:val="en-US"/>
+              </w:rPr>
+            </w:pPr>
+            <w:r>
+              <w:rPr>
+                <w:lang w:val="en-US"/>
+              </w:rPr>
+              <w:t>0</w:t>
+            </w:r>
+          </w:p>
+        </w:tc>
+        <w:tc>
+          <w:tcPr>
+            <w:tcW w:w="445" w:type="dxa"/>
+          </w:tcPr>
+          <w:p>
+            <w:pPr>
+              <w:rPr>
+                <w:lang w:val="en-US"/>
+              </w:rPr>
+            </w:pPr>
+            <w:r>
+              <w:rPr>
+                <w:lang w:val="en-US"/>
+              </w:rPr>
+              <w:t>0</w:t>
+            </w:r>
+          </w:p>
+        </w:tc>
+        <w:tc>
+          <w:tcPr>
+            <w:tcW w:w="445" w:type="dxa"/>
+          </w:tcPr>
+          <w:p>
+            <w:pPr>
+              <w:rPr>
+                <w:lang w:val="en-US"/>
+              </w:rPr>
+            </w:pPr>
+            <w:r>
+              <w:rPr>
+                <w:lang w:val="en-US"/>
+              </w:rPr>
+              <w:t>0</w:t>
+            </w:r>
+          </w:p>
+        </w:tc>
+        <w:tc>
+          <w:tcPr>
+            <w:tcW w:w="445" w:type="dxa"/>
+          </w:tcPr>
+          <w:p>
+            <w:pPr>
+              <w:rPr>
+                <w:lang w:val="en-US"/>
+              </w:rPr>
+            </w:pPr>
+            <w:r>
+              <w:rPr>
+                <w:lang w:val="en-US"/>
+              </w:rPr>
+              <w:t>0</w:t>
+            </w:r>
+          </w:p>
+        </w:tc>
+        <w:tc>
+          <w:tcPr>
+            <w:tcW w:w="445" w:type="dxa"/>
+            <w:shd w:val="clear" w:color="auto" w:fill="FF99FF"/>
+          </w:tcPr>
+          <w:p>
+            <w:pPr>
+              <w:rPr>
+                <w:lang w:val="en-US"/>
+              </w:rPr>
+            </w:pPr>
+            <w:r>
+              <w:rPr>
+                <w:lang w:val="en-US"/>
+              </w:rPr>
+              <w:t>1</w:t>
+            </w:r>
+          </w:p>
+        </w:tc>
+        <w:tc>
+          <w:tcPr>
+            <w:tcW w:w="445" w:type="dxa"/>
+          </w:tcPr>
+          <w:p>
+            <w:pPr>
+              <w:rPr>
+                <w:lang w:val="en-US"/>
+              </w:rPr>
+            </w:pPr>
+            <w:r>
+              <w:rPr>
+                <w:lang w:val="en-US"/>
+              </w:rPr>
+              <w:t>0</w:t>
+            </w:r>
+          </w:p>
+        </w:tc>
+        <w:tc>
+          <w:tcPr>
+            <w:tcW w:w="445" w:type="dxa"/>
+          </w:tcPr>
+          <w:p>
+            <w:pPr>
+              <w:rPr>
+                <w:lang w:val="en-US"/>
+              </w:rPr>
+            </w:pPr>
+            <w:r>
+              <w:rPr>
+                <w:lang w:val="en-US"/>
+              </w:rPr>
+              <w:t>0</w:t>
+            </w:r>
+          </w:p>
+        </w:tc>
+        <w:tc>
+          <w:tcPr>
+            <w:tcW w:w="445" w:type="dxa"/>
+          </w:tcPr>
+          <w:p>
+            <w:pPr>
+              <w:rPr>
+                <w:lang w:val="en-US"/>
+              </w:rPr>
+            </w:pPr>
+            <w:r>
+              <w:rPr>
+                <w:lang w:val="en-US"/>
+              </w:rPr>
+              <w:t>0</w:t>
+            </w:r>
+          </w:p>
+        </w:tc>
+        <w:tc>
+          <w:tcPr>
+            <w:tcW w:w="517" w:type="dxa"/>
+          </w:tcPr>
+          <w:p>
+            <w:pPr>
+              <w:rPr>
+                <w:lang w:val="en-US"/>
+              </w:rPr>
+            </w:pPr>
+            <w:r>
+              <w:rPr>
+                <w:lang w:val="en-US"/>
+              </w:rPr>
+              <w:t>0</w:t>
+            </w:r>
+          </w:p>
+        </w:tc>
+        <w:tc>
+          <w:tcPr>
+            <w:tcW w:w="517" w:type="dxa"/>
+          </w:tcPr>
+          <w:p>
+            <w:pPr>
+              <w:rPr>
+                <w:lang w:val="en-US"/>
+              </w:rPr>
+            </w:pPr>
+            <w:r>
+              <w:rPr>
+                <w:lang w:val="en-US"/>
+              </w:rPr>
+              <w:t>0</w:t>
+            </w:r>
+          </w:p>
+        </w:tc>
+        <w:tc>
+          <w:tcPr>
+            <w:tcW w:w="517" w:type="dxa"/>
+          </w:tcPr>
+          <w:p>
+            <w:pPr>
+              <w:rPr>
+                <w:lang w:val="en-US"/>
+              </w:rPr>
+            </w:pPr>
+            <w:r>
+              <w:rPr>
+                <w:lang w:val="en-US"/>
+              </w:rPr>
+              <w:t>0</w:t>
+            </w:r>
+          </w:p>
+        </w:tc>
+        <w:tc>
+          <w:tcPr>
+            <w:tcW w:w="517" w:type="dxa"/>
+          </w:tcPr>
+          <w:p>
+            <w:pPr>
+              <w:rPr>
+                <w:lang w:val="en-US"/>
+              </w:rPr>
+            </w:pPr>
+            <w:r>
+              <w:rPr>
+                <w:lang w:val="en-US"/>
+              </w:rPr>
+              <w:t>0</w:t>
+            </w:r>
+          </w:p>
+        </w:tc>
+        <w:tc>
+          <w:tcPr>
+            <w:tcW w:w="517" w:type="dxa"/>
+          </w:tcPr>
+          <w:p>
+            <w:pPr>
+              <w:rPr>
+                <w:lang w:val="en-US"/>
+              </w:rPr>
+            </w:pPr>
+            <w:r>
+              <w:rPr>
+                <w:lang w:val="en-US"/>
+              </w:rPr>
+              <w:t>0</w:t>
+            </w:r>
+          </w:p>
+        </w:tc>
+        <w:tc>
+          <w:tcPr>
+            <w:tcW w:w="517" w:type="dxa"/>
+          </w:tcPr>
+          <w:p>
+            <w:pPr>
+              <w:rPr>
+                <w:lang w:val="en-US"/>
+              </w:rPr>
+            </w:pPr>
+            <w:r>
+              <w:rPr>
+                <w:lang w:val="en-US"/>
+              </w:rPr>
+              <w:t>0</w:t>
+            </w:r>
+          </w:p>
+        </w:tc>
+      </w:tr>
+      <w:tr>
+        <w:tc>
+          <w:tcPr>
+            <w:tcW w:w="449" w:type="dxa"/>
+            <w:shd w:val="clear" w:color="auto" w:fill="CCCCFF"/>
+          </w:tcPr>
+          <w:p>
+            <w:pPr>
+              <w:rPr>
+                <w:lang w:val="en-US"/>
+              </w:rPr>
+            </w:pPr>
+            <w:r>
+              <w:rPr>
+                <w:lang w:val="en-US"/>
+              </w:rPr>
+              <w:t>0</w:t>
+            </w:r>
+          </w:p>
+        </w:tc>
+        <w:tc>
+          <w:tcPr>
+            <w:tcW w:w="448" w:type="dxa"/>
+            <w:shd w:val="clear" w:color="auto" w:fill="CCCCFF"/>
+          </w:tcPr>
+          <w:p>
+            <w:pPr>
+              <w:rPr>
+                <w:lang w:val="en-US"/>
+              </w:rPr>
+            </w:pPr>
+            <w:r>
+              <w:rPr>
+                <w:lang w:val="en-US"/>
+              </w:rPr>
+              <w:t>1</w:t>
+            </w:r>
+          </w:p>
+        </w:tc>
+        <w:tc>
+          <w:tcPr>
+            <w:tcW w:w="448" w:type="dxa"/>
+            <w:shd w:val="clear" w:color="auto" w:fill="CCCCFF"/>
+          </w:tcPr>
+          <w:p>
+            <w:pPr>
+              <w:rPr>
+                <w:lang w:val="en-US"/>
+              </w:rPr>
+            </w:pPr>
+            <w:r>
+              <w:rPr>
+                <w:lang w:val="en-US"/>
+              </w:rPr>
+              <w:t>1</w:t>
+            </w:r>
+          </w:p>
+        </w:tc>
+        <w:tc>
+          <w:tcPr>
+            <w:tcW w:w="448" w:type="dxa"/>
+            <w:shd w:val="clear" w:color="auto" w:fill="CCCCFF"/>
+          </w:tcPr>
+          <w:p>
+            <w:pPr>
+              <w:rPr>
+                <w:lang w:val="en-US"/>
+              </w:rPr>
+            </w:pPr>
+            <w:r>
+              <w:rPr>
+                <w:lang w:val="en-US"/>
+              </w:rPr>
+              <w:t>1</w:t>
+            </w:r>
+          </w:p>
+        </w:tc>
+        <w:tc>
+          <w:tcPr>
+            <w:tcW w:w="445" w:type="dxa"/>
+          </w:tcPr>
+          <w:p>
+            <w:pPr>
+              <w:rPr>
+                <w:lang w:val="en-US"/>
+              </w:rPr>
+            </w:pPr>
+            <w:r>
+              <w:rPr>
+                <w:lang w:val="en-US"/>
+              </w:rPr>
+              <w:t>0</w:t>
+            </w:r>
+          </w:p>
+        </w:tc>
+        <w:tc>
+          <w:tcPr>
+            <w:tcW w:w="445" w:type="dxa"/>
+          </w:tcPr>
+          <w:p>
+            <w:pPr>
+              <w:rPr>
+                <w:lang w:val="en-US"/>
+              </w:rPr>
+            </w:pPr>
+            <w:r>
+              <w:rPr>
+                <w:lang w:val="en-US"/>
+              </w:rPr>
+              <w:t>0</w:t>
+            </w:r>
+          </w:p>
+        </w:tc>
+        <w:tc>
+          <w:tcPr>
+            <w:tcW w:w="445" w:type="dxa"/>
+          </w:tcPr>
+          <w:p>
+            <w:pPr>
+              <w:rPr>
+                <w:lang w:val="en-US"/>
+              </w:rPr>
+            </w:pPr>
+            <w:r>
+              <w:rPr>
+                <w:lang w:val="en-US"/>
+              </w:rPr>
+              <w:t>0</w:t>
+            </w:r>
+          </w:p>
+        </w:tc>
+        <w:tc>
+          <w:tcPr>
+            <w:tcW w:w="445" w:type="dxa"/>
+          </w:tcPr>
+          <w:p>
+            <w:pPr>
+              <w:rPr>
+                <w:lang w:val="en-US"/>
+              </w:rPr>
+            </w:pPr>
+            <w:r>
+              <w:rPr>
+                <w:lang w:val="en-US"/>
+              </w:rPr>
+              <w:t>0</w:t>
+            </w:r>
+          </w:p>
+        </w:tc>
+        <w:tc>
+          <w:tcPr>
+            <w:tcW w:w="445" w:type="dxa"/>
+          </w:tcPr>
+          <w:p>
+            <w:pPr>
+              <w:rPr>
+                <w:lang w:val="en-US"/>
+              </w:rPr>
+            </w:pPr>
+            <w:r>
+              <w:rPr>
+                <w:lang w:val="en-US"/>
+              </w:rPr>
+              <w:t>0</w:t>
+            </w:r>
+          </w:p>
+        </w:tc>
+        <w:tc>
+          <w:tcPr>
+            <w:tcW w:w="445" w:type="dxa"/>
+          </w:tcPr>
+          <w:p>
+            <w:pPr>
+              <w:rPr>
+                <w:lang w:val="en-US"/>
+              </w:rPr>
+            </w:pPr>
+            <w:r>
+              <w:rPr>
+                <w:lang w:val="en-US"/>
+              </w:rPr>
+              <w:t>0</w:t>
+            </w:r>
+          </w:p>
+        </w:tc>
+        <w:tc>
+          <w:tcPr>
+            <w:tcW w:w="445" w:type="dxa"/>
+          </w:tcPr>
+          <w:p>
+            <w:pPr>
+              <w:rPr>
+                <w:lang w:val="en-US"/>
+              </w:rPr>
+            </w:pPr>
+            <w:r>
+              <w:rPr>
+                <w:lang w:val="en-US"/>
+              </w:rPr>
+              <w:t>0</w:t>
+            </w:r>
+          </w:p>
+        </w:tc>
+        <w:tc>
+          <w:tcPr>
+            <w:tcW w:w="445" w:type="dxa"/>
+            <w:shd w:val="clear" w:color="auto" w:fill="FF99FF"/>
+          </w:tcPr>
+          <w:p>
+            <w:pPr>
+              <w:rPr>
+                <w:lang w:val="en-US"/>
+              </w:rPr>
+            </w:pPr>
+            <w:r>
+              <w:rPr>
+                <w:lang w:val="en-US"/>
+              </w:rPr>
+              <w:t>1</w:t>
+            </w:r>
+          </w:p>
+        </w:tc>
+        <w:tc>
+          <w:tcPr>
+            <w:tcW w:w="445" w:type="dxa"/>
+          </w:tcPr>
+          <w:p>
+            <w:pPr>
+              <w:rPr>
+                <w:lang w:val="en-US"/>
+              </w:rPr>
+            </w:pPr>
+            <w:r>
+              <w:rPr>
+                <w:lang w:val="en-US"/>
+              </w:rPr>
+              <w:t>0</w:t>
+            </w:r>
+          </w:p>
+        </w:tc>
+        <w:tc>
+          <w:tcPr>
+            <w:tcW w:w="445" w:type="dxa"/>
+          </w:tcPr>
+          <w:p>
+            <w:pPr>
+              <w:rPr>
+                <w:lang w:val="en-US"/>
+              </w:rPr>
+            </w:pPr>
+            <w:r>
+              <w:rPr>
+                <w:lang w:val="en-US"/>
+              </w:rPr>
+              <w:t>0</w:t>
+            </w:r>
+          </w:p>
+        </w:tc>
+        <w:tc>
+          <w:tcPr>
+            <w:tcW w:w="517" w:type="dxa"/>
+          </w:tcPr>
+          <w:p>
+            <w:pPr>
+              <w:rPr>
+                <w:lang w:val="en-US"/>
+              </w:rPr>
+            </w:pPr>
+            <w:r>
+              <w:rPr>
+                <w:lang w:val="en-US"/>
+              </w:rPr>
+              <w:t>0</w:t>
+            </w:r>
+          </w:p>
+        </w:tc>
+        <w:tc>
+          <w:tcPr>
+            <w:tcW w:w="517" w:type="dxa"/>
+          </w:tcPr>
+          <w:p>
+            <w:pPr>
+              <w:rPr>
+                <w:lang w:val="en-US"/>
+              </w:rPr>
+            </w:pPr>
+            <w:r>
+              <w:rPr>
+                <w:lang w:val="en-US"/>
+              </w:rPr>
+              <w:t>0</w:t>
+            </w:r>
+          </w:p>
+        </w:tc>
+        <w:tc>
+          <w:tcPr>
+            <w:tcW w:w="517" w:type="dxa"/>
+          </w:tcPr>
+          <w:p>
+            <w:pPr>
+              <w:rPr>
+                <w:lang w:val="en-US"/>
+              </w:rPr>
+            </w:pPr>
+            <w:r>
+              <w:rPr>
+                <w:lang w:val="en-US"/>
+              </w:rPr>
+              <w:t>0</w:t>
+            </w:r>
+          </w:p>
+        </w:tc>
+        <w:tc>
+          <w:tcPr>
+            <w:tcW w:w="517" w:type="dxa"/>
+          </w:tcPr>
+          <w:p>
+            <w:pPr>
+              <w:rPr>
+                <w:lang w:val="en-US"/>
+              </w:rPr>
+            </w:pPr>
+            <w:r>
+              <w:rPr>
+                <w:lang w:val="en-US"/>
+              </w:rPr>
+              <w:t>0</w:t>
+            </w:r>
+          </w:p>
+        </w:tc>
+        <w:tc>
+          <w:tcPr>
+            <w:tcW w:w="517" w:type="dxa"/>
+          </w:tcPr>
+          <w:p>
+            <w:pPr>
+              <w:rPr>
+                <w:lang w:val="en-US"/>
+              </w:rPr>
+            </w:pPr>
+            <w:r>
+              <w:rPr>
+                <w:lang w:val="en-US"/>
+              </w:rPr>
+              <w:t>0</w:t>
+            </w:r>
+          </w:p>
+        </w:tc>
+        <w:tc>
+          <w:tcPr>
+            <w:tcW w:w="517" w:type="dxa"/>
+          </w:tcPr>
+          <w:p>
+            <w:pPr>
+              <w:rPr>
+                <w:lang w:val="en-US"/>
+              </w:rPr>
+            </w:pPr>
+            <w:r>
+              <w:rPr>
+                <w:lang w:val="en-US"/>
+              </w:rPr>
+              <w:t>0</w:t>
+            </w:r>
+          </w:p>
+        </w:tc>
+      </w:tr>
+      <w:tr>
+        <w:tc>
+          <w:tcPr>
+            <w:tcW w:w="449" w:type="dxa"/>
+            <w:shd w:val="clear" w:color="auto" w:fill="CCCCFF"/>
+          </w:tcPr>
+          <w:p>
+            <w:pPr>
+              <w:rPr>
+                <w:lang w:val="en-US"/>
+              </w:rPr>
+            </w:pPr>
+            <w:r>
+              <w:rPr>
+                <w:lang w:val="en-US"/>
+              </w:rPr>
+              <w:t>1</w:t>
+            </w:r>
+          </w:p>
+        </w:tc>
+        <w:tc>
+          <w:tcPr>
+            <w:tcW w:w="448" w:type="dxa"/>
+            <w:shd w:val="clear" w:color="auto" w:fill="CCCCFF"/>
+          </w:tcPr>
+          <w:p>
+            <w:pPr>
+              <w:rPr>
+                <w:lang w:val="en-US"/>
+              </w:rPr>
+            </w:pPr>
+            <w:r>
+              <w:rPr>
+                <w:lang w:val="en-US"/>
+              </w:rPr>
+              <w:t>0</w:t>
+            </w:r>
+          </w:p>
+        </w:tc>
+        <w:tc>
+          <w:tcPr>
+            <w:tcW w:w="448" w:type="dxa"/>
+            <w:shd w:val="clear" w:color="auto" w:fill="CCCCFF"/>
+          </w:tcPr>
+          <w:p>
+            <w:pPr>
+              <w:rPr>
+                <w:lang w:val="en-US"/>
+              </w:rPr>
+            </w:pPr>
+            <w:r>
+              <w:rPr>
+                <w:lang w:val="en-US"/>
+              </w:rPr>
+              <w:t>0</w:t>
+            </w:r>
+          </w:p>
+        </w:tc>
+        <w:tc>
+          <w:tcPr>
+            <w:tcW w:w="448" w:type="dxa"/>
+            <w:shd w:val="clear" w:color="auto" w:fill="CCCCFF"/>
+          </w:tcPr>
+          <w:p>
+            <w:pPr>
+              <w:rPr>
+                <w:lang w:val="en-US"/>
+              </w:rPr>
+            </w:pPr>
+            <w:r>
+              <w:rPr>
+                <w:lang w:val="en-US"/>
+              </w:rPr>
+              <w:t>0</w:t>
+            </w:r>
+          </w:p>
+        </w:tc>
+        <w:tc>
+          <w:tcPr>
+            <w:tcW w:w="445" w:type="dxa"/>
+          </w:tcPr>
+          <w:p>
+            <w:pPr>
+              <w:rPr>
+                <w:lang w:val="en-US"/>
+              </w:rPr>
+            </w:pPr>
+            <w:r>
+              <w:rPr>
+                <w:lang w:val="en-US"/>
+              </w:rPr>
+              <w:t>0</w:t>
+            </w:r>
+          </w:p>
+        </w:tc>
+        <w:tc>
+          <w:tcPr>
+            <w:tcW w:w="445" w:type="dxa"/>
+          </w:tcPr>
+          <w:p>
+            <w:pPr>
+              <w:rPr>
+                <w:lang w:val="en-US"/>
+              </w:rPr>
+            </w:pPr>
+            <w:r>
+              <w:rPr>
+                <w:lang w:val="en-US"/>
+              </w:rPr>
+              <w:t>0</w:t>
+            </w:r>
+          </w:p>
+        </w:tc>
+        <w:tc>
+          <w:tcPr>
+            <w:tcW w:w="445" w:type="dxa"/>
+          </w:tcPr>
+          <w:p>
+            <w:pPr>
+              <w:rPr>
+                <w:lang w:val="en-US"/>
+              </w:rPr>
+            </w:pPr>
+            <w:r>
+              <w:rPr>
+                <w:lang w:val="en-US"/>
+              </w:rPr>
+              <w:t>0</w:t>
+            </w:r>
+          </w:p>
+        </w:tc>
+        <w:tc>
+          <w:tcPr>
+            <w:tcW w:w="445" w:type="dxa"/>
+          </w:tcPr>
+          <w:p>
+            <w:pPr>
+              <w:rPr>
+                <w:lang w:val="en-US"/>
+              </w:rPr>
+            </w:pPr>
+            <w:r>
+              <w:rPr>
+                <w:lang w:val="en-US"/>
+              </w:rPr>
+              <w:t>0</w:t>
+            </w:r>
+          </w:p>
+        </w:tc>
+        <w:tc>
+          <w:tcPr>
+            <w:tcW w:w="445" w:type="dxa"/>
+          </w:tcPr>
+          <w:p>
+            <w:pPr>
+              <w:rPr>
+                <w:lang w:val="en-US"/>
+              </w:rPr>
+            </w:pPr>
+            <w:r>
+              <w:rPr>
+                <w:lang w:val="en-US"/>
+              </w:rPr>
+              <w:t>0</w:t>
+            </w:r>
+          </w:p>
+        </w:tc>
+        <w:tc>
+          <w:tcPr>
+            <w:tcW w:w="445" w:type="dxa"/>
+          </w:tcPr>
+          <w:p>
+            <w:pPr>
+              <w:rPr>
+                <w:lang w:val="en-US"/>
+              </w:rPr>
+            </w:pPr>
+            <w:r>
+              <w:rPr>
+                <w:lang w:val="en-US"/>
+              </w:rPr>
+              <w:t>0</w:t>
+            </w:r>
+          </w:p>
+        </w:tc>
+        <w:tc>
+          <w:tcPr>
+            <w:tcW w:w="445" w:type="dxa"/>
+          </w:tcPr>
+          <w:p>
+            <w:pPr>
+              <w:rPr>
+                <w:lang w:val="en-US"/>
+              </w:rPr>
+            </w:pPr>
+            <w:r>
+              <w:rPr>
+                <w:lang w:val="en-US"/>
+              </w:rPr>
+              <w:t>0</w:t>
+            </w:r>
+          </w:p>
+        </w:tc>
+        <w:tc>
+          <w:tcPr>
+            <w:tcW w:w="445" w:type="dxa"/>
+          </w:tcPr>
+          <w:p>
+            <w:pPr>
+              <w:rPr>
+                <w:lang w:val="en-US"/>
+              </w:rPr>
+            </w:pPr>
+            <w:r>
+              <w:rPr>
+                <w:lang w:val="en-US"/>
+              </w:rPr>
+              <w:t>0</w:t>
+            </w:r>
+          </w:p>
+        </w:tc>
+        <w:tc>
+          <w:tcPr>
+            <w:tcW w:w="445" w:type="dxa"/>
+            <w:shd w:val="clear" w:color="auto" w:fill="FF99FF"/>
+          </w:tcPr>
+          <w:p>
+            <w:pPr>
+              <w:rPr>
+                <w:lang w:val="en-US"/>
+              </w:rPr>
+            </w:pPr>
+            <w:r>
+              <w:rPr>
+                <w:lang w:val="en-US"/>
+              </w:rPr>
+              <w:t>1</w:t>
+            </w:r>
+          </w:p>
+        </w:tc>
+        <w:tc>
+          <w:tcPr>
+            <w:tcW w:w="445" w:type="dxa"/>
+          </w:tcPr>
+          <w:p>
+            <w:pPr>
+              <w:rPr>
+                <w:lang w:val="en-US"/>
+              </w:rPr>
+            </w:pPr>
+            <w:r>
+              <w:rPr>
+                <w:lang w:val="en-US"/>
+              </w:rPr>
+              <w:t>0</w:t>
+            </w:r>
+          </w:p>
+        </w:tc>
+        <w:tc>
+          <w:tcPr>
+            <w:tcW w:w="517" w:type="dxa"/>
+          </w:tcPr>
+          <w:p>
+            <w:pPr>
+              <w:rPr>
+                <w:lang w:val="en-US"/>
+              </w:rPr>
+            </w:pPr>
+            <w:r>
+              <w:rPr>
+                <w:lang w:val="en-US"/>
+              </w:rPr>
+              <w:t>0</w:t>
+            </w:r>
+          </w:p>
+        </w:tc>
+        <w:tc>
+          <w:tcPr>
+            <w:tcW w:w="517" w:type="dxa"/>
+          </w:tcPr>
+          <w:p>
+            <w:pPr>
+              <w:rPr>
+                <w:lang w:val="en-US"/>
+              </w:rPr>
+            </w:pPr>
+            <w:r>
+              <w:rPr>
+                <w:lang w:val="en-US"/>
+              </w:rPr>
+              <w:t>0</w:t>
+            </w:r>
+          </w:p>
+        </w:tc>
+        <w:tc>
+          <w:tcPr>
+            <w:tcW w:w="517" w:type="dxa"/>
+          </w:tcPr>
+          <w:p>
+            <w:pPr>
+              <w:rPr>
+                <w:lang w:val="en-US"/>
+              </w:rPr>
+            </w:pPr>
+            <w:r>
+              <w:rPr>
+                <w:lang w:val="en-US"/>
+              </w:rPr>
+              <w:t>0</w:t>
+            </w:r>
+          </w:p>
+        </w:tc>
+        <w:tc>
+          <w:tcPr>
+            <w:tcW w:w="517" w:type="dxa"/>
+          </w:tcPr>
+          <w:p>
+            <w:pPr>
+              <w:rPr>
+                <w:lang w:val="en-US"/>
+              </w:rPr>
+            </w:pPr>
+            <w:r>
+              <w:rPr>
+                <w:lang w:val="en-US"/>
+              </w:rPr>
+              <w:t>0</w:t>
+            </w:r>
+          </w:p>
+        </w:tc>
+        <w:tc>
+          <w:tcPr>
+            <w:tcW w:w="517" w:type="dxa"/>
+          </w:tcPr>
+          <w:p>
+            <w:pPr>
+              <w:rPr>
+                <w:lang w:val="en-US"/>
+              </w:rPr>
+            </w:pPr>
+            <w:r>
+              <w:rPr>
+                <w:lang w:val="en-US"/>
+              </w:rPr>
+              <w:t>0</w:t>
+            </w:r>
+          </w:p>
+        </w:tc>
+        <w:tc>
+          <w:tcPr>
+            <w:tcW w:w="517" w:type="dxa"/>
+          </w:tcPr>
+          <w:p>
+            <w:pPr>
+              <w:rPr>
+                <w:lang w:val="en-US"/>
+              </w:rPr>
+            </w:pPr>
+            <w:r>
+              <w:rPr>
+                <w:lang w:val="en-US"/>
+              </w:rPr>
+              <w:t>0</w:t>
+            </w:r>
+          </w:p>
+        </w:tc>
+      </w:tr>
+      <w:tr>
+        <w:tc>
+          <w:tcPr>
+            <w:tcW w:w="449" w:type="dxa"/>
+            <w:shd w:val="clear" w:color="auto" w:fill="CCCCFF"/>
+          </w:tcPr>
+          <w:p>
+            <w:pPr>
+              <w:rPr>
+                <w:lang w:val="en-US"/>
+              </w:rPr>
+            </w:pPr>
+            <w:r>
+              <w:rPr>
+                <w:lang w:val="en-US"/>
+              </w:rPr>
+              <w:t>1</w:t>
+            </w:r>
+          </w:p>
+        </w:tc>
+        <w:tc>
+          <w:tcPr>
+            <w:tcW w:w="448" w:type="dxa"/>
+            <w:shd w:val="clear" w:color="auto" w:fill="CCCCFF"/>
+          </w:tcPr>
+          <w:p>
+            <w:pPr>
+              <w:rPr>
+                <w:lang w:val="en-US"/>
+              </w:rPr>
+            </w:pPr>
+            <w:r>
+              <w:rPr>
+                <w:lang w:val="en-US"/>
+              </w:rPr>
+              <w:t>0</w:t>
+            </w:r>
+          </w:p>
+        </w:tc>
+        <w:tc>
+          <w:tcPr>
+            <w:tcW w:w="448" w:type="dxa"/>
+            <w:shd w:val="clear" w:color="auto" w:fill="CCCCFF"/>
+          </w:tcPr>
+          <w:p>
+            <w:pPr>
+              <w:rPr>
+                <w:lang w:val="en-US"/>
+              </w:rPr>
+            </w:pPr>
+            <w:r>
+              <w:rPr>
+                <w:lang w:val="en-US"/>
+              </w:rPr>
+              <w:t>0</w:t>
+            </w:r>
+          </w:p>
+        </w:tc>
+        <w:tc>
+          <w:tcPr>
+            <w:tcW w:w="448" w:type="dxa"/>
+            <w:shd w:val="clear" w:color="auto" w:fill="CCCCFF"/>
+          </w:tcPr>
+          <w:p>
+            <w:pPr>
+              <w:rPr>
+                <w:lang w:val="en-US"/>
+              </w:rPr>
+            </w:pPr>
+            <w:r>
+              <w:rPr>
+                <w:lang w:val="en-US"/>
+              </w:rPr>
+              <w:t>1</w:t>
+            </w:r>
+          </w:p>
+        </w:tc>
+        <w:tc>
+          <w:tcPr>
+            <w:tcW w:w="445" w:type="dxa"/>
+          </w:tcPr>
+          <w:p>
+            <w:pPr>
+              <w:rPr>
+                <w:lang w:val="en-US"/>
+              </w:rPr>
+            </w:pPr>
+            <w:r>
+              <w:rPr>
+                <w:lang w:val="en-US"/>
+              </w:rPr>
+              <w:t>0</w:t>
+            </w:r>
+          </w:p>
+        </w:tc>
+        <w:tc>
+          <w:tcPr>
+            <w:tcW w:w="445" w:type="dxa"/>
+          </w:tcPr>
+          <w:p>
+            <w:pPr>
+              <w:rPr>
+                <w:lang w:val="en-US"/>
+              </w:rPr>
+            </w:pPr>
+            <w:r>
+              <w:rPr>
+                <w:lang w:val="en-US"/>
+              </w:rPr>
+              <w:t>0</w:t>
+            </w:r>
+          </w:p>
+        </w:tc>
+        <w:tc>
+          <w:tcPr>
+            <w:tcW w:w="445" w:type="dxa"/>
+          </w:tcPr>
+          <w:p>
+            <w:pPr>
+              <w:rPr>
+                <w:lang w:val="en-US"/>
+              </w:rPr>
+            </w:pPr>
+            <w:r>
+              <w:rPr>
+                <w:lang w:val="en-US"/>
+              </w:rPr>
+              <w:t>0</w:t>
+            </w:r>
+          </w:p>
+        </w:tc>
+        <w:tc>
+          <w:tcPr>
+            <w:tcW w:w="445" w:type="dxa"/>
+          </w:tcPr>
+          <w:p>
+            <w:pPr>
+              <w:rPr>
+                <w:lang w:val="en-US"/>
+              </w:rPr>
+            </w:pPr>
+            <w:r>
+              <w:rPr>
+                <w:lang w:val="en-US"/>
+              </w:rPr>
+              <w:t>0</w:t>
+            </w:r>
+          </w:p>
+        </w:tc>
+        <w:tc>
+          <w:tcPr>
+            <w:tcW w:w="445" w:type="dxa"/>
+          </w:tcPr>
+          <w:p>
+            <w:pPr>
+              <w:rPr>
+                <w:lang w:val="en-US"/>
+              </w:rPr>
+            </w:pPr>
+            <w:r>
+              <w:rPr>
+                <w:lang w:val="en-US"/>
+              </w:rPr>
+              <w:t>0</w:t>
+            </w:r>
+          </w:p>
+        </w:tc>
+        <w:tc>
+          <w:tcPr>
+            <w:tcW w:w="445" w:type="dxa"/>
+          </w:tcPr>
+          <w:p>
+            <w:pPr>
+              <w:rPr>
+                <w:lang w:val="en-US"/>
+              </w:rPr>
+            </w:pPr>
+            <w:r>
+              <w:rPr>
+                <w:lang w:val="en-US"/>
+              </w:rPr>
+              <w:t>0</w:t>
+            </w:r>
+          </w:p>
+        </w:tc>
+        <w:tc>
+          <w:tcPr>
+            <w:tcW w:w="445" w:type="dxa"/>
+          </w:tcPr>
+          <w:p>
+            <w:pPr>
+              <w:rPr>
+                <w:lang w:val="en-US"/>
+              </w:rPr>
+            </w:pPr>
+            <w:r>
+              <w:rPr>
+                <w:lang w:val="en-US"/>
+              </w:rPr>
+              <w:t>0</w:t>
+            </w:r>
+          </w:p>
+        </w:tc>
+        <w:tc>
+          <w:tcPr>
+            <w:tcW w:w="445" w:type="dxa"/>
+          </w:tcPr>
+          <w:p>
+            <w:pPr>
+              <w:rPr>
+                <w:lang w:val="en-US"/>
+              </w:rPr>
+            </w:pPr>
+            <w:r>
+              <w:rPr>
+                <w:lang w:val="en-US"/>
+              </w:rPr>
+              <w:t>0</w:t>
+            </w:r>
+          </w:p>
+        </w:tc>
+        <w:tc>
+          <w:tcPr>
+            <w:tcW w:w="445" w:type="dxa"/>
+          </w:tcPr>
+          <w:p>
+            <w:pPr>
+              <w:rPr>
+                <w:lang w:val="en-US"/>
+              </w:rPr>
+            </w:pPr>
+            <w:r>
+              <w:rPr>
+                <w:lang w:val="en-US"/>
+              </w:rPr>
+              <w:t>0</w:t>
+            </w:r>
+          </w:p>
+        </w:tc>
+        <w:tc>
+          <w:tcPr>
+            <w:tcW w:w="445" w:type="dxa"/>
+            <w:shd w:val="clear" w:color="auto" w:fill="FF99FF"/>
+          </w:tcPr>
+          <w:p>
+            <w:pPr>
+              <w:rPr>
+                <w:lang w:val="en-US"/>
+              </w:rPr>
+            </w:pPr>
+            <w:r>
+              <w:rPr>
+                <w:lang w:val="en-US"/>
+              </w:rPr>
+              <w:t>1</w:t>
+            </w:r>
+          </w:p>
+        </w:tc>
+        <w:tc>
+          <w:tcPr>
+            <w:tcW w:w="517" w:type="dxa"/>
+          </w:tcPr>
+          <w:p>
+            <w:pPr>
+              <w:rPr>
+                <w:lang w:val="en-US"/>
+              </w:rPr>
+            </w:pPr>
+            <w:r>
+              <w:rPr>
+                <w:lang w:val="en-US"/>
+              </w:rPr>
+              <w:t>0</w:t>
+            </w:r>
+          </w:p>
+        </w:tc>
+        <w:tc>
+          <w:tcPr>
+            <w:tcW w:w="517" w:type="dxa"/>
+          </w:tcPr>
+          <w:p>
+            <w:pPr>
+              <w:rPr>
+                <w:lang w:val="en-US"/>
+              </w:rPr>
+            </w:pPr>
+            <w:r>
+              <w:rPr>
+                <w:lang w:val="en-US"/>
+              </w:rPr>
+              <w:t>0</w:t>
+            </w:r>
+          </w:p>
+        </w:tc>
+        <w:tc>
+          <w:tcPr>
+            <w:tcW w:w="517" w:type="dxa"/>
+          </w:tcPr>
+          <w:p>
+            <w:pPr>
+              <w:rPr>
+                <w:lang w:val="en-US"/>
+              </w:rPr>
+            </w:pPr>
+            <w:r>
+              <w:rPr>
+                <w:lang w:val="en-US"/>
+              </w:rPr>
+              <w:t>0</w:t>
+            </w:r>
+          </w:p>
+        </w:tc>
+        <w:tc>
+          <w:tcPr>
+            <w:tcW w:w="517" w:type="dxa"/>
+          </w:tcPr>
+          <w:p>
+            <w:pPr>
+              <w:rPr>
+                <w:lang w:val="en-US"/>
+              </w:rPr>
+            </w:pPr>
+            <w:r>
+              <w:rPr>
+                <w:lang w:val="en-US"/>
+              </w:rPr>
+              <w:t>0</w:t>
+            </w:r>
+          </w:p>
+        </w:tc>
+        <w:tc>
+          <w:tcPr>
+            <w:tcW w:w="517" w:type="dxa"/>
+          </w:tcPr>
+          <w:p>
+            <w:pPr>
+              <w:rPr>
+                <w:lang w:val="en-US"/>
+              </w:rPr>
+            </w:pPr>
+            <w:r>
+              <w:rPr>
+                <w:lang w:val="en-US"/>
+              </w:rPr>
+              <w:t>0</w:t>
+            </w:r>
+          </w:p>
+        </w:tc>
+        <w:tc>
+          <w:tcPr>
+            <w:tcW w:w="517" w:type="dxa"/>
+          </w:tcPr>
+          <w:p>
+            <w:pPr>
+              <w:rPr>
+                <w:lang w:val="en-US"/>
+              </w:rPr>
+            </w:pPr>
+            <w:r>
+              <w:rPr>
+                <w:lang w:val="en-US"/>
+              </w:rPr>
+              <w:t>0</w:t>
+            </w:r>
+          </w:p>
+        </w:tc>
+      </w:tr>
+      <w:tr>
+        <w:tc>
+          <w:tcPr>
+            <w:tcW w:w="449" w:type="dxa"/>
+            <w:shd w:val="clear" w:color="auto" w:fill="CCCCFF"/>
+          </w:tcPr>
+          <w:p>
+            <w:pPr>
+              <w:rPr>
+                <w:lang w:val="en-US"/>
+              </w:rPr>
+            </w:pPr>
+            <w:r>
+              <w:rPr>
+                <w:lang w:val="en-US"/>
+              </w:rPr>
+              <w:t>1</w:t>
+            </w:r>
+          </w:p>
+        </w:tc>
+        <w:tc>
+          <w:tcPr>
+            <w:tcW w:w="448" w:type="dxa"/>
+            <w:shd w:val="clear" w:color="auto" w:fill="CCCCFF"/>
+          </w:tcPr>
+          <w:p>
+            <w:pPr>
+              <w:rPr>
+                <w:lang w:val="en-US"/>
+              </w:rPr>
+            </w:pPr>
+            <w:r>
+              <w:rPr>
+                <w:lang w:val="en-US"/>
+              </w:rPr>
+              <w:t>0</w:t>
+            </w:r>
+          </w:p>
+        </w:tc>
+        <w:tc>
+          <w:tcPr>
+            <w:tcW w:w="448" w:type="dxa"/>
+            <w:shd w:val="clear" w:color="auto" w:fill="CCCCFF"/>
+          </w:tcPr>
+          <w:p>
+            <w:pPr>
+              <w:rPr>
+                <w:lang w:val="en-US"/>
+              </w:rPr>
+            </w:pPr>
+            <w:r>
+              <w:rPr>
+                <w:lang w:val="en-US"/>
+              </w:rPr>
+              <w:t>1</w:t>
+            </w:r>
+          </w:p>
+        </w:tc>
+        <w:tc>
+          <w:tcPr>
+            <w:tcW w:w="448" w:type="dxa"/>
+            <w:shd w:val="clear" w:color="auto" w:fill="CCCCFF"/>
+          </w:tcPr>
+          <w:p>
+            <w:pPr>
+              <w:rPr>
+                <w:lang w:val="en-US"/>
+              </w:rPr>
+            </w:pPr>
+            <w:r>
+              <w:rPr>
+                <w:lang w:val="en-US"/>
+              </w:rPr>
+              <w:t>0</w:t>
+            </w:r>
+          </w:p>
+        </w:tc>
+        <w:tc>
+          <w:tcPr>
+            <w:tcW w:w="445" w:type="dxa"/>
+          </w:tcPr>
+          <w:p>
+            <w:pPr>
+              <w:rPr>
+                <w:lang w:val="en-US"/>
+              </w:rPr>
+            </w:pPr>
+            <w:r>
+              <w:rPr>
+                <w:lang w:val="en-US"/>
+              </w:rPr>
+              <w:t>0</w:t>
+            </w:r>
+          </w:p>
+        </w:tc>
+        <w:tc>
+          <w:tcPr>
+            <w:tcW w:w="445" w:type="dxa"/>
+          </w:tcPr>
+          <w:p>
+            <w:pPr>
+              <w:rPr>
+                <w:lang w:val="en-US"/>
+              </w:rPr>
+            </w:pPr>
+            <w:r>
+              <w:rPr>
+                <w:lang w:val="en-US"/>
+              </w:rPr>
+              <w:t>0</w:t>
+            </w:r>
+          </w:p>
+        </w:tc>
+        <w:tc>
+          <w:tcPr>
+            <w:tcW w:w="445" w:type="dxa"/>
+          </w:tcPr>
+          <w:p>
+            <w:pPr>
+              <w:rPr>
+                <w:lang w:val="en-US"/>
+              </w:rPr>
+            </w:pPr>
+            <w:r>
+              <w:rPr>
+                <w:lang w:val="en-US"/>
+              </w:rPr>
+              <w:t>0</w:t>
+            </w:r>
+          </w:p>
+        </w:tc>
+        <w:tc>
+          <w:tcPr>
+            <w:tcW w:w="445" w:type="dxa"/>
+          </w:tcPr>
+          <w:p>
+            <w:pPr>
+              <w:rPr>
+                <w:lang w:val="en-US"/>
+              </w:rPr>
+            </w:pPr>
+            <w:r>
+              <w:rPr>
+                <w:lang w:val="en-US"/>
+              </w:rPr>
+              <w:t>0</w:t>
+            </w:r>
+          </w:p>
+        </w:tc>
+        <w:tc>
+          <w:tcPr>
+            <w:tcW w:w="445" w:type="dxa"/>
+          </w:tcPr>
+          <w:p>
+            <w:pPr>
+              <w:rPr>
+                <w:lang w:val="en-US"/>
+              </w:rPr>
+            </w:pPr>
+            <w:r>
+              <w:rPr>
+                <w:lang w:val="en-US"/>
+              </w:rPr>
+              <w:t>0</w:t>
+            </w:r>
+          </w:p>
+        </w:tc>
+        <w:tc>
+          <w:tcPr>
+            <w:tcW w:w="445" w:type="dxa"/>
+          </w:tcPr>
+          <w:p>
+            <w:pPr>
+              <w:rPr>
+                <w:lang w:val="en-US"/>
+              </w:rPr>
+            </w:pPr>
+            <w:r>
+              <w:rPr>
+                <w:lang w:val="en-US"/>
+              </w:rPr>
+              <w:t>0</w:t>
+            </w:r>
+          </w:p>
+        </w:tc>
+        <w:tc>
+          <w:tcPr>
+            <w:tcW w:w="445" w:type="dxa"/>
+          </w:tcPr>
+          <w:p>
+            <w:pPr>
+              <w:rPr>
+                <w:lang w:val="en-US"/>
+              </w:rPr>
+            </w:pPr>
+            <w:r>
+              <w:rPr>
+                <w:lang w:val="en-US"/>
+              </w:rPr>
+              <w:t>0</w:t>
+            </w:r>
+          </w:p>
+        </w:tc>
+        <w:tc>
+          <w:tcPr>
+            <w:tcW w:w="445" w:type="dxa"/>
+          </w:tcPr>
+          <w:p>
+            <w:pPr>
+              <w:rPr>
+                <w:lang w:val="en-US"/>
+              </w:rPr>
+            </w:pPr>
+            <w:r>
+              <w:rPr>
+                <w:lang w:val="en-US"/>
+              </w:rPr>
+              <w:t>0</w:t>
+            </w:r>
+          </w:p>
+        </w:tc>
+        <w:tc>
+          <w:tcPr>
+            <w:tcW w:w="445" w:type="dxa"/>
+          </w:tcPr>
+          <w:p>
+            <w:pPr>
+              <w:rPr>
+                <w:lang w:val="en-US"/>
+              </w:rPr>
+            </w:pPr>
+            <w:r>
+              <w:rPr>
+                <w:lang w:val="en-US"/>
+              </w:rPr>
+              <w:t>0</w:t>
+            </w:r>
+          </w:p>
+        </w:tc>
+        <w:tc>
+          <w:tcPr>
+            <w:tcW w:w="445" w:type="dxa"/>
+          </w:tcPr>
+          <w:p>
+            <w:pPr>
+              <w:rPr>
+                <w:lang w:val="en-US"/>
+              </w:rPr>
+            </w:pPr>
+            <w:r>
+              <w:rPr>
+                <w:lang w:val="en-US"/>
+              </w:rPr>
+              <w:t>0</w:t>
+            </w:r>
+          </w:p>
+        </w:tc>
+        <w:tc>
+          <w:tcPr>
+            <w:tcW w:w="517" w:type="dxa"/>
+            <w:shd w:val="clear" w:color="auto" w:fill="FF99FF"/>
+          </w:tcPr>
+          <w:p>
+            <w:pPr>
+              <w:rPr>
+                <w:lang w:val="en-US"/>
+              </w:rPr>
+            </w:pPr>
+            <w:r>
+              <w:rPr>
+                <w:lang w:val="en-US"/>
+              </w:rPr>
+              <w:t>1</w:t>
+            </w:r>
+          </w:p>
+        </w:tc>
+        <w:tc>
+          <w:tcPr>
+            <w:tcW w:w="517" w:type="dxa"/>
+          </w:tcPr>
+          <w:p>
+            <w:pPr>
+              <w:rPr>
+                <w:lang w:val="en-US"/>
+              </w:rPr>
+            </w:pPr>
+            <w:r>
+              <w:rPr>
+                <w:lang w:val="en-US"/>
+              </w:rPr>
+              <w:t>0</w:t>
+            </w:r>
+          </w:p>
+        </w:tc>
+        <w:tc>
+          <w:tcPr>
+            <w:tcW w:w="517" w:type="dxa"/>
+          </w:tcPr>
+          <w:p>
+            <w:pPr>
+              <w:rPr>
+                <w:lang w:val="en-US"/>
+              </w:rPr>
+            </w:pPr>
+            <w:r>
+              <w:rPr>
+                <w:lang w:val="en-US"/>
+              </w:rPr>
+              <w:t>0</w:t>
+            </w:r>
+          </w:p>
+        </w:tc>
+        <w:tc>
+          <w:tcPr>
+            <w:tcW w:w="517" w:type="dxa"/>
+          </w:tcPr>
+          <w:p>
+            <w:pPr>
+              <w:rPr>
+                <w:lang w:val="en-US"/>
+              </w:rPr>
+            </w:pPr>
+            <w:r>
+              <w:rPr>
+                <w:lang w:val="en-US"/>
+              </w:rPr>
+              <w:t>0</w:t>
+            </w:r>
+          </w:p>
+        </w:tc>
+        <w:tc>
+          <w:tcPr>
+            <w:tcW w:w="517" w:type="dxa"/>
+          </w:tcPr>
+          <w:p>
+            <w:pPr>
+              <w:rPr>
+                <w:lang w:val="en-US"/>
+              </w:rPr>
+            </w:pPr>
+            <w:r>
+              <w:rPr>
+                <w:lang w:val="en-US"/>
+              </w:rPr>
+              <w:t>0</w:t>
+            </w:r>
+          </w:p>
+        </w:tc>
+        <w:tc>
+          <w:tcPr>
+            <w:tcW w:w="517" w:type="dxa"/>
+          </w:tcPr>
+          <w:p>
+            <w:pPr>
+              <w:rPr>
+                <w:lang w:val="en-US"/>
+              </w:rPr>
+            </w:pPr>
+            <w:r>
+              <w:rPr>
+                <w:lang w:val="en-US"/>
+              </w:rPr>
+              <w:t>0</w:t>
+            </w:r>
+          </w:p>
+        </w:tc>
+      </w:tr>
+      <w:tr>
+        <w:tc>
+          <w:tcPr>
+            <w:tcW w:w="449" w:type="dxa"/>
+            <w:shd w:val="clear" w:color="auto" w:fill="CCCCFF"/>
+          </w:tcPr>
+          <w:p>
+            <w:pPr>
+              <w:rPr>
+                <w:lang w:val="en-US"/>
+              </w:rPr>
+            </w:pPr>
+            <w:r>
+              <w:rPr>
+                <w:lang w:val="en-US"/>
+              </w:rPr>
+              <w:t>1</w:t>
+            </w:r>
+          </w:p>
+        </w:tc>
+        <w:tc>
+          <w:tcPr>
+            <w:tcW w:w="448" w:type="dxa"/>
+            <w:shd w:val="clear" w:color="auto" w:fill="CCCCFF"/>
+          </w:tcPr>
+          <w:p>
+            <w:pPr>
+              <w:rPr>
+                <w:lang w:val="en-US"/>
+              </w:rPr>
+            </w:pPr>
+            <w:r>
+              <w:rPr>
+                <w:lang w:val="en-US"/>
+              </w:rPr>
+              <w:t>0</w:t>
+            </w:r>
+          </w:p>
+        </w:tc>
+        <w:tc>
+          <w:tcPr>
+            <w:tcW w:w="448" w:type="dxa"/>
+            <w:shd w:val="clear" w:color="auto" w:fill="CCCCFF"/>
+          </w:tcPr>
+          <w:p>
+            <w:pPr>
+              <w:rPr>
+                <w:lang w:val="en-US"/>
+              </w:rPr>
+            </w:pPr>
+            <w:r>
+              <w:rPr>
+                <w:lang w:val="en-US"/>
+              </w:rPr>
+              <w:t>1</w:t>
+            </w:r>
+          </w:p>
+        </w:tc>
+        <w:tc>
+          <w:tcPr>
+            <w:tcW w:w="448" w:type="dxa"/>
+            <w:shd w:val="clear" w:color="auto" w:fill="CCCCFF"/>
+          </w:tcPr>
+          <w:p>
+            <w:pPr>
+              <w:rPr>
+                <w:lang w:val="en-US"/>
+              </w:rPr>
+            </w:pPr>
+            <w:r>
+              <w:rPr>
+                <w:lang w:val="en-US"/>
+              </w:rPr>
+              <w:t>1</w:t>
+            </w:r>
+          </w:p>
+        </w:tc>
+        <w:tc>
+          <w:tcPr>
+            <w:tcW w:w="445" w:type="dxa"/>
+          </w:tcPr>
+          <w:p>
+            <w:pPr>
+              <w:rPr>
+                <w:lang w:val="en-US"/>
+              </w:rPr>
+            </w:pPr>
+            <w:r>
+              <w:rPr>
+                <w:lang w:val="en-US"/>
+              </w:rPr>
+              <w:t>0</w:t>
+            </w:r>
+          </w:p>
+        </w:tc>
+        <w:tc>
+          <w:tcPr>
+            <w:tcW w:w="445" w:type="dxa"/>
+          </w:tcPr>
+          <w:p>
+            <w:pPr>
+              <w:rPr>
+                <w:lang w:val="en-US"/>
+              </w:rPr>
+            </w:pPr>
+            <w:r>
+              <w:rPr>
+                <w:lang w:val="en-US"/>
+              </w:rPr>
+              <w:t>0</w:t>
+            </w:r>
+          </w:p>
+        </w:tc>
+        <w:tc>
+          <w:tcPr>
+            <w:tcW w:w="445" w:type="dxa"/>
+          </w:tcPr>
+          <w:p>
+            <w:pPr>
+              <w:rPr>
+                <w:lang w:val="en-US"/>
+              </w:rPr>
+            </w:pPr>
+            <w:r>
+              <w:rPr>
+                <w:lang w:val="en-US"/>
+              </w:rPr>
+              <w:t>0</w:t>
+            </w:r>
+          </w:p>
+        </w:tc>
+        <w:tc>
+          <w:tcPr>
+            <w:tcW w:w="445" w:type="dxa"/>
+          </w:tcPr>
+          <w:p>
+            <w:pPr>
+              <w:rPr>
+                <w:lang w:val="en-US"/>
+              </w:rPr>
+            </w:pPr>
+            <w:r>
+              <w:rPr>
+                <w:lang w:val="en-US"/>
+              </w:rPr>
+              <w:t>0</w:t>
+            </w:r>
+          </w:p>
+        </w:tc>
+        <w:tc>
+          <w:tcPr>
+            <w:tcW w:w="445" w:type="dxa"/>
+          </w:tcPr>
+          <w:p>
+            <w:pPr>
+              <w:rPr>
+                <w:lang w:val="en-US"/>
+              </w:rPr>
+            </w:pPr>
+            <w:r>
+              <w:rPr>
+                <w:lang w:val="en-US"/>
+              </w:rPr>
+              <w:t>0</w:t>
+            </w:r>
+          </w:p>
+        </w:tc>
+        <w:tc>
+          <w:tcPr>
+            <w:tcW w:w="445" w:type="dxa"/>
+          </w:tcPr>
+          <w:p>
+            <w:pPr>
+              <w:rPr>
+                <w:lang w:val="en-US"/>
+              </w:rPr>
+            </w:pPr>
+            <w:r>
+              <w:rPr>
+                <w:lang w:val="en-US"/>
+              </w:rPr>
+              <w:t>0</w:t>
+            </w:r>
+          </w:p>
+        </w:tc>
+        <w:tc>
+          <w:tcPr>
+            <w:tcW w:w="445" w:type="dxa"/>
+          </w:tcPr>
+          <w:p>
+            <w:pPr>
+              <w:rPr>
+                <w:lang w:val="en-US"/>
+              </w:rPr>
+            </w:pPr>
+            <w:r>
+              <w:rPr>
+                <w:lang w:val="en-US"/>
+              </w:rPr>
+              <w:t>0</w:t>
+            </w:r>
+          </w:p>
+        </w:tc>
+        <w:tc>
+          <w:tcPr>
+            <w:tcW w:w="445" w:type="dxa"/>
+          </w:tcPr>
+          <w:p>
+            <w:pPr>
+              <w:rPr>
+                <w:lang w:val="en-US"/>
+              </w:rPr>
+            </w:pPr>
+            <w:r>
+              <w:rPr>
+                <w:lang w:val="en-US"/>
+              </w:rPr>
+              <w:t>0</w:t>
+            </w:r>
+          </w:p>
+        </w:tc>
+        <w:tc>
+          <w:tcPr>
+            <w:tcW w:w="445" w:type="dxa"/>
+          </w:tcPr>
+          <w:p>
+            <w:pPr>
+              <w:rPr>
+                <w:lang w:val="en-US"/>
+              </w:rPr>
+            </w:pPr>
+            <w:r>
+              <w:rPr>
+                <w:lang w:val="en-US"/>
+              </w:rPr>
+              <w:t>0</w:t>
+            </w:r>
+          </w:p>
+        </w:tc>
+        <w:tc>
+          <w:tcPr>
+            <w:tcW w:w="445" w:type="dxa"/>
+          </w:tcPr>
+          <w:p>
+            <w:pPr>
+              <w:rPr>
+                <w:lang w:val="en-US"/>
+              </w:rPr>
+            </w:pPr>
+            <w:r>
+              <w:rPr>
+                <w:lang w:val="en-US"/>
+              </w:rPr>
+              <w:t>0</w:t>
+            </w:r>
+          </w:p>
+        </w:tc>
+        <w:tc>
+          <w:tcPr>
+            <w:tcW w:w="517" w:type="dxa"/>
+          </w:tcPr>
+          <w:p>
+            <w:pPr>
+              <w:rPr>
+                <w:lang w:val="en-US"/>
+              </w:rPr>
+            </w:pPr>
+            <w:r>
+              <w:rPr>
+                <w:lang w:val="en-US"/>
+              </w:rPr>
+              <w:t>0</w:t>
+            </w:r>
+          </w:p>
+        </w:tc>
+        <w:tc>
+          <w:tcPr>
+            <w:tcW w:w="517" w:type="dxa"/>
+            <w:shd w:val="clear" w:color="auto" w:fill="FF99FF"/>
+          </w:tcPr>
+          <w:p>
+            <w:pPr>
+              <w:rPr>
+                <w:lang w:val="en-US"/>
+              </w:rPr>
+            </w:pPr>
+            <w:r>
+              <w:rPr>
+                <w:lang w:val="en-US"/>
+              </w:rPr>
+              <w:t>1</w:t>
+            </w:r>
+          </w:p>
+        </w:tc>
+        <w:tc>
+          <w:tcPr>
+            <w:tcW w:w="517" w:type="dxa"/>
+          </w:tcPr>
+          <w:p>
+            <w:pPr>
+              <w:rPr>
+                <w:lang w:val="en-US"/>
+              </w:rPr>
+            </w:pPr>
+            <w:r>
+              <w:rPr>
+                <w:lang w:val="en-US"/>
+              </w:rPr>
+              <w:t>0</w:t>
+            </w:r>
+          </w:p>
+        </w:tc>
+        <w:tc>
+          <w:tcPr>
+            <w:tcW w:w="517" w:type="dxa"/>
+          </w:tcPr>
+          <w:p>
+            <w:pPr>
+              <w:rPr>
+                <w:lang w:val="en-US"/>
+              </w:rPr>
+            </w:pPr>
+            <w:r>
+              <w:rPr>
+                <w:lang w:val="en-US"/>
+              </w:rPr>
+              <w:t>0</w:t>
+            </w:r>
+          </w:p>
+        </w:tc>
+        <w:tc>
+          <w:tcPr>
+            <w:tcW w:w="517" w:type="dxa"/>
+          </w:tcPr>
+          <w:p>
+            <w:pPr>
+              <w:rPr>
+                <w:lang w:val="en-US"/>
+              </w:rPr>
+            </w:pPr>
+            <w:r>
+              <w:rPr>
+                <w:lang w:val="en-US"/>
+              </w:rPr>
+              <w:t>0</w:t>
+            </w:r>
+          </w:p>
+        </w:tc>
+        <w:tc>
+          <w:tcPr>
+            <w:tcW w:w="517" w:type="dxa"/>
+          </w:tcPr>
+          <w:p>
+            <w:pPr>
+              <w:rPr>
+                <w:lang w:val="en-US"/>
+              </w:rPr>
+            </w:pPr>
+            <w:r>
+              <w:rPr>
+                <w:lang w:val="en-US"/>
+              </w:rPr>
+              <w:t>0</w:t>
+            </w:r>
+          </w:p>
+        </w:tc>
+      </w:tr>
+      <w:tr>
+        <w:tc>
+          <w:tcPr>
+            <w:tcW w:w="449" w:type="dxa"/>
+            <w:shd w:val="clear" w:color="auto" w:fill="CCCCFF"/>
+          </w:tcPr>
+          <w:p>
+            <w:pPr>
+              <w:rPr>
+                <w:lang w:val="en-US"/>
+              </w:rPr>
+            </w:pPr>
+            <w:r>
+              <w:rPr>
+                <w:lang w:val="en-US"/>
+              </w:rPr>
+              <w:t>1</w:t>
+            </w:r>
+          </w:p>
+        </w:tc>
+        <w:tc>
+          <w:tcPr>
+            <w:tcW w:w="448" w:type="dxa"/>
+            <w:shd w:val="clear" w:color="auto" w:fill="CCCCFF"/>
+          </w:tcPr>
+          <w:p>
+            <w:pPr>
+              <w:rPr>
+                <w:lang w:val="en-US"/>
+              </w:rPr>
+            </w:pPr>
+            <w:r>
+              <w:rPr>
+                <w:lang w:val="en-US"/>
+              </w:rPr>
+              <w:t>1</w:t>
+            </w:r>
+          </w:p>
+        </w:tc>
+        <w:tc>
+          <w:tcPr>
+            <w:tcW w:w="448" w:type="dxa"/>
+            <w:shd w:val="clear" w:color="auto" w:fill="CCCCFF"/>
+          </w:tcPr>
+          <w:p>
+            <w:pPr>
+              <w:rPr>
+                <w:lang w:val="en-US"/>
+              </w:rPr>
+            </w:pPr>
+            <w:r>
+              <w:rPr>
+                <w:lang w:val="en-US"/>
+              </w:rPr>
+              <w:t>0</w:t>
+            </w:r>
+          </w:p>
+        </w:tc>
+        <w:tc>
+          <w:tcPr>
+            <w:tcW w:w="448" w:type="dxa"/>
+            <w:shd w:val="clear" w:color="auto" w:fill="CCCCFF"/>
+          </w:tcPr>
+          <w:p>
+            <w:pPr>
+              <w:rPr>
+                <w:lang w:val="en-US"/>
+              </w:rPr>
+            </w:pPr>
+            <w:r>
+              <w:rPr>
+                <w:lang w:val="en-US"/>
+              </w:rPr>
+              <w:t>0</w:t>
+            </w:r>
+          </w:p>
+        </w:tc>
+        <w:tc>
+          <w:tcPr>
+            <w:tcW w:w="445" w:type="dxa"/>
+          </w:tcPr>
+          <w:p>
+            <w:pPr>
+              <w:rPr>
+                <w:lang w:val="en-US"/>
+              </w:rPr>
+            </w:pPr>
+            <w:r>
+              <w:rPr>
+                <w:lang w:val="en-US"/>
+              </w:rPr>
+              <w:t>0</w:t>
+            </w:r>
+          </w:p>
+        </w:tc>
+        <w:tc>
+          <w:tcPr>
+            <w:tcW w:w="445" w:type="dxa"/>
+          </w:tcPr>
+          <w:p>
+            <w:pPr>
+              <w:rPr>
+                <w:lang w:val="en-US"/>
+              </w:rPr>
+            </w:pPr>
+            <w:r>
+              <w:rPr>
+                <w:lang w:val="en-US"/>
+              </w:rPr>
+              <w:t>0</w:t>
+            </w:r>
+          </w:p>
+        </w:tc>
+        <w:tc>
+          <w:tcPr>
+            <w:tcW w:w="445" w:type="dxa"/>
+          </w:tcPr>
+          <w:p>
+            <w:pPr>
+              <w:rPr>
+                <w:lang w:val="en-US"/>
+              </w:rPr>
+            </w:pPr>
+            <w:r>
+              <w:rPr>
+                <w:lang w:val="en-US"/>
+              </w:rPr>
+              <w:t>0</w:t>
+            </w:r>
+          </w:p>
+        </w:tc>
+        <w:tc>
+          <w:tcPr>
+            <w:tcW w:w="445" w:type="dxa"/>
+          </w:tcPr>
+          <w:p>
+            <w:pPr>
+              <w:rPr>
+                <w:lang w:val="en-US"/>
+              </w:rPr>
+            </w:pPr>
+            <w:r>
+              <w:rPr>
+                <w:lang w:val="en-US"/>
+              </w:rPr>
+              <w:t>0</w:t>
+            </w:r>
+          </w:p>
+        </w:tc>
+        <w:tc>
+          <w:tcPr>
+            <w:tcW w:w="445" w:type="dxa"/>
+          </w:tcPr>
+          <w:p>
+            <w:pPr>
+              <w:rPr>
+                <w:lang w:val="en-US"/>
+              </w:rPr>
+            </w:pPr>
+            <w:r>
+              <w:rPr>
+                <w:lang w:val="en-US"/>
+              </w:rPr>
+              <w:t>0</w:t>
+            </w:r>
+          </w:p>
+        </w:tc>
+        <w:tc>
+          <w:tcPr>
+            <w:tcW w:w="445" w:type="dxa"/>
+          </w:tcPr>
+          <w:p>
+            <w:pPr>
+              <w:rPr>
+                <w:lang w:val="en-US"/>
+              </w:rPr>
+            </w:pPr>
+            <w:r>
+              <w:rPr>
+                <w:lang w:val="en-US"/>
+              </w:rPr>
+              <w:t>0</w:t>
+            </w:r>
+          </w:p>
+        </w:tc>
+        <w:tc>
+          <w:tcPr>
+            <w:tcW w:w="445" w:type="dxa"/>
+          </w:tcPr>
+          <w:p>
+            <w:pPr>
+              <w:rPr>
+                <w:lang w:val="en-US"/>
+              </w:rPr>
+            </w:pPr>
+            <w:r>
+              <w:rPr>
+                <w:lang w:val="en-US"/>
+              </w:rPr>
+              <w:t>0</w:t>
+            </w:r>
+          </w:p>
+        </w:tc>
+        <w:tc>
+          <w:tcPr>
+            <w:tcW w:w="445" w:type="dxa"/>
+          </w:tcPr>
+          <w:p>
+            <w:pPr>
+              <w:rPr>
+                <w:lang w:val="en-US"/>
+              </w:rPr>
+            </w:pPr>
+            <w:r>
+              <w:rPr>
+                <w:lang w:val="en-US"/>
+              </w:rPr>
+              <w:t>0</w:t>
+            </w:r>
+          </w:p>
+        </w:tc>
+        <w:tc>
+          <w:tcPr>
+            <w:tcW w:w="445" w:type="dxa"/>
+          </w:tcPr>
+          <w:p>
+            <w:pPr>
+              <w:rPr>
+                <w:lang w:val="en-US"/>
+              </w:rPr>
+            </w:pPr>
+            <w:r>
+              <w:rPr>
+                <w:lang w:val="en-US"/>
+              </w:rPr>
+              <w:t>0</w:t>
+            </w:r>
+          </w:p>
+        </w:tc>
+        <w:tc>
+          <w:tcPr>
+            <w:tcW w:w="445" w:type="dxa"/>
+          </w:tcPr>
+          <w:p>
+            <w:pPr>
+              <w:rPr>
+                <w:lang w:val="en-US"/>
+              </w:rPr>
+            </w:pPr>
+            <w:r>
+              <w:rPr>
+                <w:lang w:val="en-US"/>
+              </w:rPr>
+              <w:t>0</w:t>
+            </w:r>
+          </w:p>
+        </w:tc>
+        <w:tc>
+          <w:tcPr>
+            <w:tcW w:w="517" w:type="dxa"/>
+          </w:tcPr>
+          <w:p>
+            <w:pPr>
+              <w:rPr>
+                <w:lang w:val="en-US"/>
+              </w:rPr>
+            </w:pPr>
+            <w:r>
+              <w:rPr>
+                <w:lang w:val="en-US"/>
+              </w:rPr>
+              <w:t>0</w:t>
+            </w:r>
+          </w:p>
+        </w:tc>
+        <w:tc>
+          <w:tcPr>
+            <w:tcW w:w="517" w:type="dxa"/>
+          </w:tcPr>
+          <w:p>
+            <w:pPr>
+              <w:rPr>
+                <w:lang w:val="en-US"/>
+              </w:rPr>
+            </w:pPr>
+            <w:r>
+              <w:rPr>
+                <w:lang w:val="en-US"/>
+              </w:rPr>
+              <w:t>0</w:t>
+            </w:r>
+          </w:p>
+        </w:tc>
+        <w:tc>
+          <w:tcPr>
+            <w:tcW w:w="517" w:type="dxa"/>
+            <w:shd w:val="clear" w:color="auto" w:fill="FF99FF"/>
+          </w:tcPr>
+          <w:p>
+            <w:pPr>
+              <w:rPr>
+                <w:lang w:val="en-US"/>
+              </w:rPr>
+            </w:pPr>
+            <w:r>
+              <w:rPr>
+                <w:lang w:val="en-US"/>
+              </w:rPr>
+              <w:t>1</w:t>
+            </w:r>
+          </w:p>
+        </w:tc>
+        <w:tc>
+          <w:tcPr>
+            <w:tcW w:w="517" w:type="dxa"/>
+          </w:tcPr>
+          <w:p>
+            <w:pPr>
+              <w:rPr>
+                <w:lang w:val="en-US"/>
+              </w:rPr>
+            </w:pPr>
+            <w:r>
+              <w:rPr>
+                <w:lang w:val="en-US"/>
+              </w:rPr>
+              <w:t>0</w:t>
+            </w:r>
+          </w:p>
+        </w:tc>
+        <w:tc>
+          <w:tcPr>
+            <w:tcW w:w="517" w:type="dxa"/>
+          </w:tcPr>
+          <w:p>
+            <w:pPr>
+              <w:rPr>
+                <w:lang w:val="en-US"/>
+              </w:rPr>
+            </w:pPr>
+            <w:r>
+              <w:rPr>
+                <w:lang w:val="en-US"/>
+              </w:rPr>
+              <w:t>0</w:t>
+            </w:r>
+          </w:p>
+        </w:tc>
+        <w:tc>
+          <w:tcPr>
+            <w:tcW w:w="517" w:type="dxa"/>
+          </w:tcPr>
+          <w:p>
+            <w:pPr>
+              <w:rPr>
+                <w:lang w:val="en-US"/>
+              </w:rPr>
+            </w:pPr>
+            <w:r>
+              <w:rPr>
+                <w:lang w:val="en-US"/>
+              </w:rPr>
+              <w:t>0</w:t>
+            </w:r>
+          </w:p>
+        </w:tc>
+      </w:tr>
+      <w:tr>
+        <w:tc>
+          <w:tcPr>
+            <w:tcW w:w="449" w:type="dxa"/>
+            <w:shd w:val="clear" w:color="auto" w:fill="CCCCFF"/>
+          </w:tcPr>
+          <w:p>
+            <w:pPr>
+              <w:rPr>
+                <w:lang w:val="en-US"/>
+              </w:rPr>
+            </w:pPr>
+            <w:r>
+              <w:rPr>
+                <w:lang w:val="en-US"/>
+              </w:rPr>
+              <w:t>1</w:t>
+            </w:r>
+          </w:p>
+        </w:tc>
+        <w:tc>
+          <w:tcPr>
+            <w:tcW w:w="448" w:type="dxa"/>
+            <w:shd w:val="clear" w:color="auto" w:fill="CCCCFF"/>
+          </w:tcPr>
+          <w:p>
+            <w:pPr>
+              <w:rPr>
+                <w:lang w:val="en-US"/>
+              </w:rPr>
+            </w:pPr>
+            <w:r>
+              <w:rPr>
+                <w:lang w:val="en-US"/>
+              </w:rPr>
+              <w:t>1</w:t>
+            </w:r>
+          </w:p>
+        </w:tc>
+        <w:tc>
+          <w:tcPr>
+            <w:tcW w:w="448" w:type="dxa"/>
+            <w:shd w:val="clear" w:color="auto" w:fill="CCCCFF"/>
+          </w:tcPr>
+          <w:p>
+            <w:pPr>
+              <w:rPr>
+                <w:lang w:val="en-US"/>
+              </w:rPr>
+            </w:pPr>
+            <w:r>
+              <w:rPr>
+                <w:lang w:val="en-US"/>
+              </w:rPr>
+              <w:t>0</w:t>
+            </w:r>
+          </w:p>
+        </w:tc>
+        <w:tc>
+          <w:tcPr>
+            <w:tcW w:w="448" w:type="dxa"/>
+            <w:shd w:val="clear" w:color="auto" w:fill="CCCCFF"/>
+          </w:tcPr>
+          <w:p>
+            <w:pPr>
+              <w:rPr>
+                <w:lang w:val="en-US"/>
+              </w:rPr>
+            </w:pPr>
+            <w:r>
+              <w:rPr>
+                <w:lang w:val="en-US"/>
+              </w:rPr>
+              <w:t>1</w:t>
+            </w:r>
+          </w:p>
+        </w:tc>
+        <w:tc>
+          <w:tcPr>
+            <w:tcW w:w="445" w:type="dxa"/>
+          </w:tcPr>
+          <w:p>
+            <w:pPr>
+              <w:rPr>
+                <w:lang w:val="en-US"/>
+              </w:rPr>
+            </w:pPr>
+            <w:r>
+              <w:rPr>
+                <w:lang w:val="en-US"/>
+              </w:rPr>
+              <w:t>0</w:t>
+            </w:r>
+          </w:p>
+        </w:tc>
+        <w:tc>
+          <w:tcPr>
+            <w:tcW w:w="445" w:type="dxa"/>
+          </w:tcPr>
+          <w:p>
+            <w:pPr>
+              <w:rPr>
+                <w:lang w:val="en-US"/>
+              </w:rPr>
+            </w:pPr>
+            <w:r>
+              <w:rPr>
+                <w:lang w:val="en-US"/>
+              </w:rPr>
+              <w:t>0</w:t>
+            </w:r>
+          </w:p>
+        </w:tc>
+        <w:tc>
+          <w:tcPr>
+            <w:tcW w:w="445" w:type="dxa"/>
+          </w:tcPr>
+          <w:p>
+            <w:pPr>
+              <w:rPr>
+                <w:lang w:val="en-US"/>
+              </w:rPr>
+            </w:pPr>
+            <w:r>
+              <w:rPr>
+                <w:lang w:val="en-US"/>
+              </w:rPr>
+              <w:t>0</w:t>
+            </w:r>
+          </w:p>
+        </w:tc>
+        <w:tc>
+          <w:tcPr>
+            <w:tcW w:w="445" w:type="dxa"/>
+          </w:tcPr>
+          <w:p>
+            <w:pPr>
+              <w:rPr>
+                <w:lang w:val="en-US"/>
+              </w:rPr>
+            </w:pPr>
+            <w:r>
+              <w:rPr>
+                <w:lang w:val="en-US"/>
+              </w:rPr>
+              <w:t>0</w:t>
+            </w:r>
+          </w:p>
+        </w:tc>
+        <w:tc>
+          <w:tcPr>
+            <w:tcW w:w="445" w:type="dxa"/>
+          </w:tcPr>
+          <w:p>
+            <w:pPr>
+              <w:rPr>
+                <w:lang w:val="en-US"/>
+              </w:rPr>
+            </w:pPr>
+            <w:r>
+              <w:rPr>
+                <w:lang w:val="en-US"/>
+              </w:rPr>
+              <w:t>0</w:t>
+            </w:r>
+          </w:p>
+        </w:tc>
+        <w:tc>
+          <w:tcPr>
+            <w:tcW w:w="445" w:type="dxa"/>
+          </w:tcPr>
+          <w:p>
+            <w:pPr>
+              <w:rPr>
+                <w:lang w:val="en-US"/>
+              </w:rPr>
+            </w:pPr>
+            <w:r>
+              <w:rPr>
+                <w:lang w:val="en-US"/>
+              </w:rPr>
+              <w:t>0</w:t>
+            </w:r>
+          </w:p>
+        </w:tc>
+        <w:tc>
+          <w:tcPr>
+            <w:tcW w:w="445" w:type="dxa"/>
+          </w:tcPr>
+          <w:p>
+            <w:pPr>
+              <w:rPr>
+                <w:lang w:val="en-US"/>
+              </w:rPr>
+            </w:pPr>
+            <w:r>
+              <w:rPr>
+                <w:lang w:val="en-US"/>
+              </w:rPr>
+              <w:t>0</w:t>
+            </w:r>
+          </w:p>
+        </w:tc>
+        <w:tc>
+          <w:tcPr>
+            <w:tcW w:w="445" w:type="dxa"/>
+          </w:tcPr>
+          <w:p>
+            <w:pPr>
+              <w:rPr>
+                <w:lang w:val="en-US"/>
+              </w:rPr>
+            </w:pPr>
+            <w:r>
+              <w:rPr>
+                <w:lang w:val="en-US"/>
+              </w:rPr>
+              <w:t>0</w:t>
+            </w:r>
+          </w:p>
+        </w:tc>
+        <w:tc>
+          <w:tcPr>
+            <w:tcW w:w="445" w:type="dxa"/>
+          </w:tcPr>
+          <w:p>
+            <w:pPr>
+              <w:rPr>
+                <w:lang w:val="en-US"/>
+              </w:rPr>
+            </w:pPr>
+            <w:r>
+              <w:rPr>
+                <w:lang w:val="en-US"/>
+              </w:rPr>
+              <w:t>0</w:t>
+            </w:r>
+          </w:p>
+        </w:tc>
+        <w:tc>
+          <w:tcPr>
+            <w:tcW w:w="445" w:type="dxa"/>
+          </w:tcPr>
+          <w:p>
+            <w:pPr>
+              <w:rPr>
+                <w:lang w:val="en-US"/>
+              </w:rPr>
+            </w:pPr>
+            <w:r>
+              <w:rPr>
+                <w:lang w:val="en-US"/>
+              </w:rPr>
+              <w:t>0</w:t>
+            </w:r>
+          </w:p>
+        </w:tc>
+        <w:tc>
+          <w:tcPr>
+            <w:tcW w:w="517" w:type="dxa"/>
+          </w:tcPr>
+          <w:p>
+            <w:pPr>
+              <w:rPr>
+                <w:lang w:val="en-US"/>
+              </w:rPr>
+            </w:pPr>
+            <w:r>
+              <w:rPr>
+                <w:lang w:val="en-US"/>
+              </w:rPr>
+              <w:t>0</w:t>
+            </w:r>
+          </w:p>
+        </w:tc>
+        <w:tc>
+          <w:tcPr>
+            <w:tcW w:w="517" w:type="dxa"/>
+          </w:tcPr>
+          <w:p>
+            <w:pPr>
+              <w:rPr>
+                <w:lang w:val="en-US"/>
+              </w:rPr>
+            </w:pPr>
+            <w:r>
+              <w:rPr>
+                <w:lang w:val="en-US"/>
+              </w:rPr>
+              <w:t>0</w:t>
+            </w:r>
+          </w:p>
+        </w:tc>
+        <w:tc>
+          <w:tcPr>
+            <w:tcW w:w="517" w:type="dxa"/>
+          </w:tcPr>
+          <w:p>
+            <w:pPr>
+              <w:rPr>
+                <w:lang w:val="en-US"/>
+              </w:rPr>
+            </w:pPr>
+            <w:r>
+              <w:rPr>
+                <w:lang w:val="en-US"/>
+              </w:rPr>
+              <w:t>0</w:t>
+            </w:r>
+          </w:p>
+        </w:tc>
+        <w:tc>
+          <w:tcPr>
+            <w:tcW w:w="517" w:type="dxa"/>
+            <w:shd w:val="clear" w:color="auto" w:fill="FF99FF"/>
+          </w:tcPr>
+          <w:p>
+            <w:pPr>
+              <w:rPr>
+                <w:lang w:val="en-US"/>
+              </w:rPr>
+            </w:pPr>
+            <w:r>
+              <w:rPr>
+                <w:lang w:val="en-US"/>
+              </w:rPr>
+              <w:t>1</w:t>
+            </w:r>
+          </w:p>
+        </w:tc>
+        <w:tc>
+          <w:tcPr>
+            <w:tcW w:w="517" w:type="dxa"/>
+          </w:tcPr>
+          <w:p>
+            <w:pPr>
+              <w:rPr>
+                <w:lang w:val="en-US"/>
+              </w:rPr>
+            </w:pPr>
+            <w:r>
+              <w:rPr>
+                <w:lang w:val="en-US"/>
+              </w:rPr>
+              <w:t>0</w:t>
+            </w:r>
+          </w:p>
+        </w:tc>
+        <w:tc>
+          <w:tcPr>
+            <w:tcW w:w="517" w:type="dxa"/>
+          </w:tcPr>
+          <w:p>
+            <w:pPr>
+              <w:rPr>
+                <w:lang w:val="en-US"/>
+              </w:rPr>
+            </w:pPr>
+            <w:r>
+              <w:rPr>
+                <w:lang w:val="en-US"/>
+              </w:rPr>
+              <w:t>0</w:t>
+            </w:r>
+          </w:p>
+        </w:tc>
+      </w:tr>
+      <w:tr>
+        <w:tc>
+          <w:tcPr>
+            <w:tcW w:w="449" w:type="dxa"/>
+            <w:shd w:val="clear" w:color="auto" w:fill="CCCCFF"/>
+          </w:tcPr>
+          <w:p>
+            <w:pPr>
+              <w:rPr>
+                <w:lang w:val="en-US"/>
+              </w:rPr>
+            </w:pPr>
+            <w:r>
+              <w:rPr>
+                <w:lang w:val="en-US"/>
+              </w:rPr>
+              <w:t>1</w:t>
+            </w:r>
+          </w:p>
+        </w:tc>
+        <w:tc>
+          <w:tcPr>
+            <w:tcW w:w="448" w:type="dxa"/>
+            <w:shd w:val="clear" w:color="auto" w:fill="CCCCFF"/>
+          </w:tcPr>
+          <w:p>
+            <w:pPr>
+              <w:rPr>
+                <w:lang w:val="en-US"/>
+              </w:rPr>
+            </w:pPr>
+            <w:r>
+              <w:rPr>
+                <w:lang w:val="en-US"/>
+              </w:rPr>
+              <w:t>1</w:t>
+            </w:r>
+          </w:p>
+        </w:tc>
+        <w:tc>
+          <w:tcPr>
+            <w:tcW w:w="448" w:type="dxa"/>
+            <w:shd w:val="clear" w:color="auto" w:fill="CCCCFF"/>
+          </w:tcPr>
+          <w:p>
+            <w:pPr>
+              <w:rPr>
+                <w:lang w:val="en-US"/>
+              </w:rPr>
+            </w:pPr>
+            <w:r>
+              <w:rPr>
+                <w:lang w:val="en-US"/>
+              </w:rPr>
+              <w:t>1</w:t>
+            </w:r>
+          </w:p>
+        </w:tc>
+        <w:tc>
+          <w:tcPr>
+            <w:tcW w:w="448" w:type="dxa"/>
+            <w:shd w:val="clear" w:color="auto" w:fill="CCCCFF"/>
+          </w:tcPr>
+          <w:p>
+            <w:pPr>
+              <w:rPr>
+                <w:lang w:val="en-US"/>
+              </w:rPr>
+            </w:pPr>
+            <w:r>
+              <w:rPr>
+                <w:lang w:val="en-US"/>
+              </w:rPr>
+              <w:t>0</w:t>
+            </w:r>
+          </w:p>
+        </w:tc>
+        <w:tc>
+          <w:tcPr>
+            <w:tcW w:w="445" w:type="dxa"/>
+          </w:tcPr>
+          <w:p>
+            <w:pPr>
+              <w:rPr>
+                <w:lang w:val="en-US"/>
+              </w:rPr>
+            </w:pPr>
+            <w:r>
+              <w:rPr>
+                <w:lang w:val="en-US"/>
+              </w:rPr>
+              <w:t>0</w:t>
+            </w:r>
+          </w:p>
+        </w:tc>
+        <w:tc>
+          <w:tcPr>
+            <w:tcW w:w="445" w:type="dxa"/>
+          </w:tcPr>
+          <w:p>
+            <w:pPr>
+              <w:rPr>
+                <w:lang w:val="en-US"/>
+              </w:rPr>
+            </w:pPr>
+            <w:r>
+              <w:rPr>
+                <w:lang w:val="en-US"/>
+              </w:rPr>
+              <w:t>0</w:t>
+            </w:r>
+          </w:p>
+        </w:tc>
+        <w:tc>
+          <w:tcPr>
+            <w:tcW w:w="445" w:type="dxa"/>
+          </w:tcPr>
+          <w:p>
+            <w:pPr>
+              <w:rPr>
+                <w:lang w:val="en-US"/>
+              </w:rPr>
+            </w:pPr>
+            <w:r>
+              <w:rPr>
+                <w:lang w:val="en-US"/>
+              </w:rPr>
+              <w:t>0</w:t>
+            </w:r>
+          </w:p>
+        </w:tc>
+        <w:tc>
+          <w:tcPr>
+            <w:tcW w:w="445" w:type="dxa"/>
+          </w:tcPr>
+          <w:p>
+            <w:pPr>
+              <w:rPr>
+                <w:lang w:val="en-US"/>
+              </w:rPr>
+            </w:pPr>
+            <w:r>
+              <w:rPr>
+                <w:lang w:val="en-US"/>
+              </w:rPr>
+              <w:t>0</w:t>
+            </w:r>
+          </w:p>
+        </w:tc>
+        <w:tc>
+          <w:tcPr>
+            <w:tcW w:w="445" w:type="dxa"/>
+          </w:tcPr>
+          <w:p>
+            <w:pPr>
+              <w:rPr>
+                <w:lang w:val="en-US"/>
+              </w:rPr>
+            </w:pPr>
+            <w:r>
+              <w:rPr>
+                <w:lang w:val="en-US"/>
+              </w:rPr>
+              <w:t>0</w:t>
+            </w:r>
+          </w:p>
+        </w:tc>
+        <w:tc>
+          <w:tcPr>
+            <w:tcW w:w="445" w:type="dxa"/>
+          </w:tcPr>
+          <w:p>
+            <w:pPr>
+              <w:rPr>
+                <w:lang w:val="en-US"/>
+              </w:rPr>
+            </w:pPr>
+            <w:r>
+              <w:rPr>
+                <w:lang w:val="en-US"/>
+              </w:rPr>
+              <w:t>0</w:t>
+            </w:r>
+          </w:p>
+        </w:tc>
+        <w:tc>
+          <w:tcPr>
+            <w:tcW w:w="445" w:type="dxa"/>
+          </w:tcPr>
+          <w:p>
+            <w:pPr>
+              <w:rPr>
+                <w:lang w:val="en-US"/>
+              </w:rPr>
+            </w:pPr>
+            <w:r>
+              <w:rPr>
+                <w:lang w:val="en-US"/>
+              </w:rPr>
+              <w:t>0</w:t>
+            </w:r>
+          </w:p>
+        </w:tc>
+        <w:tc>
+          <w:tcPr>
+            <w:tcW w:w="445" w:type="dxa"/>
+          </w:tcPr>
+          <w:p>
+            <w:pPr>
+              <w:rPr>
+                <w:lang w:val="en-US"/>
+              </w:rPr>
+            </w:pPr>
+            <w:r>
+              <w:rPr>
+                <w:lang w:val="en-US"/>
+              </w:rPr>
+              <w:t>0</w:t>
+            </w:r>
+          </w:p>
+        </w:tc>
+        <w:tc>
+          <w:tcPr>
+            <w:tcW w:w="445" w:type="dxa"/>
+          </w:tcPr>
+          <w:p>
+            <w:pPr>
+              <w:rPr>
+                <w:lang w:val="en-US"/>
+              </w:rPr>
+            </w:pPr>
+            <w:r>
+              <w:rPr>
+                <w:lang w:val="en-US"/>
+              </w:rPr>
+              <w:t>0</w:t>
+            </w:r>
+          </w:p>
+        </w:tc>
+        <w:tc>
+          <w:tcPr>
+            <w:tcW w:w="445" w:type="dxa"/>
+          </w:tcPr>
+          <w:p>
+            <w:pPr>
+              <w:rPr>
+                <w:lang w:val="en-US"/>
+              </w:rPr>
+            </w:pPr>
+            <w:r>
+              <w:rPr>
+                <w:lang w:val="en-US"/>
+              </w:rPr>
+              <w:t>0</w:t>
+            </w:r>
+          </w:p>
+        </w:tc>
+        <w:tc>
+          <w:tcPr>
+            <w:tcW w:w="517" w:type="dxa"/>
+          </w:tcPr>
+          <w:p>
+            <w:pPr>
+              <w:rPr>
+                <w:lang w:val="en-US"/>
+              </w:rPr>
+            </w:pPr>
+            <w:r>
+              <w:rPr>
+                <w:lang w:val="en-US"/>
+              </w:rPr>
+              <w:t>0</w:t>
+            </w:r>
+          </w:p>
+        </w:tc>
+        <w:tc>
+          <w:tcPr>
+            <w:tcW w:w="517" w:type="dxa"/>
+          </w:tcPr>
+          <w:p>
+            <w:pPr>
+              <w:rPr>
+                <w:lang w:val="en-US"/>
+              </w:rPr>
+            </w:pPr>
+            <w:r>
+              <w:rPr>
+                <w:lang w:val="en-US"/>
+              </w:rPr>
+              <w:t>0</w:t>
+            </w:r>
+          </w:p>
+        </w:tc>
+        <w:tc>
+          <w:tcPr>
+            <w:tcW w:w="517" w:type="dxa"/>
+          </w:tcPr>
+          <w:p>
+            <w:pPr>
+              <w:rPr>
+                <w:lang w:val="en-US"/>
+              </w:rPr>
+            </w:pPr>
+            <w:r>
+              <w:rPr>
+                <w:lang w:val="en-US"/>
+              </w:rPr>
+              <w:t>0</w:t>
+            </w:r>
+          </w:p>
+        </w:tc>
+        <w:tc>
+          <w:tcPr>
+            <w:tcW w:w="517" w:type="dxa"/>
+          </w:tcPr>
+          <w:p>
+            <w:pPr>
+              <w:rPr>
+                <w:lang w:val="en-US"/>
+              </w:rPr>
+            </w:pPr>
+            <w:r>
+              <w:rPr>
+                <w:lang w:val="en-US"/>
+              </w:rPr>
+              <w:t>0</w:t>
+            </w:r>
+          </w:p>
+        </w:tc>
+        <w:tc>
+          <w:tcPr>
+            <w:tcW w:w="517" w:type="dxa"/>
+            <w:shd w:val="clear" w:color="auto" w:fill="FF99FF"/>
+          </w:tcPr>
+          <w:p>
+            <w:pPr>
+              <w:rPr>
+                <w:lang w:val="en-US"/>
+              </w:rPr>
+            </w:pPr>
+            <w:r>
+              <w:rPr>
+                <w:lang w:val="en-US"/>
+              </w:rPr>
+              <w:t>1</w:t>
+            </w:r>
+          </w:p>
+        </w:tc>
+        <w:tc>
+          <w:tcPr>
+            <w:tcW w:w="517" w:type="dxa"/>
+          </w:tcPr>
+          <w:p>
+            <w:pPr>
+              <w:rPr>
+                <w:lang w:val="en-US"/>
+              </w:rPr>
+            </w:pPr>
+            <w:r>
+              <w:rPr>
+                <w:lang w:val="en-US"/>
+              </w:rPr>
+              <w:t>0</w:t>
+            </w:r>
+          </w:p>
+        </w:tc>
+      </w:tr>
+      <w:tr>
+        <w:tc>
+          <w:tcPr>
+            <w:tcW w:w="449" w:type="dxa"/>
+            <w:shd w:val="clear" w:color="auto" w:fill="CCCCFF"/>
+          </w:tcPr>
+          <w:p>
+            <w:pPr>
+              <w:rPr>
+                <w:lang w:val="en-US"/>
+              </w:rPr>
+            </w:pPr>
+            <w:r>
+              <w:rPr>
+                <w:lang w:val="en-US"/>
+              </w:rPr>
+              <w:t>1</w:t>
+            </w:r>
+          </w:p>
+        </w:tc>
+        <w:tc>
+          <w:tcPr>
+            <w:tcW w:w="448" w:type="dxa"/>
+            <w:shd w:val="clear" w:color="auto" w:fill="CCCCFF"/>
+          </w:tcPr>
+          <w:p>
+            <w:pPr>
+              <w:rPr>
+                <w:lang w:val="en-US"/>
+              </w:rPr>
+            </w:pPr>
+            <w:r>
+              <w:rPr>
+                <w:lang w:val="en-US"/>
+              </w:rPr>
+              <w:t>1</w:t>
+            </w:r>
+          </w:p>
+        </w:tc>
+        <w:tc>
+          <w:tcPr>
+            <w:tcW w:w="448" w:type="dxa"/>
+            <w:shd w:val="clear" w:color="auto" w:fill="CCCCFF"/>
+          </w:tcPr>
+          <w:p>
+            <w:pPr>
+              <w:rPr>
+                <w:lang w:val="en-US"/>
+              </w:rPr>
+            </w:pPr>
+            <w:r>
+              <w:rPr>
+                <w:lang w:val="en-US"/>
+              </w:rPr>
+              <w:t>1</w:t>
+            </w:r>
+          </w:p>
+        </w:tc>
+        <w:tc>
+          <w:tcPr>
+            <w:tcW w:w="448" w:type="dxa"/>
+            <w:shd w:val="clear" w:color="auto" w:fill="CCCCFF"/>
+          </w:tcPr>
+          <w:p>
+            <w:pPr>
+              <w:rPr>
+                <w:lang w:val="en-US"/>
+              </w:rPr>
+            </w:pPr>
+            <w:r>
+              <w:rPr>
+                <w:lang w:val="en-US"/>
+              </w:rPr>
+              <w:t>1</w:t>
+            </w:r>
+          </w:p>
+        </w:tc>
+        <w:tc>
+          <w:tcPr>
+            <w:tcW w:w="445" w:type="dxa"/>
+          </w:tcPr>
+          <w:p>
+            <w:pPr>
+              <w:rPr>
+                <w:lang w:val="en-US"/>
+              </w:rPr>
+            </w:pPr>
+            <w:r>
+              <w:rPr>
+                <w:lang w:val="en-US"/>
+              </w:rPr>
+              <w:t>0</w:t>
+            </w:r>
+          </w:p>
+        </w:tc>
+        <w:tc>
+          <w:tcPr>
+            <w:tcW w:w="445" w:type="dxa"/>
+          </w:tcPr>
+          <w:p>
+            <w:pPr>
+              <w:rPr>
+                <w:lang w:val="en-US"/>
+              </w:rPr>
+            </w:pPr>
+            <w:r>
+              <w:rPr>
+                <w:lang w:val="en-US"/>
+              </w:rPr>
+              <w:t>0</w:t>
+            </w:r>
+          </w:p>
+        </w:tc>
+        <w:tc>
+          <w:tcPr>
+            <w:tcW w:w="445" w:type="dxa"/>
+          </w:tcPr>
+          <w:p>
+            <w:pPr>
+              <w:rPr>
+                <w:lang w:val="en-US"/>
+              </w:rPr>
+            </w:pPr>
+            <w:r>
+              <w:rPr>
+                <w:lang w:val="en-US"/>
+              </w:rPr>
+              <w:t>0</w:t>
+            </w:r>
+          </w:p>
+        </w:tc>
+        <w:tc>
+          <w:tcPr>
+            <w:tcW w:w="445" w:type="dxa"/>
+          </w:tcPr>
+          <w:p>
+            <w:pPr>
+              <w:rPr>
+                <w:lang w:val="en-US"/>
+              </w:rPr>
+            </w:pPr>
+            <w:r>
+              <w:rPr>
+                <w:lang w:val="en-US"/>
+              </w:rPr>
+              <w:t>0</w:t>
+            </w:r>
+          </w:p>
+        </w:tc>
+        <w:tc>
+          <w:tcPr>
+            <w:tcW w:w="445" w:type="dxa"/>
+          </w:tcPr>
+          <w:p>
+            <w:pPr>
+              <w:rPr>
+                <w:lang w:val="en-US"/>
+              </w:rPr>
+            </w:pPr>
+            <w:r>
+              <w:rPr>
+                <w:lang w:val="en-US"/>
+              </w:rPr>
+              <w:t>0</w:t>
+            </w:r>
+          </w:p>
+        </w:tc>
+        <w:tc>
+          <w:tcPr>
+            <w:tcW w:w="445" w:type="dxa"/>
+          </w:tcPr>
+          <w:p>
+            <w:pPr>
+              <w:rPr>
+                <w:lang w:val="en-US"/>
+              </w:rPr>
+            </w:pPr>
+            <w:r>
+              <w:rPr>
+                <w:lang w:val="en-US"/>
+              </w:rPr>
+              <w:t>0</w:t>
+            </w:r>
+          </w:p>
+        </w:tc>
+        <w:tc>
+          <w:tcPr>
+            <w:tcW w:w="445" w:type="dxa"/>
+          </w:tcPr>
+          <w:p>
+            <w:pPr>
+              <w:rPr>
+                <w:lang w:val="en-US"/>
+              </w:rPr>
+            </w:pPr>
+            <w:r>
+              <w:rPr>
+                <w:lang w:val="en-US"/>
+              </w:rPr>
+              <w:t>0</w:t>
+            </w:r>
+          </w:p>
+        </w:tc>
+        <w:tc>
+          <w:tcPr>
+            <w:tcW w:w="445" w:type="dxa"/>
+          </w:tcPr>
+          <w:p>
+            <w:pPr>
+              <w:rPr>
+                <w:lang w:val="en-US"/>
+              </w:rPr>
+            </w:pPr>
+            <w:r>
+              <w:rPr>
+                <w:lang w:val="en-US"/>
+              </w:rPr>
+              <w:t>0</w:t>
+            </w:r>
+          </w:p>
+        </w:tc>
+        <w:tc>
+          <w:tcPr>
+            <w:tcW w:w="445" w:type="dxa"/>
+          </w:tcPr>
+          <w:p>
+            <w:pPr>
+              <w:rPr>
+                <w:lang w:val="en-US"/>
+              </w:rPr>
+            </w:pPr>
+            <w:r>
+              <w:rPr>
+                <w:lang w:val="en-US"/>
+              </w:rPr>
+              <w:t>0</w:t>
+            </w:r>
+          </w:p>
+        </w:tc>
+        <w:tc>
+          <w:tcPr>
+            <w:tcW w:w="445" w:type="dxa"/>
+          </w:tcPr>
+          <w:p>
+            <w:pPr>
+              <w:rPr>
+                <w:lang w:val="en-US"/>
+              </w:rPr>
+            </w:pPr>
+            <w:r>
+              <w:rPr>
+                <w:lang w:val="en-US"/>
+              </w:rPr>
+              <w:t>0</w:t>
+            </w:r>
+          </w:p>
+        </w:tc>
+        <w:tc>
+          <w:tcPr>
+            <w:tcW w:w="517" w:type="dxa"/>
+          </w:tcPr>
+          <w:p>
+            <w:pPr>
+              <w:rPr>
+                <w:lang w:val="en-US"/>
+              </w:rPr>
+            </w:pPr>
+            <w:r>
+              <w:rPr>
+                <w:lang w:val="en-US"/>
+              </w:rPr>
+              <w:t>0</w:t>
+            </w:r>
+          </w:p>
+        </w:tc>
+        <w:tc>
+          <w:tcPr>
+            <w:tcW w:w="517" w:type="dxa"/>
+          </w:tcPr>
+          <w:p>
+            <w:pPr>
+              <w:rPr>
+                <w:lang w:val="en-US"/>
+              </w:rPr>
+            </w:pPr>
+            <w:r>
+              <w:rPr>
+                <w:lang w:val="en-US"/>
+              </w:rPr>
+              <w:t>0</w:t>
+            </w:r>
+          </w:p>
+        </w:tc>
+        <w:tc>
+          <w:tcPr>
+            <w:tcW w:w="517" w:type="dxa"/>
+          </w:tcPr>
+          <w:p>
+            <w:pPr>
+              <w:rPr>
+                <w:lang w:val="en-US"/>
+              </w:rPr>
+            </w:pPr>
+            <w:r>
+              <w:rPr>
+                <w:lang w:val="en-US"/>
+              </w:rPr>
+              <w:t>0</w:t>
+            </w:r>
+          </w:p>
+        </w:tc>
+        <w:tc>
+          <w:tcPr>
+            <w:tcW w:w="517" w:type="dxa"/>
+          </w:tcPr>
+          <w:p>
+            <w:pPr>
+              <w:rPr>
+                <w:lang w:val="en-US"/>
+              </w:rPr>
+            </w:pPr>
+            <w:r>
+              <w:rPr>
+                <w:lang w:val="en-US"/>
+              </w:rPr>
+              <w:t>0</w:t>
+            </w:r>
+          </w:p>
+        </w:tc>
+        <w:tc>
+          <w:tcPr>
+            <w:tcW w:w="517" w:type="dxa"/>
+          </w:tcPr>
+          <w:p>
+            <w:pPr>
+              <w:rPr>
+                <w:lang w:val="en-US"/>
+              </w:rPr>
+            </w:pPr>
+            <w:r>
+              <w:rPr>
+                <w:lang w:val="en-US"/>
+              </w:rPr>
+              <w:t>0</w:t>
+            </w:r>
+          </w:p>
+        </w:tc>
+        <w:tc>
+          <w:tcPr>
+            <w:tcW w:w="517" w:type="dxa"/>
+            <w:shd w:val="clear" w:color="auto" w:fill="FF99FF"/>
+          </w:tcPr>
+          <w:p>
+            <w:pPr>
+              <w:rPr>
+                <w:lang w:val="en-US"/>
+              </w:rPr>
+            </w:pPr>
+            <w:r>
+              <w:rPr>
+                <w:lang w:val="en-US"/>
+              </w:rPr>
+              <w:t>1</w:t>
+            </w:r>
+          </w:p>
+        </w:tc>
+      </w:tr>
+    </w:tbl>
+    <w:p>
+      <w:r>
+        <w:t xml:space="preserve">Использование дешифратора в режиме </w:t>
+      </w:r>
+      <w:proofErr w:type="spellStart"/>
+      <w:r>
+        <w:t>демультиплексора</w:t>
+      </w:r>
+      <w:proofErr w:type="spellEnd"/>
+    </w:p>
+    <w:p>
+      <w:r>
+        <w:t>Пример параллельного кода</w:t>
+      </w:r>
+    </w:p>
+    <w:p>
+      <w:r>
+        <w:t>0 – 1-й провод</w:t>
+      </w:r>
+    </w:p>
+    <w:p>
+      <w:r>
+        <w:t>1</w:t>
+      </w:r>
+      <w:r>
+        <w:t>–</w:t>
+      </w:r>
+      <w:r>
+        <w:t xml:space="preserve"> 2</w:t>
+      </w:r>
+      <w:r>
+        <w:t>-й провод</w:t>
+      </w:r>
+    </w:p>
+    <w:p>
+      <w:r>
+        <w:t xml:space="preserve">1 </w:t>
+      </w:r>
+      <w:r>
+        <w:t>–</w:t>
+      </w:r>
+      <w:r>
+        <w:t xml:space="preserve"> 3</w:t>
+      </w:r>
+      <w:r>
+        <w:t>-й провод</w:t>
+      </w:r>
+    </w:p>
+    <w:p>
+      <w:r>
+        <w:t>1</w:t>
+      </w:r>
+      <w:r>
+        <w:t>–</w:t>
+      </w:r>
+      <w:r>
+        <w:t xml:space="preserve"> 4</w:t>
+      </w:r>
+      <w:r>
+        <w:t>-й провод</w:t>
+      </w:r>
+    </w:p>
+    <w:p>
+      <w:r>
+        <w:t xml:space="preserve">0 </w:t>
+      </w:r>
+      <w:r>
+        <w:t>–</w:t>
+      </w:r>
+      <w:r>
+        <w:t xml:space="preserve"> 5</w:t>
+      </w:r>
+      <w:r>
+        <w:t>-й провод</w:t>
+      </w:r>
+    </w:p>
+    <w:p>
+      <w:r>
+        <w:t xml:space="preserve">0 </w:t>
+      </w:r>
+      <w:r>
+        <w:t>–</w:t>
+      </w:r>
+      <w:r>
+        <w:t xml:space="preserve"> 6</w:t>
+      </w:r>
+      <w:r>
+        <w:t>-й провод</w:t>
+      </w:r>
+    </w:p>
+    <w:p>
+      <w:r>
+        <w:t xml:space="preserve">1 </w:t>
+      </w:r>
+      <w:r>
+        <w:t>–</w:t>
+      </w:r>
+      <w:r>
+        <w:t xml:space="preserve"> 7</w:t>
+      </w:r>
+      <w:r>
+        <w:t>-й провод</w:t>
+      </w:r>
+    </w:p>
+    <w:p>
+      <w:r>
+        <w:t>Пример последовательного кода:</w:t>
+      </w:r>
+    </w:p>
+    <w:p>
+      <w:r>
+        <w:t>01110011 – передача по одному проводу в каждый отдельный момент времени</w:t>
+      </w:r>
+    </w:p>
+    <w:p>
+      <w:r>
+        <w:t>Преобразование параллельного кода в последовательный называется мультиплексированием</w:t>
+      </w:r>
+    </w:p>
+    <w:p>
+      <w:r>
+        <w:t>Обратное преобразование – де</w:t>
+      </w:r>
+      <w:r>
+        <w:t>мультиплексированием</w:t>
+      </w:r>
       <w:bookmarkStart w:id="0" w:name="_GoBack"/>
       <w:bookmarkEnd w:id="0"/>
     </w:p>
+    <w:p/>
     <w:sectPr>
       <w:pgSz w:w="11906" w:h="16838"/>
       <w:pgMar w:top="1134" w:right="850" w:bottom="1134" w:left="1701" w:header="708" w:footer="708" w:gutter="0"/>

--- a/Исследование дешифратора.docx
+++ b/Исследование дешифратора.docx
@@ -2,6 +2,11 @@
 <file path=word/document.xml><?xml version="1.0" encoding="utf-8"?>
 <w:document xmlns:wpc="http://schemas.microsoft.com/office/word/2010/wordprocessingCanvas" xmlns:mc="http://schemas.openxmlformats.org/markup-compatibility/2006" xmlns:o="urn:schemas-microsoft-com:office:office" xmlns:r="http://schemas.openxmlformats.org/officeDocument/2006/relationships" xmlns:m="http://schemas.openxmlformats.org/officeDocument/2006/math" xmlns:v="urn:schemas-microsoft-com:vml" xmlns:wp14="http://schemas.microsoft.com/office/word/2010/wordprocessingDrawing" xmlns:wp="http://schemas.openxmlformats.org/drawingml/2006/wordprocessingDrawing" xmlns:w10="urn:schemas-microsoft-com:office:word" xmlns:w="http://schemas.openxmlformats.org/wordprocessingml/2006/main" xmlns:w14="http://schemas.microsoft.com/office/word/2010/wordml" xmlns:w15="http://schemas.microsoft.com/office/word/2012/wordml" xmlns:wpg="http://schemas.microsoft.com/office/word/2010/wordprocessingGroup" xmlns:wpi="http://schemas.microsoft.com/office/word/2010/wordprocessingInk" xmlns:wne="http://schemas.microsoft.com/office/word/2006/wordml" xmlns:wps="http://schemas.microsoft.com/office/word/2010/wordprocessingShape" mc:Ignorable="w14 w15 wp14">
   <w:body>
+    <w:p>
+      <w:r>
+        <w:t>Комбинационные логические схемы</w:t>
+      </w:r>
+    </w:p>
     <w:p>
       <w:pPr>
         <w:pStyle w:val="a3"/>
@@ -6998,95 +7003,47 @@
     </w:p>
     <w:p>
       <w:r>
-        <w:t>1</w:t>
-      </w:r>
-      <w:r>
-        <w:t>–</w:t>
-      </w:r>
-      <w:r>
-        <w:t xml:space="preserve"> 2</w:t>
-      </w:r>
-      <w:r>
-        <w:t>-й провод</w:t>
+        <w:t>1– 2-й провод</w:t>
       </w:r>
     </w:p>
     <w:p>
       <w:r>
-        <w:t xml:space="preserve">1 </w:t>
-      </w:r>
-      <w:r>
-        <w:t>–</w:t>
-      </w:r>
-      <w:r>
-        <w:t xml:space="preserve"> 3</w:t>
-      </w:r>
-      <w:r>
-        <w:t>-й провод</w:t>
+        <w:t>1 – 3-й провод</w:t>
       </w:r>
     </w:p>
     <w:p>
       <w:r>
-        <w:t>1</w:t>
-      </w:r>
-      <w:r>
-        <w:t>–</w:t>
-      </w:r>
-      <w:r>
-        <w:t xml:space="preserve"> 4</w:t>
-      </w:r>
-      <w:r>
-        <w:t>-й провод</w:t>
+        <w:t>1– 4-й провод</w:t>
       </w:r>
     </w:p>
     <w:p>
       <w:r>
-        <w:t xml:space="preserve">0 </w:t>
-      </w:r>
-      <w:r>
-        <w:t>–</w:t>
-      </w:r>
-      <w:r>
-        <w:t xml:space="preserve"> 5</w:t>
-      </w:r>
-      <w:r>
-        <w:t>-й провод</w:t>
+        <w:t>0 – 5-й провод</w:t>
       </w:r>
     </w:p>
     <w:p>
       <w:r>
-        <w:t xml:space="preserve">0 </w:t>
-      </w:r>
-      <w:r>
-        <w:t>–</w:t>
-      </w:r>
-      <w:r>
-        <w:t xml:space="preserve"> 6</w:t>
-      </w:r>
-      <w:r>
-        <w:t>-й провод</w:t>
+        <w:t>0 – 6-й провод</w:t>
       </w:r>
     </w:p>
     <w:p>
       <w:r>
-        <w:t xml:space="preserve">1 </w:t>
-      </w:r>
-      <w:r>
-        <w:t>–</w:t>
-      </w:r>
-      <w:r>
-        <w:t xml:space="preserve"> 7</w:t>
-      </w:r>
-      <w:r>
-        <w:t>-й провод</w:t>
+        <w:t>1 – 7-й провод</w:t>
       </w:r>
     </w:p>
     <w:p>
+      <w:pPr>
+        <w:rPr>
+          <w:lang w:val="en-US"/>
+        </w:rPr>
+      </w:pPr>
       <w:r>
         <w:t>Пример последовательного кода:</w:t>
       </w:r>
     </w:p>
     <w:p>
       <w:r>
+        <w:lastRenderedPageBreak/>
         <w:t>01110011 – передача по одному проводу в каждый отдельный момент времени</w:t>
       </w:r>
     </w:p>
@@ -7097,15 +7054,2182 @@
     </w:p>
     <w:p>
       <w:r>
-        <w:t>Обратное преобразование – де</w:t>
+        <w:t>Обратное преобразование – демультиплексированием</w:t>
+      </w:r>
+    </w:p>
+    <w:tbl>
+      <w:tblPr>
+        <w:tblStyle w:val="a4"/>
+        <w:tblW w:w="9367" w:type="dxa"/>
+        <w:tblLook w:val="04A0" w:firstRow="1" w:lastRow="0" w:firstColumn="1" w:lastColumn="0" w:noHBand="0" w:noVBand="1"/>
+      </w:tblPr>
+      <w:tblGrid>
+        <w:gridCol w:w="863"/>
+        <w:gridCol w:w="857"/>
+        <w:gridCol w:w="835"/>
+        <w:gridCol w:w="915"/>
+        <w:gridCol w:w="915"/>
+        <w:gridCol w:w="915"/>
+        <w:gridCol w:w="915"/>
+        <w:gridCol w:w="788"/>
+        <w:gridCol w:w="788"/>
+        <w:gridCol w:w="788"/>
+        <w:gridCol w:w="788"/>
+      </w:tblGrid>
+      <w:tr>
+        <w:trPr>
+          <w:trHeight w:val="328"/>
+        </w:trPr>
+        <w:tc>
+          <w:tcPr>
+            <w:tcW w:w="863" w:type="dxa"/>
+            <w:shd w:val="clear" w:color="auto" w:fill="5B9BD5" w:themeFill="accent1"/>
+          </w:tcPr>
+          <w:p>
+            <w:pPr>
+              <w:rPr>
+                <w:lang w:val="en-US"/>
+              </w:rPr>
+            </w:pPr>
+            <w:r>
+              <w:rPr>
+                <w:lang w:val="en-US"/>
+              </w:rPr>
+              <w:t>A</w:t>
+            </w:r>
+          </w:p>
+        </w:tc>
+        <w:tc>
+          <w:tcPr>
+            <w:tcW w:w="857" w:type="dxa"/>
+            <w:shd w:val="clear" w:color="auto" w:fill="5B9BD5" w:themeFill="accent1"/>
+          </w:tcPr>
+          <w:p>
+            <w:pPr>
+              <w:rPr>
+                <w:lang w:val="en-US"/>
+              </w:rPr>
+            </w:pPr>
+            <w:r>
+              <w:rPr>
+                <w:lang w:val="en-US"/>
+              </w:rPr>
+              <w:t>B</w:t>
+            </w:r>
+          </w:p>
+        </w:tc>
+        <w:tc>
+          <w:tcPr>
+            <w:tcW w:w="835" w:type="dxa"/>
+            <w:shd w:val="clear" w:color="auto" w:fill="5B9BD5" w:themeFill="accent1"/>
+          </w:tcPr>
+          <w:p>
+            <w:pPr>
+              <w:rPr>
+                <w:lang w:val="en-US"/>
+              </w:rPr>
+            </w:pPr>
+            <w:r>
+              <w:t>С</w:t>
+            </w:r>
+          </w:p>
+        </w:tc>
+        <w:tc>
+          <w:tcPr>
+            <w:tcW w:w="915" w:type="dxa"/>
+            <w:shd w:val="clear" w:color="auto" w:fill="5B9BD5" w:themeFill="accent1"/>
+          </w:tcPr>
+          <w:p>
+            <w:pPr>
+              <w:rPr>
+                <w:lang w:val="en-US"/>
+              </w:rPr>
+            </w:pPr>
+            <w:r>
+              <w:rPr>
+                <w:lang w:val="en-US"/>
+              </w:rPr>
+              <w:t>Y0</w:t>
+            </w:r>
+          </w:p>
+        </w:tc>
+        <w:tc>
+          <w:tcPr>
+            <w:tcW w:w="915" w:type="dxa"/>
+            <w:shd w:val="clear" w:color="auto" w:fill="5B9BD5" w:themeFill="accent1"/>
+          </w:tcPr>
+          <w:p>
+            <w:pPr>
+              <w:rPr>
+                <w:lang w:val="en-US"/>
+              </w:rPr>
+            </w:pPr>
+            <w:r>
+              <w:rPr>
+                <w:lang w:val="en-US"/>
+              </w:rPr>
+              <w:t>Y1</w:t>
+            </w:r>
+          </w:p>
+        </w:tc>
+        <w:tc>
+          <w:tcPr>
+            <w:tcW w:w="915" w:type="dxa"/>
+            <w:shd w:val="clear" w:color="auto" w:fill="5B9BD5" w:themeFill="accent1"/>
+          </w:tcPr>
+          <w:p>
+            <w:pPr>
+              <w:rPr>
+                <w:lang w:val="en-US"/>
+              </w:rPr>
+            </w:pPr>
+            <w:r>
+              <w:rPr>
+                <w:lang w:val="en-US"/>
+              </w:rPr>
+              <w:t>Y2</w:t>
+            </w:r>
+          </w:p>
+        </w:tc>
+        <w:tc>
+          <w:tcPr>
+            <w:tcW w:w="915" w:type="dxa"/>
+            <w:shd w:val="clear" w:color="auto" w:fill="5B9BD5" w:themeFill="accent1"/>
+          </w:tcPr>
+          <w:p>
+            <w:pPr>
+              <w:rPr>
+                <w:lang w:val="en-US"/>
+              </w:rPr>
+            </w:pPr>
+            <w:r>
+              <w:rPr>
+                <w:lang w:val="en-US"/>
+              </w:rPr>
+              <w:t>Y3</w:t>
+            </w:r>
+          </w:p>
+        </w:tc>
+        <w:tc>
+          <w:tcPr>
+            <w:tcW w:w="788" w:type="dxa"/>
+            <w:shd w:val="clear" w:color="auto" w:fill="5B9BD5" w:themeFill="accent1"/>
+          </w:tcPr>
+          <w:p>
+            <w:pPr>
+              <w:rPr>
+                <w:lang w:val="en-US"/>
+              </w:rPr>
+            </w:pPr>
+            <w:r>
+              <w:rPr>
+                <w:lang w:val="en-US"/>
+              </w:rPr>
+              <w:t>Y4</w:t>
+            </w:r>
+          </w:p>
+        </w:tc>
+        <w:tc>
+          <w:tcPr>
+            <w:tcW w:w="788" w:type="dxa"/>
+            <w:shd w:val="clear" w:color="auto" w:fill="5B9BD5" w:themeFill="accent1"/>
+          </w:tcPr>
+          <w:p>
+            <w:pPr>
+              <w:rPr>
+                <w:lang w:val="en-US"/>
+              </w:rPr>
+            </w:pPr>
+            <w:r>
+              <w:rPr>
+                <w:lang w:val="en-US"/>
+              </w:rPr>
+              <w:t>Y5</w:t>
+            </w:r>
+          </w:p>
+        </w:tc>
+        <w:tc>
+          <w:tcPr>
+            <w:tcW w:w="788" w:type="dxa"/>
+            <w:shd w:val="clear" w:color="auto" w:fill="5B9BD5" w:themeFill="accent1"/>
+          </w:tcPr>
+          <w:p>
+            <w:pPr>
+              <w:rPr>
+                <w:lang w:val="en-US"/>
+              </w:rPr>
+            </w:pPr>
+            <w:r>
+              <w:rPr>
+                <w:lang w:val="en-US"/>
+              </w:rPr>
+              <w:t>Y6</w:t>
+            </w:r>
+          </w:p>
+        </w:tc>
+        <w:tc>
+          <w:tcPr>
+            <w:tcW w:w="788" w:type="dxa"/>
+            <w:shd w:val="clear" w:color="auto" w:fill="5B9BD5" w:themeFill="accent1"/>
+          </w:tcPr>
+          <w:p>
+            <w:pPr>
+              <w:rPr>
+                <w:lang w:val="en-US"/>
+              </w:rPr>
+            </w:pPr>
+            <w:r>
+              <w:rPr>
+                <w:lang w:val="en-US"/>
+              </w:rPr>
+              <w:t>Y7</w:t>
+            </w:r>
+          </w:p>
+        </w:tc>
+      </w:tr>
+      <w:tr>
+        <w:trPr>
+          <w:trHeight w:val="309"/>
+        </w:trPr>
+        <w:tc>
+          <w:tcPr>
+            <w:tcW w:w="863" w:type="dxa"/>
+          </w:tcPr>
+          <w:p>
+            <w:pPr>
+              <w:rPr>
+                <w:lang w:val="en-US"/>
+              </w:rPr>
+            </w:pPr>
+            <w:r>
+              <w:rPr>
+                <w:lang w:val="en-US"/>
+              </w:rPr>
+              <w:t>0</w:t>
+            </w:r>
+          </w:p>
+        </w:tc>
+        <w:tc>
+          <w:tcPr>
+            <w:tcW w:w="857" w:type="dxa"/>
+          </w:tcPr>
+          <w:p>
+            <w:pPr>
+              <w:rPr>
+                <w:lang w:val="en-US"/>
+              </w:rPr>
+            </w:pPr>
+            <w:r>
+              <w:rPr>
+                <w:lang w:val="en-US"/>
+              </w:rPr>
+              <w:t>0</w:t>
+            </w:r>
+          </w:p>
+        </w:tc>
+        <w:tc>
+          <w:tcPr>
+            <w:tcW w:w="835" w:type="dxa"/>
+          </w:tcPr>
+          <w:p>
+            <w:pPr>
+              <w:rPr>
+                <w:lang w:val="en-US"/>
+              </w:rPr>
+            </w:pPr>
+            <w:r>
+              <w:rPr>
+                <w:lang w:val="en-US"/>
+              </w:rPr>
+              <w:t>0</w:t>
+            </w:r>
+          </w:p>
+        </w:tc>
+        <w:tc>
+          <w:tcPr>
+            <w:tcW w:w="915" w:type="dxa"/>
+            <w:shd w:val="clear" w:color="auto" w:fill="9CC2E5" w:themeFill="accent1" w:themeFillTint="99"/>
+          </w:tcPr>
+          <w:p>
+            <w:pPr>
+              <w:rPr>
+                <w:lang w:val="en-US"/>
+              </w:rPr>
+            </w:pPr>
+            <w:r>
+              <w:rPr>
+                <w:lang w:val="en-US"/>
+              </w:rPr>
+              <w:t>G</w:t>
+            </w:r>
+          </w:p>
+        </w:tc>
+        <w:tc>
+          <w:tcPr>
+            <w:tcW w:w="915" w:type="dxa"/>
+          </w:tcPr>
+          <w:p>
+            <w:pPr>
+              <w:rPr>
+                <w:lang w:val="en-US"/>
+              </w:rPr>
+            </w:pPr>
+            <w:r>
+              <w:rPr>
+                <w:lang w:val="en-US"/>
+              </w:rPr>
+              <w:t>0</w:t>
+            </w:r>
+          </w:p>
+        </w:tc>
+        <w:tc>
+          <w:tcPr>
+            <w:tcW w:w="915" w:type="dxa"/>
+          </w:tcPr>
+          <w:p>
+            <w:pPr>
+              <w:rPr>
+                <w:lang w:val="en-US"/>
+              </w:rPr>
+            </w:pPr>
+            <w:r>
+              <w:rPr>
+                <w:lang w:val="en-US"/>
+              </w:rPr>
+              <w:t>0</w:t>
+            </w:r>
+          </w:p>
+        </w:tc>
+        <w:tc>
+          <w:tcPr>
+            <w:tcW w:w="915" w:type="dxa"/>
+          </w:tcPr>
+          <w:p>
+            <w:pPr>
+              <w:rPr>
+                <w:lang w:val="en-US"/>
+              </w:rPr>
+            </w:pPr>
+            <w:r>
+              <w:rPr>
+                <w:lang w:val="en-US"/>
+              </w:rPr>
+              <w:t>0</w:t>
+            </w:r>
+          </w:p>
+        </w:tc>
+        <w:tc>
+          <w:tcPr>
+            <w:tcW w:w="788" w:type="dxa"/>
+          </w:tcPr>
+          <w:p>
+            <w:pPr>
+              <w:rPr>
+                <w:lang w:val="en-US"/>
+              </w:rPr>
+            </w:pPr>
+            <w:r>
+              <w:rPr>
+                <w:lang w:val="en-US"/>
+              </w:rPr>
+              <w:t>0</w:t>
+            </w:r>
+          </w:p>
+        </w:tc>
+        <w:tc>
+          <w:tcPr>
+            <w:tcW w:w="788" w:type="dxa"/>
+          </w:tcPr>
+          <w:p>
+            <w:pPr>
+              <w:rPr>
+                <w:lang w:val="en-US"/>
+              </w:rPr>
+            </w:pPr>
+            <w:r>
+              <w:rPr>
+                <w:lang w:val="en-US"/>
+              </w:rPr>
+              <w:t>0</w:t>
+            </w:r>
+          </w:p>
+        </w:tc>
+        <w:tc>
+          <w:tcPr>
+            <w:tcW w:w="788" w:type="dxa"/>
+          </w:tcPr>
+          <w:p>
+            <w:pPr>
+              <w:rPr>
+                <w:lang w:val="en-US"/>
+              </w:rPr>
+            </w:pPr>
+            <w:r>
+              <w:rPr>
+                <w:lang w:val="en-US"/>
+              </w:rPr>
+              <w:t>0</w:t>
+            </w:r>
+          </w:p>
+        </w:tc>
+        <w:tc>
+          <w:tcPr>
+            <w:tcW w:w="788" w:type="dxa"/>
+          </w:tcPr>
+          <w:p>
+            <w:pPr>
+              <w:rPr>
+                <w:lang w:val="en-US"/>
+              </w:rPr>
+            </w:pPr>
+            <w:r>
+              <w:rPr>
+                <w:lang w:val="en-US"/>
+              </w:rPr>
+              <w:t>0</w:t>
+            </w:r>
+          </w:p>
+        </w:tc>
+      </w:tr>
+      <w:tr>
+        <w:trPr>
+          <w:trHeight w:val="328"/>
+        </w:trPr>
+        <w:tc>
+          <w:tcPr>
+            <w:tcW w:w="863" w:type="dxa"/>
+          </w:tcPr>
+          <w:p>
+            <w:pPr>
+              <w:rPr>
+                <w:lang w:val="en-US"/>
+              </w:rPr>
+            </w:pPr>
+            <w:r>
+              <w:rPr>
+                <w:lang w:val="en-US"/>
+              </w:rPr>
+              <w:t>0</w:t>
+            </w:r>
+          </w:p>
+        </w:tc>
+        <w:tc>
+          <w:tcPr>
+            <w:tcW w:w="857" w:type="dxa"/>
+          </w:tcPr>
+          <w:p>
+            <w:pPr>
+              <w:rPr>
+                <w:lang w:val="en-US"/>
+              </w:rPr>
+            </w:pPr>
+            <w:r>
+              <w:rPr>
+                <w:lang w:val="en-US"/>
+              </w:rPr>
+              <w:t>0</w:t>
+            </w:r>
+          </w:p>
+        </w:tc>
+        <w:tc>
+          <w:tcPr>
+            <w:tcW w:w="835" w:type="dxa"/>
+          </w:tcPr>
+          <w:p>
+            <w:pPr>
+              <w:rPr>
+                <w:lang w:val="en-US"/>
+              </w:rPr>
+            </w:pPr>
+            <w:r>
+              <w:rPr>
+                <w:lang w:val="en-US"/>
+              </w:rPr>
+              <w:t>1</w:t>
+            </w:r>
+          </w:p>
+        </w:tc>
+        <w:tc>
+          <w:tcPr>
+            <w:tcW w:w="915" w:type="dxa"/>
+          </w:tcPr>
+          <w:p>
+            <w:pPr>
+              <w:rPr>
+                <w:lang w:val="en-US"/>
+              </w:rPr>
+            </w:pPr>
+            <w:r>
+              <w:rPr>
+                <w:lang w:val="en-US"/>
+              </w:rPr>
+              <w:t>0</w:t>
+            </w:r>
+          </w:p>
+        </w:tc>
+        <w:tc>
+          <w:tcPr>
+            <w:tcW w:w="915" w:type="dxa"/>
+            <w:shd w:val="clear" w:color="auto" w:fill="9CC2E5" w:themeFill="accent1" w:themeFillTint="99"/>
+          </w:tcPr>
+          <w:p>
+            <w:pPr>
+              <w:rPr>
+                <w:lang w:val="en-US"/>
+              </w:rPr>
+            </w:pPr>
+            <w:r>
+              <w:rPr>
+                <w:lang w:val="en-US"/>
+              </w:rPr>
+              <w:t>G</w:t>
+            </w:r>
+          </w:p>
+        </w:tc>
+        <w:tc>
+          <w:tcPr>
+            <w:tcW w:w="915" w:type="dxa"/>
+          </w:tcPr>
+          <w:p>
+            <w:pPr>
+              <w:rPr>
+                <w:lang w:val="en-US"/>
+              </w:rPr>
+            </w:pPr>
+            <w:r>
+              <w:rPr>
+                <w:lang w:val="en-US"/>
+              </w:rPr>
+              <w:t>0</w:t>
+            </w:r>
+          </w:p>
+        </w:tc>
+        <w:tc>
+          <w:tcPr>
+            <w:tcW w:w="915" w:type="dxa"/>
+          </w:tcPr>
+          <w:p>
+            <w:pPr>
+              <w:rPr>
+                <w:lang w:val="en-US"/>
+              </w:rPr>
+            </w:pPr>
+            <w:r>
+              <w:rPr>
+                <w:lang w:val="en-US"/>
+              </w:rPr>
+              <w:t>0</w:t>
+            </w:r>
+          </w:p>
+        </w:tc>
+        <w:tc>
+          <w:tcPr>
+            <w:tcW w:w="788" w:type="dxa"/>
+          </w:tcPr>
+          <w:p>
+            <w:pPr>
+              <w:rPr>
+                <w:lang w:val="en-US"/>
+              </w:rPr>
+            </w:pPr>
+            <w:r>
+              <w:rPr>
+                <w:lang w:val="en-US"/>
+              </w:rPr>
+              <w:t>0</w:t>
+            </w:r>
+          </w:p>
+        </w:tc>
+        <w:tc>
+          <w:tcPr>
+            <w:tcW w:w="788" w:type="dxa"/>
+          </w:tcPr>
+          <w:p>
+            <w:pPr>
+              <w:rPr>
+                <w:lang w:val="en-US"/>
+              </w:rPr>
+            </w:pPr>
+            <w:r>
+              <w:rPr>
+                <w:lang w:val="en-US"/>
+              </w:rPr>
+              <w:t>0</w:t>
+            </w:r>
+          </w:p>
+        </w:tc>
+        <w:tc>
+          <w:tcPr>
+            <w:tcW w:w="788" w:type="dxa"/>
+          </w:tcPr>
+          <w:p>
+            <w:pPr>
+              <w:rPr>
+                <w:lang w:val="en-US"/>
+              </w:rPr>
+            </w:pPr>
+            <w:r>
+              <w:rPr>
+                <w:lang w:val="en-US"/>
+              </w:rPr>
+              <w:t>0</w:t>
+            </w:r>
+          </w:p>
+        </w:tc>
+        <w:tc>
+          <w:tcPr>
+            <w:tcW w:w="788" w:type="dxa"/>
+          </w:tcPr>
+          <w:p>
+            <w:pPr>
+              <w:rPr>
+                <w:lang w:val="en-US"/>
+              </w:rPr>
+            </w:pPr>
+            <w:r>
+              <w:rPr>
+                <w:lang w:val="en-US"/>
+              </w:rPr>
+              <w:t>0</w:t>
+            </w:r>
+          </w:p>
+        </w:tc>
+      </w:tr>
+      <w:tr>
+        <w:trPr>
+          <w:trHeight w:val="309"/>
+        </w:trPr>
+        <w:tc>
+          <w:tcPr>
+            <w:tcW w:w="863" w:type="dxa"/>
+          </w:tcPr>
+          <w:p>
+            <w:pPr>
+              <w:rPr>
+                <w:lang w:val="en-US"/>
+              </w:rPr>
+            </w:pPr>
+            <w:r>
+              <w:rPr>
+                <w:lang w:val="en-US"/>
+              </w:rPr>
+              <w:t>0</w:t>
+            </w:r>
+          </w:p>
+        </w:tc>
+        <w:tc>
+          <w:tcPr>
+            <w:tcW w:w="857" w:type="dxa"/>
+          </w:tcPr>
+          <w:p>
+            <w:pPr>
+              <w:rPr>
+                <w:lang w:val="en-US"/>
+              </w:rPr>
+            </w:pPr>
+            <w:r>
+              <w:rPr>
+                <w:lang w:val="en-US"/>
+              </w:rPr>
+              <w:t>1</w:t>
+            </w:r>
+          </w:p>
+        </w:tc>
+        <w:tc>
+          <w:tcPr>
+            <w:tcW w:w="835" w:type="dxa"/>
+          </w:tcPr>
+          <w:p>
+            <w:pPr>
+              <w:rPr>
+                <w:lang w:val="en-US"/>
+              </w:rPr>
+            </w:pPr>
+            <w:r>
+              <w:rPr>
+                <w:lang w:val="en-US"/>
+              </w:rPr>
+              <w:t>0</w:t>
+            </w:r>
+          </w:p>
+        </w:tc>
+        <w:tc>
+          <w:tcPr>
+            <w:tcW w:w="915" w:type="dxa"/>
+          </w:tcPr>
+          <w:p>
+            <w:pPr>
+              <w:rPr>
+                <w:lang w:val="en-US"/>
+              </w:rPr>
+            </w:pPr>
+            <w:r>
+              <w:rPr>
+                <w:lang w:val="en-US"/>
+              </w:rPr>
+              <w:t>0</w:t>
+            </w:r>
+          </w:p>
+        </w:tc>
+        <w:tc>
+          <w:tcPr>
+            <w:tcW w:w="915" w:type="dxa"/>
+          </w:tcPr>
+          <w:p>
+            <w:pPr>
+              <w:rPr>
+                <w:lang w:val="en-US"/>
+              </w:rPr>
+            </w:pPr>
+            <w:r>
+              <w:rPr>
+                <w:lang w:val="en-US"/>
+              </w:rPr>
+              <w:t>0</w:t>
+            </w:r>
+          </w:p>
+        </w:tc>
+        <w:tc>
+          <w:tcPr>
+            <w:tcW w:w="915" w:type="dxa"/>
+            <w:shd w:val="clear" w:color="auto" w:fill="9CC2E5" w:themeFill="accent1" w:themeFillTint="99"/>
+          </w:tcPr>
+          <w:p>
+            <w:pPr>
+              <w:rPr>
+                <w:lang w:val="en-US"/>
+              </w:rPr>
+            </w:pPr>
+            <w:r>
+              <w:rPr>
+                <w:lang w:val="en-US"/>
+              </w:rPr>
+              <w:t>G</w:t>
+            </w:r>
+          </w:p>
+        </w:tc>
+        <w:tc>
+          <w:tcPr>
+            <w:tcW w:w="915" w:type="dxa"/>
+          </w:tcPr>
+          <w:p>
+            <w:pPr>
+              <w:rPr>
+                <w:lang w:val="en-US"/>
+              </w:rPr>
+            </w:pPr>
+            <w:r>
+              <w:rPr>
+                <w:lang w:val="en-US"/>
+              </w:rPr>
+              <w:t>0</w:t>
+            </w:r>
+          </w:p>
+        </w:tc>
+        <w:tc>
+          <w:tcPr>
+            <w:tcW w:w="788" w:type="dxa"/>
+          </w:tcPr>
+          <w:p>
+            <w:pPr>
+              <w:rPr>
+                <w:lang w:val="en-US"/>
+              </w:rPr>
+            </w:pPr>
+            <w:r>
+              <w:rPr>
+                <w:lang w:val="en-US"/>
+              </w:rPr>
+              <w:t>0</w:t>
+            </w:r>
+          </w:p>
+        </w:tc>
+        <w:tc>
+          <w:tcPr>
+            <w:tcW w:w="788" w:type="dxa"/>
+          </w:tcPr>
+          <w:p>
+            <w:pPr>
+              <w:rPr>
+                <w:lang w:val="en-US"/>
+              </w:rPr>
+            </w:pPr>
+            <w:r>
+              <w:rPr>
+                <w:lang w:val="en-US"/>
+              </w:rPr>
+              <w:t>0</w:t>
+            </w:r>
+          </w:p>
+        </w:tc>
+        <w:tc>
+          <w:tcPr>
+            <w:tcW w:w="788" w:type="dxa"/>
+          </w:tcPr>
+          <w:p>
+            <w:pPr>
+              <w:rPr>
+                <w:lang w:val="en-US"/>
+              </w:rPr>
+            </w:pPr>
+            <w:r>
+              <w:rPr>
+                <w:lang w:val="en-US"/>
+              </w:rPr>
+              <w:t>0</w:t>
+            </w:r>
+          </w:p>
+        </w:tc>
+        <w:tc>
+          <w:tcPr>
+            <w:tcW w:w="788" w:type="dxa"/>
+          </w:tcPr>
+          <w:p>
+            <w:pPr>
+              <w:rPr>
+                <w:lang w:val="en-US"/>
+              </w:rPr>
+            </w:pPr>
+            <w:r>
+              <w:rPr>
+                <w:lang w:val="en-US"/>
+              </w:rPr>
+              <w:t>0</w:t>
+            </w:r>
+          </w:p>
+        </w:tc>
+      </w:tr>
+      <w:tr>
+        <w:trPr>
+          <w:trHeight w:val="328"/>
+        </w:trPr>
+        <w:tc>
+          <w:tcPr>
+            <w:tcW w:w="863" w:type="dxa"/>
+          </w:tcPr>
+          <w:p>
+            <w:pPr>
+              <w:rPr>
+                <w:lang w:val="en-US"/>
+              </w:rPr>
+            </w:pPr>
+            <w:r>
+              <w:rPr>
+                <w:lang w:val="en-US"/>
+              </w:rPr>
+              <w:t>0</w:t>
+            </w:r>
+          </w:p>
+        </w:tc>
+        <w:tc>
+          <w:tcPr>
+            <w:tcW w:w="857" w:type="dxa"/>
+          </w:tcPr>
+          <w:p>
+            <w:pPr>
+              <w:rPr>
+                <w:lang w:val="en-US"/>
+              </w:rPr>
+            </w:pPr>
+            <w:r>
+              <w:rPr>
+                <w:lang w:val="en-US"/>
+              </w:rPr>
+              <w:t>1</w:t>
+            </w:r>
+          </w:p>
+        </w:tc>
+        <w:tc>
+          <w:tcPr>
+            <w:tcW w:w="835" w:type="dxa"/>
+          </w:tcPr>
+          <w:p>
+            <w:pPr>
+              <w:rPr>
+                <w:lang w:val="en-US"/>
+              </w:rPr>
+            </w:pPr>
+            <w:r>
+              <w:rPr>
+                <w:lang w:val="en-US"/>
+              </w:rPr>
+              <w:t>1</w:t>
+            </w:r>
+          </w:p>
+        </w:tc>
+        <w:tc>
+          <w:tcPr>
+            <w:tcW w:w="915" w:type="dxa"/>
+          </w:tcPr>
+          <w:p>
+            <w:pPr>
+              <w:rPr>
+                <w:lang w:val="en-US"/>
+              </w:rPr>
+            </w:pPr>
+            <w:r>
+              <w:rPr>
+                <w:lang w:val="en-US"/>
+              </w:rPr>
+              <w:t>0</w:t>
+            </w:r>
+          </w:p>
+        </w:tc>
+        <w:tc>
+          <w:tcPr>
+            <w:tcW w:w="915" w:type="dxa"/>
+          </w:tcPr>
+          <w:p>
+            <w:pPr>
+              <w:rPr>
+                <w:lang w:val="en-US"/>
+              </w:rPr>
+            </w:pPr>
+            <w:r>
+              <w:rPr>
+                <w:lang w:val="en-US"/>
+              </w:rPr>
+              <w:t>0</w:t>
+            </w:r>
+          </w:p>
+        </w:tc>
+        <w:tc>
+          <w:tcPr>
+            <w:tcW w:w="915" w:type="dxa"/>
+          </w:tcPr>
+          <w:p>
+            <w:pPr>
+              <w:rPr>
+                <w:lang w:val="en-US"/>
+              </w:rPr>
+            </w:pPr>
+            <w:r>
+              <w:rPr>
+                <w:lang w:val="en-US"/>
+              </w:rPr>
+              <w:t>0</w:t>
+            </w:r>
+          </w:p>
+        </w:tc>
+        <w:tc>
+          <w:tcPr>
+            <w:tcW w:w="915" w:type="dxa"/>
+            <w:shd w:val="clear" w:color="auto" w:fill="9CC2E5" w:themeFill="accent1" w:themeFillTint="99"/>
+          </w:tcPr>
+          <w:p>
+            <w:pPr>
+              <w:rPr>
+                <w:lang w:val="en-US"/>
+              </w:rPr>
+            </w:pPr>
+            <w:r>
+              <w:rPr>
+                <w:lang w:val="en-US"/>
+              </w:rPr>
+              <w:t>G</w:t>
+            </w:r>
+          </w:p>
+        </w:tc>
+        <w:tc>
+          <w:tcPr>
+            <w:tcW w:w="788" w:type="dxa"/>
+          </w:tcPr>
+          <w:p>
+            <w:pPr>
+              <w:rPr>
+                <w:lang w:val="en-US"/>
+              </w:rPr>
+            </w:pPr>
+            <w:r>
+              <w:rPr>
+                <w:lang w:val="en-US"/>
+              </w:rPr>
+              <w:t>0</w:t>
+            </w:r>
+          </w:p>
+        </w:tc>
+        <w:tc>
+          <w:tcPr>
+            <w:tcW w:w="788" w:type="dxa"/>
+          </w:tcPr>
+          <w:p>
+            <w:pPr>
+              <w:rPr>
+                <w:lang w:val="en-US"/>
+              </w:rPr>
+            </w:pPr>
+            <w:r>
+              <w:rPr>
+                <w:lang w:val="en-US"/>
+              </w:rPr>
+              <w:t>0</w:t>
+            </w:r>
+          </w:p>
+        </w:tc>
+        <w:tc>
+          <w:tcPr>
+            <w:tcW w:w="788" w:type="dxa"/>
+          </w:tcPr>
+          <w:p>
+            <w:pPr>
+              <w:rPr>
+                <w:lang w:val="en-US"/>
+              </w:rPr>
+            </w:pPr>
+            <w:r>
+              <w:rPr>
+                <w:lang w:val="en-US"/>
+              </w:rPr>
+              <w:t>0</w:t>
+            </w:r>
+          </w:p>
+        </w:tc>
+        <w:tc>
+          <w:tcPr>
+            <w:tcW w:w="788" w:type="dxa"/>
+          </w:tcPr>
+          <w:p>
+            <w:pPr>
+              <w:rPr>
+                <w:lang w:val="en-US"/>
+              </w:rPr>
+            </w:pPr>
+            <w:r>
+              <w:rPr>
+                <w:lang w:val="en-US"/>
+              </w:rPr>
+              <w:t>0</w:t>
+            </w:r>
+          </w:p>
+        </w:tc>
+      </w:tr>
+      <w:tr>
+        <w:trPr>
+          <w:trHeight w:val="328"/>
+        </w:trPr>
+        <w:tc>
+          <w:tcPr>
+            <w:tcW w:w="863" w:type="dxa"/>
+          </w:tcPr>
+          <w:p>
+            <w:pPr>
+              <w:rPr>
+                <w:lang w:val="en-US"/>
+              </w:rPr>
+            </w:pPr>
+            <w:r>
+              <w:rPr>
+                <w:lang w:val="en-US"/>
+              </w:rPr>
+              <w:t>1</w:t>
+            </w:r>
+          </w:p>
+        </w:tc>
+        <w:tc>
+          <w:tcPr>
+            <w:tcW w:w="857" w:type="dxa"/>
+          </w:tcPr>
+          <w:p>
+            <w:pPr>
+              <w:rPr>
+                <w:lang w:val="en-US"/>
+              </w:rPr>
+            </w:pPr>
+            <w:r>
+              <w:rPr>
+                <w:lang w:val="en-US"/>
+              </w:rPr>
+              <w:t>0</w:t>
+            </w:r>
+          </w:p>
+        </w:tc>
+        <w:tc>
+          <w:tcPr>
+            <w:tcW w:w="835" w:type="dxa"/>
+          </w:tcPr>
+          <w:p>
+            <w:pPr>
+              <w:rPr>
+                <w:lang w:val="en-US"/>
+              </w:rPr>
+            </w:pPr>
+            <w:r>
+              <w:rPr>
+                <w:lang w:val="en-US"/>
+              </w:rPr>
+              <w:t>0</w:t>
+            </w:r>
+          </w:p>
+        </w:tc>
+        <w:tc>
+          <w:tcPr>
+            <w:tcW w:w="915" w:type="dxa"/>
+          </w:tcPr>
+          <w:p>
+            <w:pPr>
+              <w:rPr>
+                <w:lang w:val="en-US"/>
+              </w:rPr>
+            </w:pPr>
+            <w:r>
+              <w:rPr>
+                <w:lang w:val="en-US"/>
+              </w:rPr>
+              <w:t>0</w:t>
+            </w:r>
+          </w:p>
+        </w:tc>
+        <w:tc>
+          <w:tcPr>
+            <w:tcW w:w="915" w:type="dxa"/>
+          </w:tcPr>
+          <w:p>
+            <w:pPr>
+              <w:rPr>
+                <w:lang w:val="en-US"/>
+              </w:rPr>
+            </w:pPr>
+            <w:r>
+              <w:rPr>
+                <w:lang w:val="en-US"/>
+              </w:rPr>
+              <w:t>0</w:t>
+            </w:r>
+          </w:p>
+        </w:tc>
+        <w:tc>
+          <w:tcPr>
+            <w:tcW w:w="915" w:type="dxa"/>
+          </w:tcPr>
+          <w:p>
+            <w:pPr>
+              <w:rPr>
+                <w:lang w:val="en-US"/>
+              </w:rPr>
+            </w:pPr>
+            <w:r>
+              <w:rPr>
+                <w:lang w:val="en-US"/>
+              </w:rPr>
+              <w:t>0</w:t>
+            </w:r>
+          </w:p>
+        </w:tc>
+        <w:tc>
+          <w:tcPr>
+            <w:tcW w:w="915" w:type="dxa"/>
+          </w:tcPr>
+          <w:p>
+            <w:pPr>
+              <w:rPr>
+                <w:lang w:val="en-US"/>
+              </w:rPr>
+            </w:pPr>
+            <w:r>
+              <w:rPr>
+                <w:lang w:val="en-US"/>
+              </w:rPr>
+              <w:t>0</w:t>
+            </w:r>
+          </w:p>
+        </w:tc>
+        <w:tc>
+          <w:tcPr>
+            <w:tcW w:w="788" w:type="dxa"/>
+            <w:shd w:val="clear" w:color="auto" w:fill="9CC2E5" w:themeFill="accent1" w:themeFillTint="99"/>
+          </w:tcPr>
+          <w:p>
+            <w:pPr>
+              <w:rPr>
+                <w:lang w:val="en-US"/>
+              </w:rPr>
+            </w:pPr>
+            <w:r>
+              <w:rPr>
+                <w:lang w:val="en-US"/>
+              </w:rPr>
+              <w:t>G</w:t>
+            </w:r>
+          </w:p>
+        </w:tc>
+        <w:tc>
+          <w:tcPr>
+            <w:tcW w:w="788" w:type="dxa"/>
+          </w:tcPr>
+          <w:p>
+            <w:pPr>
+              <w:rPr>
+                <w:lang w:val="en-US"/>
+              </w:rPr>
+            </w:pPr>
+            <w:r>
+              <w:rPr>
+                <w:lang w:val="en-US"/>
+              </w:rPr>
+              <w:t>0</w:t>
+            </w:r>
+          </w:p>
+        </w:tc>
+        <w:tc>
+          <w:tcPr>
+            <w:tcW w:w="788" w:type="dxa"/>
+          </w:tcPr>
+          <w:p>
+            <w:pPr>
+              <w:rPr>
+                <w:lang w:val="en-US"/>
+              </w:rPr>
+            </w:pPr>
+            <w:r>
+              <w:rPr>
+                <w:lang w:val="en-US"/>
+              </w:rPr>
+              <w:t>0</w:t>
+            </w:r>
+          </w:p>
+        </w:tc>
+        <w:tc>
+          <w:tcPr>
+            <w:tcW w:w="788" w:type="dxa"/>
+          </w:tcPr>
+          <w:p>
+            <w:pPr>
+              <w:rPr>
+                <w:lang w:val="en-US"/>
+              </w:rPr>
+            </w:pPr>
+            <w:r>
+              <w:rPr>
+                <w:lang w:val="en-US"/>
+              </w:rPr>
+              <w:t>0</w:t>
+            </w:r>
+          </w:p>
+        </w:tc>
+      </w:tr>
+      <w:tr>
+        <w:trPr>
+          <w:trHeight w:val="328"/>
+        </w:trPr>
+        <w:tc>
+          <w:tcPr>
+            <w:tcW w:w="863" w:type="dxa"/>
+          </w:tcPr>
+          <w:p>
+            <w:pPr>
+              <w:rPr>
+                <w:lang w:val="en-US"/>
+              </w:rPr>
+            </w:pPr>
+            <w:r>
+              <w:rPr>
+                <w:lang w:val="en-US"/>
+              </w:rPr>
+              <w:t>1</w:t>
+            </w:r>
+          </w:p>
+        </w:tc>
+        <w:tc>
+          <w:tcPr>
+            <w:tcW w:w="857" w:type="dxa"/>
+          </w:tcPr>
+          <w:p>
+            <w:pPr>
+              <w:rPr>
+                <w:lang w:val="en-US"/>
+              </w:rPr>
+            </w:pPr>
+            <w:r>
+              <w:rPr>
+                <w:lang w:val="en-US"/>
+              </w:rPr>
+              <w:t>0</w:t>
+            </w:r>
+          </w:p>
+        </w:tc>
+        <w:tc>
+          <w:tcPr>
+            <w:tcW w:w="835" w:type="dxa"/>
+          </w:tcPr>
+          <w:p>
+            <w:pPr>
+              <w:rPr>
+                <w:lang w:val="en-US"/>
+              </w:rPr>
+            </w:pPr>
+            <w:r>
+              <w:rPr>
+                <w:lang w:val="en-US"/>
+              </w:rPr>
+              <w:t>1</w:t>
+            </w:r>
+          </w:p>
+        </w:tc>
+        <w:tc>
+          <w:tcPr>
+            <w:tcW w:w="915" w:type="dxa"/>
+          </w:tcPr>
+          <w:p>
+            <w:pPr>
+              <w:rPr>
+                <w:lang w:val="en-US"/>
+              </w:rPr>
+            </w:pPr>
+            <w:r>
+              <w:rPr>
+                <w:lang w:val="en-US"/>
+              </w:rPr>
+              <w:t>0</w:t>
+            </w:r>
+          </w:p>
+        </w:tc>
+        <w:tc>
+          <w:tcPr>
+            <w:tcW w:w="915" w:type="dxa"/>
+          </w:tcPr>
+          <w:p>
+            <w:pPr>
+              <w:rPr>
+                <w:lang w:val="en-US"/>
+              </w:rPr>
+            </w:pPr>
+            <w:r>
+              <w:rPr>
+                <w:lang w:val="en-US"/>
+              </w:rPr>
+              <w:t>0</w:t>
+            </w:r>
+          </w:p>
+        </w:tc>
+        <w:tc>
+          <w:tcPr>
+            <w:tcW w:w="915" w:type="dxa"/>
+          </w:tcPr>
+          <w:p>
+            <w:pPr>
+              <w:rPr>
+                <w:lang w:val="en-US"/>
+              </w:rPr>
+            </w:pPr>
+            <w:r>
+              <w:rPr>
+                <w:lang w:val="en-US"/>
+              </w:rPr>
+              <w:t>0</w:t>
+            </w:r>
+          </w:p>
+        </w:tc>
+        <w:tc>
+          <w:tcPr>
+            <w:tcW w:w="915" w:type="dxa"/>
+          </w:tcPr>
+          <w:p>
+            <w:pPr>
+              <w:rPr>
+                <w:lang w:val="en-US"/>
+              </w:rPr>
+            </w:pPr>
+            <w:r>
+              <w:rPr>
+                <w:lang w:val="en-US"/>
+              </w:rPr>
+              <w:t>0</w:t>
+            </w:r>
+          </w:p>
+        </w:tc>
+        <w:tc>
+          <w:tcPr>
+            <w:tcW w:w="788" w:type="dxa"/>
+          </w:tcPr>
+          <w:p>
+            <w:pPr>
+              <w:rPr>
+                <w:lang w:val="en-US"/>
+              </w:rPr>
+            </w:pPr>
+            <w:r>
+              <w:rPr>
+                <w:lang w:val="en-US"/>
+              </w:rPr>
+              <w:t>0</w:t>
+            </w:r>
+          </w:p>
+        </w:tc>
+        <w:tc>
+          <w:tcPr>
+            <w:tcW w:w="788" w:type="dxa"/>
+            <w:shd w:val="clear" w:color="auto" w:fill="9CC2E5" w:themeFill="accent1" w:themeFillTint="99"/>
+          </w:tcPr>
+          <w:p>
+            <w:pPr>
+              <w:rPr>
+                <w:lang w:val="en-US"/>
+              </w:rPr>
+            </w:pPr>
+            <w:r>
+              <w:rPr>
+                <w:lang w:val="en-US"/>
+              </w:rPr>
+              <w:t>G</w:t>
+            </w:r>
+          </w:p>
+        </w:tc>
+        <w:tc>
+          <w:tcPr>
+            <w:tcW w:w="788" w:type="dxa"/>
+          </w:tcPr>
+          <w:p>
+            <w:pPr>
+              <w:rPr>
+                <w:lang w:val="en-US"/>
+              </w:rPr>
+            </w:pPr>
+            <w:r>
+              <w:rPr>
+                <w:lang w:val="en-US"/>
+              </w:rPr>
+              <w:t>0</w:t>
+            </w:r>
+          </w:p>
+        </w:tc>
+        <w:tc>
+          <w:tcPr>
+            <w:tcW w:w="788" w:type="dxa"/>
+          </w:tcPr>
+          <w:p>
+            <w:pPr>
+              <w:rPr>
+                <w:lang w:val="en-US"/>
+              </w:rPr>
+            </w:pPr>
+            <w:r>
+              <w:rPr>
+                <w:lang w:val="en-US"/>
+              </w:rPr>
+              <w:t>0</w:t>
+            </w:r>
+          </w:p>
+        </w:tc>
+      </w:tr>
+      <w:tr>
+        <w:trPr>
+          <w:trHeight w:val="328"/>
+        </w:trPr>
+        <w:tc>
+          <w:tcPr>
+            <w:tcW w:w="863" w:type="dxa"/>
+          </w:tcPr>
+          <w:p>
+            <w:pPr>
+              <w:rPr>
+                <w:lang w:val="en-US"/>
+              </w:rPr>
+            </w:pPr>
+            <w:r>
+              <w:rPr>
+                <w:lang w:val="en-US"/>
+              </w:rPr>
+              <w:t>1</w:t>
+            </w:r>
+          </w:p>
+        </w:tc>
+        <w:tc>
+          <w:tcPr>
+            <w:tcW w:w="857" w:type="dxa"/>
+          </w:tcPr>
+          <w:p>
+            <w:pPr>
+              <w:rPr>
+                <w:lang w:val="en-US"/>
+              </w:rPr>
+            </w:pPr>
+            <w:r>
+              <w:rPr>
+                <w:lang w:val="en-US"/>
+              </w:rPr>
+              <w:t>1</w:t>
+            </w:r>
+          </w:p>
+        </w:tc>
+        <w:tc>
+          <w:tcPr>
+            <w:tcW w:w="835" w:type="dxa"/>
+          </w:tcPr>
+          <w:p>
+            <w:pPr>
+              <w:rPr>
+                <w:lang w:val="en-US"/>
+              </w:rPr>
+            </w:pPr>
+            <w:r>
+              <w:rPr>
+                <w:lang w:val="en-US"/>
+              </w:rPr>
+              <w:t>0</w:t>
+            </w:r>
+          </w:p>
+        </w:tc>
+        <w:tc>
+          <w:tcPr>
+            <w:tcW w:w="915" w:type="dxa"/>
+          </w:tcPr>
+          <w:p>
+            <w:pPr>
+              <w:rPr>
+                <w:lang w:val="en-US"/>
+              </w:rPr>
+            </w:pPr>
+            <w:r>
+              <w:rPr>
+                <w:lang w:val="en-US"/>
+              </w:rPr>
+              <w:t>0</w:t>
+            </w:r>
+          </w:p>
+        </w:tc>
+        <w:tc>
+          <w:tcPr>
+            <w:tcW w:w="915" w:type="dxa"/>
+          </w:tcPr>
+          <w:p>
+            <w:pPr>
+              <w:rPr>
+                <w:lang w:val="en-US"/>
+              </w:rPr>
+            </w:pPr>
+            <w:r>
+              <w:rPr>
+                <w:lang w:val="en-US"/>
+              </w:rPr>
+              <w:t>0</w:t>
+            </w:r>
+          </w:p>
+        </w:tc>
+        <w:tc>
+          <w:tcPr>
+            <w:tcW w:w="915" w:type="dxa"/>
+          </w:tcPr>
+          <w:p>
+            <w:pPr>
+              <w:rPr>
+                <w:lang w:val="en-US"/>
+              </w:rPr>
+            </w:pPr>
+            <w:r>
+              <w:rPr>
+                <w:lang w:val="en-US"/>
+              </w:rPr>
+              <w:t>0</w:t>
+            </w:r>
+          </w:p>
+        </w:tc>
+        <w:tc>
+          <w:tcPr>
+            <w:tcW w:w="915" w:type="dxa"/>
+          </w:tcPr>
+          <w:p>
+            <w:pPr>
+              <w:rPr>
+                <w:lang w:val="en-US"/>
+              </w:rPr>
+            </w:pPr>
+            <w:r>
+              <w:rPr>
+                <w:lang w:val="en-US"/>
+              </w:rPr>
+              <w:t>0</w:t>
+            </w:r>
+          </w:p>
+        </w:tc>
+        <w:tc>
+          <w:tcPr>
+            <w:tcW w:w="788" w:type="dxa"/>
+          </w:tcPr>
+          <w:p>
+            <w:pPr>
+              <w:rPr>
+                <w:lang w:val="en-US"/>
+              </w:rPr>
+            </w:pPr>
+            <w:r>
+              <w:rPr>
+                <w:lang w:val="en-US"/>
+              </w:rPr>
+              <w:t>0</w:t>
+            </w:r>
+          </w:p>
+        </w:tc>
+        <w:tc>
+          <w:tcPr>
+            <w:tcW w:w="788" w:type="dxa"/>
+          </w:tcPr>
+          <w:p>
+            <w:pPr>
+              <w:rPr>
+                <w:lang w:val="en-US"/>
+              </w:rPr>
+            </w:pPr>
+            <w:r>
+              <w:rPr>
+                <w:lang w:val="en-US"/>
+              </w:rPr>
+              <w:t>0</w:t>
+            </w:r>
+          </w:p>
+        </w:tc>
+        <w:tc>
+          <w:tcPr>
+            <w:tcW w:w="788" w:type="dxa"/>
+            <w:shd w:val="clear" w:color="auto" w:fill="9CC2E5" w:themeFill="accent1" w:themeFillTint="99"/>
+          </w:tcPr>
+          <w:p>
+            <w:pPr>
+              <w:rPr>
+                <w:lang w:val="en-US"/>
+              </w:rPr>
+            </w:pPr>
+            <w:r>
+              <w:rPr>
+                <w:lang w:val="en-US"/>
+              </w:rPr>
+              <w:t>G</w:t>
+            </w:r>
+          </w:p>
+        </w:tc>
+        <w:tc>
+          <w:tcPr>
+            <w:tcW w:w="788" w:type="dxa"/>
+          </w:tcPr>
+          <w:p>
+            <w:pPr>
+              <w:rPr>
+                <w:lang w:val="en-US"/>
+              </w:rPr>
+            </w:pPr>
+            <w:r>
+              <w:rPr>
+                <w:lang w:val="en-US"/>
+              </w:rPr>
+              <w:t>0</w:t>
+            </w:r>
+          </w:p>
+        </w:tc>
+      </w:tr>
+      <w:tr>
+        <w:trPr>
+          <w:trHeight w:val="328"/>
+        </w:trPr>
+        <w:tc>
+          <w:tcPr>
+            <w:tcW w:w="863" w:type="dxa"/>
+          </w:tcPr>
+          <w:p>
+            <w:pPr>
+              <w:rPr>
+                <w:lang w:val="en-US"/>
+              </w:rPr>
+            </w:pPr>
+            <w:r>
+              <w:rPr>
+                <w:lang w:val="en-US"/>
+              </w:rPr>
+              <w:t>1</w:t>
+            </w:r>
+          </w:p>
+        </w:tc>
+        <w:tc>
+          <w:tcPr>
+            <w:tcW w:w="857" w:type="dxa"/>
+          </w:tcPr>
+          <w:p>
+            <w:pPr>
+              <w:rPr>
+                <w:lang w:val="en-US"/>
+              </w:rPr>
+            </w:pPr>
+            <w:r>
+              <w:rPr>
+                <w:lang w:val="en-US"/>
+              </w:rPr>
+              <w:t>1</w:t>
+            </w:r>
+          </w:p>
+        </w:tc>
+        <w:tc>
+          <w:tcPr>
+            <w:tcW w:w="835" w:type="dxa"/>
+          </w:tcPr>
+          <w:p>
+            <w:pPr>
+              <w:rPr>
+                <w:lang w:val="en-US"/>
+              </w:rPr>
+            </w:pPr>
+            <w:r>
+              <w:rPr>
+                <w:lang w:val="en-US"/>
+              </w:rPr>
+              <w:t>1</w:t>
+            </w:r>
+          </w:p>
+        </w:tc>
+        <w:tc>
+          <w:tcPr>
+            <w:tcW w:w="915" w:type="dxa"/>
+          </w:tcPr>
+          <w:p>
+            <w:pPr>
+              <w:rPr>
+                <w:lang w:val="en-US"/>
+              </w:rPr>
+            </w:pPr>
+            <w:r>
+              <w:rPr>
+                <w:lang w:val="en-US"/>
+              </w:rPr>
+              <w:t>0</w:t>
+            </w:r>
+          </w:p>
+        </w:tc>
+        <w:tc>
+          <w:tcPr>
+            <w:tcW w:w="915" w:type="dxa"/>
+          </w:tcPr>
+          <w:p>
+            <w:pPr>
+              <w:rPr>
+                <w:lang w:val="en-US"/>
+              </w:rPr>
+            </w:pPr>
+            <w:r>
+              <w:rPr>
+                <w:lang w:val="en-US"/>
+              </w:rPr>
+              <w:t>0</w:t>
+            </w:r>
+          </w:p>
+        </w:tc>
+        <w:tc>
+          <w:tcPr>
+            <w:tcW w:w="915" w:type="dxa"/>
+          </w:tcPr>
+          <w:p>
+            <w:pPr>
+              <w:rPr>
+                <w:lang w:val="en-US"/>
+              </w:rPr>
+            </w:pPr>
+            <w:r>
+              <w:rPr>
+                <w:lang w:val="en-US"/>
+              </w:rPr>
+              <w:t>0</w:t>
+            </w:r>
+          </w:p>
+        </w:tc>
+        <w:tc>
+          <w:tcPr>
+            <w:tcW w:w="915" w:type="dxa"/>
+          </w:tcPr>
+          <w:p>
+            <w:pPr>
+              <w:rPr>
+                <w:lang w:val="en-US"/>
+              </w:rPr>
+            </w:pPr>
+            <w:r>
+              <w:rPr>
+                <w:lang w:val="en-US"/>
+              </w:rPr>
+              <w:t>0</w:t>
+            </w:r>
+          </w:p>
+        </w:tc>
+        <w:tc>
+          <w:tcPr>
+            <w:tcW w:w="788" w:type="dxa"/>
+          </w:tcPr>
+          <w:p>
+            <w:pPr>
+              <w:rPr>
+                <w:lang w:val="en-US"/>
+              </w:rPr>
+            </w:pPr>
+            <w:r>
+              <w:rPr>
+                <w:lang w:val="en-US"/>
+              </w:rPr>
+              <w:t>0</w:t>
+            </w:r>
+          </w:p>
+        </w:tc>
+        <w:tc>
+          <w:tcPr>
+            <w:tcW w:w="788" w:type="dxa"/>
+          </w:tcPr>
+          <w:p>
+            <w:pPr>
+              <w:rPr>
+                <w:lang w:val="en-US"/>
+              </w:rPr>
+            </w:pPr>
+            <w:r>
+              <w:rPr>
+                <w:lang w:val="en-US"/>
+              </w:rPr>
+              <w:t>0</w:t>
+            </w:r>
+          </w:p>
+        </w:tc>
+        <w:tc>
+          <w:tcPr>
+            <w:tcW w:w="788" w:type="dxa"/>
+          </w:tcPr>
+          <w:p>
+            <w:pPr>
+              <w:rPr>
+                <w:lang w:val="en-US"/>
+              </w:rPr>
+            </w:pPr>
+            <w:r>
+              <w:rPr>
+                <w:lang w:val="en-US"/>
+              </w:rPr>
+              <w:t>0</w:t>
+            </w:r>
+          </w:p>
+        </w:tc>
+        <w:tc>
+          <w:tcPr>
+            <w:tcW w:w="788" w:type="dxa"/>
+            <w:shd w:val="clear" w:color="auto" w:fill="9CC2E5" w:themeFill="accent1" w:themeFillTint="99"/>
+          </w:tcPr>
+          <w:p>
+            <w:pPr>
+              <w:rPr>
+                <w:lang w:val="en-US"/>
+              </w:rPr>
+            </w:pPr>
+            <w:r>
+              <w:rPr>
+                <w:lang w:val="en-US"/>
+              </w:rPr>
+              <w:t>G</w:t>
+            </w:r>
+          </w:p>
+        </w:tc>
+      </w:tr>
+    </w:tbl>
+    <w:p/>
+    <w:p>
+      <w:r>
+        <w:rPr>
+          <w:lang w:val="en-US"/>
+        </w:rPr>
+        <w:t>G</w:t>
       </w:r>
       <w:r>
-        <w:t>мультиплексированием</w:t>
+        <w:t xml:space="preserve"> – </w:t>
+      </w:r>
+      <w:proofErr w:type="gramStart"/>
+      <w:r>
+        <w:t>вход</w:t>
+      </w:r>
+      <w:proofErr w:type="gramEnd"/>
+      <w:r>
+        <w:t>, разрешающий работу дешифратора. Сигнал на этом входе может передаваться на выход, определяемый адресными входными сигналами</w:t>
+      </w:r>
+    </w:p>
+    <w:p>
+      <w:pPr>
+        <w:pStyle w:val="a3"/>
+        <w:numPr>
+          <w:ilvl w:val="0"/>
+          <w:numId w:val="1"/>
+        </w:numPr>
+      </w:pPr>
+      <w:r>
+        <w:t xml:space="preserve">Исследование мультиплексора </w:t>
+      </w:r>
+    </w:p>
+    <w:p>
+      <w:r>
+        <w:t>Входы А, В и С – провода, на которых формируется параллельный код</w:t>
+      </w:r>
+    </w:p>
+    <w:p>
+      <w:pPr>
+        <w:rPr>
+          <w:lang w:val="en-US"/>
+        </w:rPr>
+      </w:pPr>
+      <w:r>
+        <w:t>Входы Х1 и Х2 – адресные, которые определяют, с какого входа в данный момент времени сигнал поступит на выход</w:t>
+      </w:r>
+      <w:r>
+        <w:t xml:space="preserve"> </w:t>
+      </w:r>
+      <w:r>
+        <w:rPr>
+          <w:lang w:val="en-US"/>
+        </w:rPr>
+        <w:t>Y</w:t>
+      </w:r>
+    </w:p>
+    <w:tbl>
+      <w:tblPr>
+        <w:tblStyle w:val="a4"/>
+        <w:tblW w:w="0" w:type="auto"/>
+        <w:tblLook w:val="04A0" w:firstRow="1" w:lastRow="0" w:firstColumn="1" w:lastColumn="0" w:noHBand="0" w:noVBand="1"/>
+      </w:tblPr>
+      <w:tblGrid>
+        <w:gridCol w:w="1696"/>
+        <w:gridCol w:w="1560"/>
+        <w:gridCol w:w="3260"/>
+      </w:tblGrid>
+      <w:tr>
+        <w:trPr>
+          <w:trHeight w:val="423"/>
+        </w:trPr>
+        <w:tc>
+          <w:tcPr>
+            <w:tcW w:w="1696" w:type="dxa"/>
+          </w:tcPr>
+          <w:p>
+            <w:pPr>
+              <w:rPr>
+                <w:lang w:val="en-US"/>
+              </w:rPr>
+            </w:pPr>
+            <w:r>
+              <w:rPr>
+                <w:lang w:val="en-US"/>
+              </w:rPr>
+              <w:t>X1</w:t>
+            </w:r>
+          </w:p>
+        </w:tc>
+        <w:tc>
+          <w:tcPr>
+            <w:tcW w:w="1560" w:type="dxa"/>
+          </w:tcPr>
+          <w:p>
+            <w:pPr>
+              <w:rPr>
+                <w:lang w:val="en-US"/>
+              </w:rPr>
+            </w:pPr>
+            <w:r>
+              <w:rPr>
+                <w:lang w:val="en-US"/>
+              </w:rPr>
+              <w:t>X2</w:t>
+            </w:r>
+          </w:p>
+        </w:tc>
+        <w:tc>
+          <w:tcPr>
+            <w:tcW w:w="3260" w:type="dxa"/>
+          </w:tcPr>
+          <w:p>
+            <w:r>
+              <w:t>Номер коммутируемого канала</w:t>
+            </w:r>
+          </w:p>
+        </w:tc>
+      </w:tr>
+      <w:tr>
+        <w:trPr>
+          <w:trHeight w:val="294"/>
+        </w:trPr>
+        <w:tc>
+          <w:tcPr>
+            <w:tcW w:w="1696" w:type="dxa"/>
+          </w:tcPr>
+          <w:p>
+            <w:pPr>
+              <w:rPr>
+                <w:lang w:val="en-US"/>
+              </w:rPr>
+            </w:pPr>
+            <w:r>
+              <w:rPr>
+                <w:lang w:val="en-US"/>
+              </w:rPr>
+              <w:t>0</w:t>
+            </w:r>
+          </w:p>
+        </w:tc>
+        <w:tc>
+          <w:tcPr>
+            <w:tcW w:w="1560" w:type="dxa"/>
+          </w:tcPr>
+          <w:p>
+            <w:pPr>
+              <w:rPr>
+                <w:lang w:val="en-US"/>
+              </w:rPr>
+            </w:pPr>
+            <w:r>
+              <w:rPr>
+                <w:lang w:val="en-US"/>
+              </w:rPr>
+              <w:t>0</w:t>
+            </w:r>
+          </w:p>
+        </w:tc>
+        <w:tc>
+          <w:tcPr>
+            <w:tcW w:w="3260" w:type="dxa"/>
+          </w:tcPr>
+          <w:p>
+            <w:pPr>
+              <w:rPr>
+                <w:lang w:val="en-US"/>
+              </w:rPr>
+            </w:pPr>
+            <w:r>
+              <w:rPr>
+                <w:lang w:val="en-US"/>
+              </w:rPr>
+              <w:t>А</w:t>
+            </w:r>
+          </w:p>
+        </w:tc>
+      </w:tr>
+      <w:tr>
+        <w:trPr>
+          <w:trHeight w:val="294"/>
+        </w:trPr>
+        <w:tc>
+          <w:tcPr>
+            <w:tcW w:w="1696" w:type="dxa"/>
+          </w:tcPr>
+          <w:p>
+            <w:pPr>
+              <w:rPr>
+                <w:lang w:val="en-US"/>
+              </w:rPr>
+            </w:pPr>
+            <w:r>
+              <w:rPr>
+                <w:lang w:val="en-US"/>
+              </w:rPr>
+              <w:t>0</w:t>
+            </w:r>
+          </w:p>
+        </w:tc>
+        <w:tc>
+          <w:tcPr>
+            <w:tcW w:w="1560" w:type="dxa"/>
+          </w:tcPr>
+          <w:p>
+            <w:pPr>
+              <w:rPr>
+                <w:lang w:val="en-US"/>
+              </w:rPr>
+            </w:pPr>
+            <w:r>
+              <w:rPr>
+                <w:lang w:val="en-US"/>
+              </w:rPr>
+              <w:t>1</w:t>
+            </w:r>
+          </w:p>
+        </w:tc>
+        <w:tc>
+          <w:tcPr>
+            <w:tcW w:w="3260" w:type="dxa"/>
+          </w:tcPr>
+          <w:p>
+            <w:pPr>
+              <w:rPr>
+                <w:lang w:val="en-US"/>
+              </w:rPr>
+            </w:pPr>
+            <w:r>
+              <w:rPr>
+                <w:lang w:val="en-US"/>
+              </w:rPr>
+              <w:t>В</w:t>
+            </w:r>
+          </w:p>
+        </w:tc>
+      </w:tr>
+      <w:tr>
+        <w:trPr>
+          <w:trHeight w:val="278"/>
+        </w:trPr>
+        <w:tc>
+          <w:tcPr>
+            <w:tcW w:w="1696" w:type="dxa"/>
+          </w:tcPr>
+          <w:p>
+            <w:pPr>
+              <w:rPr>
+                <w:lang w:val="en-US"/>
+              </w:rPr>
+            </w:pPr>
+            <w:r>
+              <w:rPr>
+                <w:lang w:val="en-US"/>
+              </w:rPr>
+              <w:t>1</w:t>
+            </w:r>
+          </w:p>
+        </w:tc>
+        <w:tc>
+          <w:tcPr>
+            <w:tcW w:w="1560" w:type="dxa"/>
+          </w:tcPr>
+          <w:p>
+            <w:pPr>
+              <w:rPr>
+                <w:lang w:val="en-US"/>
+              </w:rPr>
+            </w:pPr>
+            <w:r>
+              <w:rPr>
+                <w:lang w:val="en-US"/>
+              </w:rPr>
+              <w:t>0</w:t>
+            </w:r>
+          </w:p>
+        </w:tc>
+        <w:tc>
+          <w:tcPr>
+            <w:tcW w:w="3260" w:type="dxa"/>
+          </w:tcPr>
+          <w:p>
+            <w:pPr>
+              <w:rPr>
+                <w:lang w:val="en-US"/>
+              </w:rPr>
+            </w:pPr>
+            <w:r>
+              <w:rPr>
+                <w:lang w:val="en-US"/>
+              </w:rPr>
+              <w:t>С</w:t>
+            </w:r>
+          </w:p>
+        </w:tc>
+      </w:tr>
+    </w:tbl>
+    <w:p>
+      <w:pPr>
+        <w:rPr>
+          <w:lang w:val="en-US"/>
+        </w:rPr>
+      </w:pPr>
+    </w:p>
+    <w:p>
+      <w:r>
+        <w:t>Пример интегральной схемы с мультиплексором – микросхема 74153</w:t>
       </w:r>
       <w:bookmarkStart w:id="0" w:name="_GoBack"/>
       <w:bookmarkEnd w:id="0"/>
     </w:p>
-    <w:p/>
     <w:sectPr>
       <w:pgSz w:w="11906" w:h="16838"/>
       <w:pgMar w:top="1134" w:right="850" w:bottom="1134" w:left="1701" w:header="708" w:footer="708" w:gutter="0"/>

--- a/Исследование дешифратора.docx
+++ b/Исследование дешифратора.docx
@@ -7038,12 +7038,12 @@
         </w:rPr>
       </w:pPr>
       <w:r>
+        <w:lastRenderedPageBreak/>
         <w:t>Пример последовательного кода:</w:t>
       </w:r>
     </w:p>
     <w:p>
       <w:r>
-        <w:lastRenderedPageBreak/>
         <w:t>01110011 – передача по одному проводу в каждый отдельный момент времени</w:t>
       </w:r>
     </w:p>
@@ -8958,11 +8958,6 @@
       </w:r>
     </w:p>
     <w:p>
-      <w:pPr>
-        <w:rPr>
-          <w:lang w:val="en-US"/>
-        </w:rPr>
-      </w:pPr>
       <w:r>
         <w:t>Входы Х1 и Х2 – адресные, которые определяют, с какого входа в данный момент времени сигнал поступит на выход</w:t>
       </w:r>
@@ -9227,6 +9222,995 @@
       <w:r>
         <w:t>Пример интегральной схемы с мультиплексором – микросхема 74153</w:t>
       </w:r>
+    </w:p>
+    <w:p>
+      <w:pPr>
+        <w:pStyle w:val="a3"/>
+        <w:numPr>
+          <w:ilvl w:val="0"/>
+          <w:numId w:val="1"/>
+        </w:numPr>
+      </w:pPr>
+      <w:r>
+        <w:t>Исследование полусумматора и полного сумматора</w:t>
+      </w:r>
+    </w:p>
+    <w:p>
+      <w:r>
+        <w:t>Таблица истинности полусумматора</w:t>
+      </w:r>
+    </w:p>
+    <w:tbl>
+      <w:tblPr>
+        <w:tblStyle w:val="a4"/>
+        <w:tblW w:w="0" w:type="auto"/>
+        <w:tblLook w:val="04A0" w:firstRow="1" w:lastRow="0" w:firstColumn="1" w:lastColumn="0" w:noHBand="0" w:noVBand="1"/>
+      </w:tblPr>
+      <w:tblGrid>
+        <w:gridCol w:w="1076"/>
+        <w:gridCol w:w="1076"/>
+        <w:gridCol w:w="1076"/>
+        <w:gridCol w:w="1076"/>
+      </w:tblGrid>
+      <w:tr>
+        <w:trPr>
+          <w:trHeight w:val="310"/>
+        </w:trPr>
+        <w:tc>
+          <w:tcPr>
+            <w:tcW w:w="1076" w:type="dxa"/>
+          </w:tcPr>
+          <w:p>
+            <w:r>
+              <w:t>Х1</w:t>
+            </w:r>
+          </w:p>
+        </w:tc>
+        <w:tc>
+          <w:tcPr>
+            <w:tcW w:w="1076" w:type="dxa"/>
+          </w:tcPr>
+          <w:p>
+            <w:r>
+              <w:t>Х1</w:t>
+            </w:r>
+          </w:p>
+        </w:tc>
+        <w:tc>
+          <w:tcPr>
+            <w:tcW w:w="1076" w:type="dxa"/>
+          </w:tcPr>
+          <w:p>
+            <w:pPr>
+              <w:rPr>
+                <w:lang w:val="en-US"/>
+              </w:rPr>
+            </w:pPr>
+            <w:r>
+              <w:rPr>
+                <w:lang w:val="en-US"/>
+              </w:rPr>
+              <w:t>S</w:t>
+            </w:r>
+          </w:p>
+        </w:tc>
+        <w:tc>
+          <w:tcPr>
+            <w:tcW w:w="1076" w:type="dxa"/>
+          </w:tcPr>
+          <w:p>
+            <w:pPr>
+              <w:rPr>
+                <w:lang w:val="en-US"/>
+              </w:rPr>
+            </w:pPr>
+            <w:r>
+              <w:rPr>
+                <w:lang w:val="en-US"/>
+              </w:rPr>
+              <w:t>PO</w:t>
+            </w:r>
+          </w:p>
+        </w:tc>
+      </w:tr>
+      <w:tr>
+        <w:trPr>
+          <w:trHeight w:val="293"/>
+        </w:trPr>
+        <w:tc>
+          <w:tcPr>
+            <w:tcW w:w="1076" w:type="dxa"/>
+          </w:tcPr>
+          <w:p>
+            <w:pPr>
+              <w:rPr>
+                <w:lang w:val="en-US"/>
+              </w:rPr>
+            </w:pPr>
+            <w:r>
+              <w:rPr>
+                <w:lang w:val="en-US"/>
+              </w:rPr>
+              <w:t>0</w:t>
+            </w:r>
+          </w:p>
+        </w:tc>
+        <w:tc>
+          <w:tcPr>
+            <w:tcW w:w="1076" w:type="dxa"/>
+          </w:tcPr>
+          <w:p>
+            <w:pPr>
+              <w:rPr>
+                <w:lang w:val="en-US"/>
+              </w:rPr>
+            </w:pPr>
+            <w:r>
+              <w:rPr>
+                <w:lang w:val="en-US"/>
+              </w:rPr>
+              <w:t>0</w:t>
+            </w:r>
+          </w:p>
+        </w:tc>
+        <w:tc>
+          <w:tcPr>
+            <w:tcW w:w="1076" w:type="dxa"/>
+          </w:tcPr>
+          <w:p>
+            <w:pPr>
+              <w:rPr>
+                <w:lang w:val="en-US"/>
+              </w:rPr>
+            </w:pPr>
+            <w:r>
+              <w:rPr>
+                <w:lang w:val="en-US"/>
+              </w:rPr>
+              <w:t>0</w:t>
+            </w:r>
+          </w:p>
+        </w:tc>
+        <w:tc>
+          <w:tcPr>
+            <w:tcW w:w="1076" w:type="dxa"/>
+          </w:tcPr>
+          <w:p>
+            <w:pPr>
+              <w:rPr>
+                <w:lang w:val="en-US"/>
+              </w:rPr>
+            </w:pPr>
+            <w:r>
+              <w:rPr>
+                <w:lang w:val="en-US"/>
+              </w:rPr>
+              <w:t>0</w:t>
+            </w:r>
+          </w:p>
+        </w:tc>
+      </w:tr>
+      <w:tr>
+        <w:trPr>
+          <w:trHeight w:val="310"/>
+        </w:trPr>
+        <w:tc>
+          <w:tcPr>
+            <w:tcW w:w="1076" w:type="dxa"/>
+          </w:tcPr>
+          <w:p>
+            <w:pPr>
+              <w:rPr>
+                <w:lang w:val="en-US"/>
+              </w:rPr>
+            </w:pPr>
+            <w:r>
+              <w:rPr>
+                <w:lang w:val="en-US"/>
+              </w:rPr>
+              <w:t>0</w:t>
+            </w:r>
+          </w:p>
+        </w:tc>
+        <w:tc>
+          <w:tcPr>
+            <w:tcW w:w="1076" w:type="dxa"/>
+          </w:tcPr>
+          <w:p>
+            <w:pPr>
+              <w:rPr>
+                <w:lang w:val="en-US"/>
+              </w:rPr>
+            </w:pPr>
+            <w:r>
+              <w:rPr>
+                <w:lang w:val="en-US"/>
+              </w:rPr>
+              <w:t>1</w:t>
+            </w:r>
+          </w:p>
+        </w:tc>
+        <w:tc>
+          <w:tcPr>
+            <w:tcW w:w="1076" w:type="dxa"/>
+          </w:tcPr>
+          <w:p>
+            <w:pPr>
+              <w:rPr>
+                <w:lang w:val="en-US"/>
+              </w:rPr>
+            </w:pPr>
+            <w:r>
+              <w:rPr>
+                <w:lang w:val="en-US"/>
+              </w:rPr>
+              <w:t>1</w:t>
+            </w:r>
+          </w:p>
+        </w:tc>
+        <w:tc>
+          <w:tcPr>
+            <w:tcW w:w="1076" w:type="dxa"/>
+          </w:tcPr>
+          <w:p>
+            <w:pPr>
+              <w:rPr>
+                <w:lang w:val="en-US"/>
+              </w:rPr>
+            </w:pPr>
+            <w:r>
+              <w:rPr>
+                <w:lang w:val="en-US"/>
+              </w:rPr>
+              <w:t>0</w:t>
+            </w:r>
+          </w:p>
+        </w:tc>
+      </w:tr>
+      <w:tr>
+        <w:trPr>
+          <w:trHeight w:val="293"/>
+        </w:trPr>
+        <w:tc>
+          <w:tcPr>
+            <w:tcW w:w="1076" w:type="dxa"/>
+          </w:tcPr>
+          <w:p>
+            <w:pPr>
+              <w:rPr>
+                <w:lang w:val="en-US"/>
+              </w:rPr>
+            </w:pPr>
+            <w:r>
+              <w:rPr>
+                <w:lang w:val="en-US"/>
+              </w:rPr>
+              <w:t>1</w:t>
+            </w:r>
+          </w:p>
+        </w:tc>
+        <w:tc>
+          <w:tcPr>
+            <w:tcW w:w="1076" w:type="dxa"/>
+          </w:tcPr>
+          <w:p>
+            <w:pPr>
+              <w:rPr>
+                <w:lang w:val="en-US"/>
+              </w:rPr>
+            </w:pPr>
+            <w:r>
+              <w:rPr>
+                <w:lang w:val="en-US"/>
+              </w:rPr>
+              <w:t>0</w:t>
+            </w:r>
+          </w:p>
+        </w:tc>
+        <w:tc>
+          <w:tcPr>
+            <w:tcW w:w="1076" w:type="dxa"/>
+          </w:tcPr>
+          <w:p>
+            <w:pPr>
+              <w:rPr>
+                <w:lang w:val="en-US"/>
+              </w:rPr>
+            </w:pPr>
+            <w:r>
+              <w:rPr>
+                <w:lang w:val="en-US"/>
+              </w:rPr>
+              <w:t>1</w:t>
+            </w:r>
+          </w:p>
+        </w:tc>
+        <w:tc>
+          <w:tcPr>
+            <w:tcW w:w="1076" w:type="dxa"/>
+          </w:tcPr>
+          <w:p>
+            <w:pPr>
+              <w:rPr>
+                <w:lang w:val="en-US"/>
+              </w:rPr>
+            </w:pPr>
+            <w:r>
+              <w:rPr>
+                <w:lang w:val="en-US"/>
+              </w:rPr>
+              <w:t>0</w:t>
+            </w:r>
+          </w:p>
+        </w:tc>
+      </w:tr>
+      <w:tr>
+        <w:trPr>
+          <w:trHeight w:val="310"/>
+        </w:trPr>
+        <w:tc>
+          <w:tcPr>
+            <w:tcW w:w="1076" w:type="dxa"/>
+          </w:tcPr>
+          <w:p>
+            <w:pPr>
+              <w:rPr>
+                <w:lang w:val="en-US"/>
+              </w:rPr>
+            </w:pPr>
+            <w:r>
+              <w:rPr>
+                <w:lang w:val="en-US"/>
+              </w:rPr>
+              <w:t>1</w:t>
+            </w:r>
+          </w:p>
+        </w:tc>
+        <w:tc>
+          <w:tcPr>
+            <w:tcW w:w="1076" w:type="dxa"/>
+          </w:tcPr>
+          <w:p>
+            <w:pPr>
+              <w:rPr>
+                <w:lang w:val="en-US"/>
+              </w:rPr>
+            </w:pPr>
+            <w:r>
+              <w:rPr>
+                <w:lang w:val="en-US"/>
+              </w:rPr>
+              <w:t>1</w:t>
+            </w:r>
+          </w:p>
+        </w:tc>
+        <w:tc>
+          <w:tcPr>
+            <w:tcW w:w="1076" w:type="dxa"/>
+          </w:tcPr>
+          <w:p>
+            <w:pPr>
+              <w:rPr>
+                <w:lang w:val="en-US"/>
+              </w:rPr>
+            </w:pPr>
+            <w:r>
+              <w:rPr>
+                <w:lang w:val="en-US"/>
+              </w:rPr>
+              <w:t>0</w:t>
+            </w:r>
+          </w:p>
+        </w:tc>
+        <w:tc>
+          <w:tcPr>
+            <w:tcW w:w="1076" w:type="dxa"/>
+          </w:tcPr>
+          <w:p>
+            <w:pPr>
+              <w:rPr>
+                <w:lang w:val="en-US"/>
+              </w:rPr>
+            </w:pPr>
+            <w:r>
+              <w:rPr>
+                <w:lang w:val="en-US"/>
+              </w:rPr>
+              <w:t>1</w:t>
+            </w:r>
+          </w:p>
+        </w:tc>
+      </w:tr>
+    </w:tbl>
+    <w:p/>
+    <w:p>
+      <w:r>
+        <w:rPr>
+          <w:lang w:val="en-US"/>
+        </w:rPr>
+        <w:t>S</w:t>
+      </w:r>
+      <w:r>
+        <w:t xml:space="preserve"> – </w:t>
+      </w:r>
+      <w:proofErr w:type="gramStart"/>
+      <w:r>
+        <w:t>сигнал</w:t>
+      </w:r>
+      <w:proofErr w:type="gramEnd"/>
+      <w:r>
+        <w:t xml:space="preserve"> суммы</w:t>
+      </w:r>
+      <w:r>
+        <w:t xml:space="preserve">, </w:t>
+      </w:r>
+      <w:r>
+        <w:rPr>
+          <w:lang w:val="en-US"/>
+        </w:rPr>
+        <w:t>PO</w:t>
+      </w:r>
+      <w:r>
+        <w:t xml:space="preserve"> – </w:t>
+      </w:r>
+      <w:r>
+        <w:t xml:space="preserve">выходной </w:t>
+      </w:r>
+      <w:r>
+        <w:t>сигнал переноса</w:t>
+      </w:r>
+    </w:p>
+    <w:p>
+      <w:r>
+        <w:t>Таблица истинности полного сумматора</w:t>
+      </w:r>
+    </w:p>
+    <w:tbl>
+      <w:tblPr>
+        <w:tblStyle w:val="a4"/>
+        <w:tblW w:w="0" w:type="auto"/>
+        <w:tblLook w:val="04A0" w:firstRow="1" w:lastRow="0" w:firstColumn="1" w:lastColumn="0" w:noHBand="0" w:noVBand="1"/>
+      </w:tblPr>
+      <w:tblGrid>
+        <w:gridCol w:w="1076"/>
+        <w:gridCol w:w="1076"/>
+        <w:gridCol w:w="1076"/>
+        <w:gridCol w:w="1076"/>
+        <w:gridCol w:w="1076"/>
+      </w:tblGrid>
+      <w:tr>
+        <w:trPr>
+          <w:trHeight w:val="310"/>
+        </w:trPr>
+        <w:tc>
+          <w:tcPr>
+            <w:tcW w:w="1076" w:type="dxa"/>
+          </w:tcPr>
+          <w:p>
+            <w:r>
+              <w:t>Х1</w:t>
+            </w:r>
+          </w:p>
+        </w:tc>
+        <w:tc>
+          <w:tcPr>
+            <w:tcW w:w="1076" w:type="dxa"/>
+          </w:tcPr>
+          <w:p>
+            <w:r>
+              <w:t>Х1</w:t>
+            </w:r>
+          </w:p>
+        </w:tc>
+        <w:tc>
+          <w:tcPr>
+            <w:tcW w:w="1076" w:type="dxa"/>
+          </w:tcPr>
+          <w:p>
+            <w:pPr>
+              <w:rPr>
+                <w:lang w:val="en-US"/>
+              </w:rPr>
+            </w:pPr>
+            <w:r>
+              <w:rPr>
+                <w:lang w:val="en-US"/>
+              </w:rPr>
+              <w:t>X3</w:t>
+            </w:r>
+          </w:p>
+        </w:tc>
+        <w:tc>
+          <w:tcPr>
+            <w:tcW w:w="1076" w:type="dxa"/>
+          </w:tcPr>
+          <w:p>
+            <w:pPr>
+              <w:rPr>
+                <w:lang w:val="en-US"/>
+              </w:rPr>
+            </w:pPr>
+            <w:r>
+              <w:rPr>
+                <w:lang w:val="en-US"/>
+              </w:rPr>
+              <w:t>S</w:t>
+            </w:r>
+          </w:p>
+        </w:tc>
+        <w:tc>
+          <w:tcPr>
+            <w:tcW w:w="1076" w:type="dxa"/>
+          </w:tcPr>
+          <w:p>
+            <w:pPr>
+              <w:rPr>
+                <w:lang w:val="en-US"/>
+              </w:rPr>
+            </w:pPr>
+            <w:r>
+              <w:rPr>
+                <w:lang w:val="en-US"/>
+              </w:rPr>
+              <w:t>PO</w:t>
+            </w:r>
+          </w:p>
+        </w:tc>
+      </w:tr>
+      <w:tr>
+        <w:trPr>
+          <w:trHeight w:val="293"/>
+        </w:trPr>
+        <w:tc>
+          <w:tcPr>
+            <w:tcW w:w="1076" w:type="dxa"/>
+          </w:tcPr>
+          <w:p>
+            <w:pPr>
+              <w:rPr>
+                <w:lang w:val="en-US"/>
+              </w:rPr>
+            </w:pPr>
+            <w:r>
+              <w:rPr>
+                <w:lang w:val="en-US"/>
+              </w:rPr>
+              <w:t>0</w:t>
+            </w:r>
+          </w:p>
+        </w:tc>
+        <w:tc>
+          <w:tcPr>
+            <w:tcW w:w="1076" w:type="dxa"/>
+          </w:tcPr>
+          <w:p>
+            <w:pPr>
+              <w:rPr>
+                <w:lang w:val="en-US"/>
+              </w:rPr>
+            </w:pPr>
+            <w:r>
+              <w:rPr>
+                <w:lang w:val="en-US"/>
+              </w:rPr>
+              <w:t>0</w:t>
+            </w:r>
+          </w:p>
+        </w:tc>
+        <w:tc>
+          <w:tcPr>
+            <w:tcW w:w="1076" w:type="dxa"/>
+          </w:tcPr>
+          <w:p>
+            <w:pPr>
+              <w:rPr>
+                <w:lang w:val="en-US"/>
+              </w:rPr>
+            </w:pPr>
+            <w:r>
+              <w:rPr>
+                <w:lang w:val="en-US"/>
+              </w:rPr>
+              <w:t>0</w:t>
+            </w:r>
+          </w:p>
+        </w:tc>
+        <w:tc>
+          <w:tcPr>
+            <w:tcW w:w="1076" w:type="dxa"/>
+          </w:tcPr>
+          <w:p>
+            <w:pPr>
+              <w:rPr>
+                <w:lang w:val="en-US"/>
+              </w:rPr>
+            </w:pPr>
+            <w:r>
+              <w:rPr>
+                <w:lang w:val="en-US"/>
+              </w:rPr>
+              <w:t>0</w:t>
+            </w:r>
+          </w:p>
+        </w:tc>
+        <w:tc>
+          <w:tcPr>
+            <w:tcW w:w="1076" w:type="dxa"/>
+          </w:tcPr>
+          <w:p>
+            <w:pPr>
+              <w:rPr>
+                <w:lang w:val="en-US"/>
+              </w:rPr>
+            </w:pPr>
+            <w:r>
+              <w:rPr>
+                <w:lang w:val="en-US"/>
+              </w:rPr>
+              <w:t>0</w:t>
+            </w:r>
+          </w:p>
+        </w:tc>
+      </w:tr>
+      <w:tr>
+        <w:trPr>
+          <w:trHeight w:val="310"/>
+        </w:trPr>
+        <w:tc>
+          <w:tcPr>
+            <w:tcW w:w="1076" w:type="dxa"/>
+          </w:tcPr>
+          <w:p>
+            <w:pPr>
+              <w:rPr>
+                <w:lang w:val="en-US"/>
+              </w:rPr>
+            </w:pPr>
+            <w:r>
+              <w:rPr>
+                <w:lang w:val="en-US"/>
+              </w:rPr>
+              <w:t>0</w:t>
+            </w:r>
+          </w:p>
+        </w:tc>
+        <w:tc>
+          <w:tcPr>
+            <w:tcW w:w="1076" w:type="dxa"/>
+          </w:tcPr>
+          <w:p>
+            <w:pPr>
+              <w:rPr>
+                <w:lang w:val="en-US"/>
+              </w:rPr>
+            </w:pPr>
+            <w:r>
+              <w:rPr>
+                <w:lang w:val="en-US"/>
+              </w:rPr>
+              <w:t>1</w:t>
+            </w:r>
+          </w:p>
+        </w:tc>
+        <w:tc>
+          <w:tcPr>
+            <w:tcW w:w="1076" w:type="dxa"/>
+          </w:tcPr>
+          <w:p>
+            <w:pPr>
+              <w:rPr>
+                <w:lang w:val="en-US"/>
+              </w:rPr>
+            </w:pPr>
+            <w:r>
+              <w:rPr>
+                <w:lang w:val="en-US"/>
+              </w:rPr>
+              <w:t>1</w:t>
+            </w:r>
+          </w:p>
+        </w:tc>
+        <w:tc>
+          <w:tcPr>
+            <w:tcW w:w="1076" w:type="dxa"/>
+          </w:tcPr>
+          <w:p>
+            <w:pPr>
+              <w:rPr>
+                <w:lang w:val="en-US"/>
+              </w:rPr>
+            </w:pPr>
+            <w:r>
+              <w:rPr>
+                <w:lang w:val="en-US"/>
+              </w:rPr>
+              <w:t>0</w:t>
+            </w:r>
+          </w:p>
+        </w:tc>
+        <w:tc>
+          <w:tcPr>
+            <w:tcW w:w="1076" w:type="dxa"/>
+          </w:tcPr>
+          <w:p>
+            <w:pPr>
+              <w:rPr>
+                <w:lang w:val="en-US"/>
+              </w:rPr>
+            </w:pPr>
+            <w:r>
+              <w:rPr>
+                <w:lang w:val="en-US"/>
+              </w:rPr>
+              <w:t>1</w:t>
+            </w:r>
+          </w:p>
+        </w:tc>
+      </w:tr>
+      <w:tr>
+        <w:trPr>
+          <w:trHeight w:val="293"/>
+        </w:trPr>
+        <w:tc>
+          <w:tcPr>
+            <w:tcW w:w="1076" w:type="dxa"/>
+          </w:tcPr>
+          <w:p>
+            <w:pPr>
+              <w:rPr>
+                <w:lang w:val="en-US"/>
+              </w:rPr>
+            </w:pPr>
+            <w:r>
+              <w:rPr>
+                <w:lang w:val="en-US"/>
+              </w:rPr>
+              <w:t>1</w:t>
+            </w:r>
+          </w:p>
+        </w:tc>
+        <w:tc>
+          <w:tcPr>
+            <w:tcW w:w="1076" w:type="dxa"/>
+          </w:tcPr>
+          <w:p>
+            <w:pPr>
+              <w:rPr>
+                <w:lang w:val="en-US"/>
+              </w:rPr>
+            </w:pPr>
+            <w:r>
+              <w:rPr>
+                <w:lang w:val="en-US"/>
+              </w:rPr>
+              <w:t>0</w:t>
+            </w:r>
+          </w:p>
+        </w:tc>
+        <w:tc>
+          <w:tcPr>
+            <w:tcW w:w="1076" w:type="dxa"/>
+          </w:tcPr>
+          <w:p>
+            <w:pPr>
+              <w:rPr>
+                <w:lang w:val="en-US"/>
+              </w:rPr>
+            </w:pPr>
+            <w:r>
+              <w:rPr>
+                <w:lang w:val="en-US"/>
+              </w:rPr>
+              <w:t>1</w:t>
+            </w:r>
+          </w:p>
+        </w:tc>
+        <w:tc>
+          <w:tcPr>
+            <w:tcW w:w="1076" w:type="dxa"/>
+          </w:tcPr>
+          <w:p>
+            <w:pPr>
+              <w:rPr>
+                <w:lang w:val="en-US"/>
+              </w:rPr>
+            </w:pPr>
+            <w:r>
+              <w:rPr>
+                <w:lang w:val="en-US"/>
+              </w:rPr>
+              <w:t>0</w:t>
+            </w:r>
+          </w:p>
+        </w:tc>
+        <w:tc>
+          <w:tcPr>
+            <w:tcW w:w="1076" w:type="dxa"/>
+          </w:tcPr>
+          <w:p>
+            <w:pPr>
+              <w:rPr>
+                <w:lang w:val="en-US"/>
+              </w:rPr>
+            </w:pPr>
+            <w:r>
+              <w:rPr>
+                <w:lang w:val="en-US"/>
+              </w:rPr>
+              <w:t>1</w:t>
+            </w:r>
+          </w:p>
+        </w:tc>
+      </w:tr>
+      <w:tr>
+        <w:trPr>
+          <w:trHeight w:val="310"/>
+        </w:trPr>
+        <w:tc>
+          <w:tcPr>
+            <w:tcW w:w="1076" w:type="dxa"/>
+          </w:tcPr>
+          <w:p>
+            <w:pPr>
+              <w:rPr>
+                <w:lang w:val="en-US"/>
+              </w:rPr>
+            </w:pPr>
+            <w:r>
+              <w:rPr>
+                <w:lang w:val="en-US"/>
+              </w:rPr>
+              <w:t>1</w:t>
+            </w:r>
+          </w:p>
+        </w:tc>
+        <w:tc>
+          <w:tcPr>
+            <w:tcW w:w="1076" w:type="dxa"/>
+          </w:tcPr>
+          <w:p>
+            <w:pPr>
+              <w:rPr>
+                <w:lang w:val="en-US"/>
+              </w:rPr>
+            </w:pPr>
+            <w:r>
+              <w:rPr>
+                <w:lang w:val="en-US"/>
+              </w:rPr>
+              <w:t>1</w:t>
+            </w:r>
+          </w:p>
+        </w:tc>
+        <w:tc>
+          <w:tcPr>
+            <w:tcW w:w="1076" w:type="dxa"/>
+          </w:tcPr>
+          <w:p>
+            <w:pPr>
+              <w:rPr>
+                <w:lang w:val="en-US"/>
+              </w:rPr>
+            </w:pPr>
+            <w:r>
+              <w:rPr>
+                <w:lang w:val="en-US"/>
+              </w:rPr>
+              <w:t>1</w:t>
+            </w:r>
+          </w:p>
+        </w:tc>
+        <w:tc>
+          <w:tcPr>
+            <w:tcW w:w="1076" w:type="dxa"/>
+          </w:tcPr>
+          <w:p>
+            <w:pPr>
+              <w:rPr>
+                <w:lang w:val="en-US"/>
+              </w:rPr>
+            </w:pPr>
+            <w:r>
+              <w:rPr>
+                <w:lang w:val="en-US"/>
+              </w:rPr>
+              <w:t>1</w:t>
+            </w:r>
+          </w:p>
+        </w:tc>
+        <w:tc>
+          <w:tcPr>
+            <w:tcW w:w="1076" w:type="dxa"/>
+          </w:tcPr>
+          <w:p>
+            <w:pPr>
+              <w:rPr>
+                <w:lang w:val="en-US"/>
+              </w:rPr>
+            </w:pPr>
+            <w:r>
+              <w:rPr>
+                <w:lang w:val="en-US"/>
+              </w:rPr>
+              <w:t>1</w:t>
+            </w:r>
+          </w:p>
+        </w:tc>
+      </w:tr>
+    </w:tbl>
+    <w:p/>
+    <w:p>
+      <w:r>
+        <w:rPr>
+          <w:lang w:val="en-US"/>
+        </w:rPr>
+        <w:t>X</w:t>
+      </w:r>
+      <w:proofErr w:type="gramStart"/>
+      <w:r>
+        <w:t>3</w:t>
+      </w:r>
+      <w:proofErr w:type="gramEnd"/>
+      <w:r>
+        <w:t xml:space="preserve"> – </w:t>
+      </w:r>
+      <w:r>
+        <w:t>входной сигнал переноса,</w:t>
+      </w:r>
+      <w:r>
+        <w:t xml:space="preserve"> </w:t>
+      </w:r>
+      <w:r>
+        <w:rPr>
+          <w:lang w:val="en-US"/>
+        </w:rPr>
+        <w:t>X</w:t>
+      </w:r>
+      <w:r>
+        <w:t xml:space="preserve">1 </w:t>
+      </w:r>
+      <w:r>
+        <w:t>и</w:t>
+      </w:r>
+      <w:r>
+        <w:t xml:space="preserve"> </w:t>
+      </w:r>
+      <w:r>
+        <w:rPr>
+          <w:lang w:val="en-US"/>
+        </w:rPr>
+        <w:t>X</w:t>
+      </w:r>
+      <w:r>
+        <w:t>2</w:t>
+      </w:r>
+      <w:r>
+        <w:t xml:space="preserve"> – суммируемые биты</w:t>
+      </w:r>
+    </w:p>
+    <w:p>
+      <w:r>
+        <w:t xml:space="preserve">Интегральная </w:t>
+      </w:r>
+      <w:proofErr w:type="gramStart"/>
+      <w:r>
+        <w:t xml:space="preserve">микросхема </w:t>
+      </w:r>
+      <w:r>
+        <w:rPr>
+          <w:lang w:val="en-US"/>
+        </w:rPr>
+        <w:t xml:space="preserve"> </w:t>
+      </w:r>
+      <w:r>
+        <w:t>полного</w:t>
+      </w:r>
+      <w:proofErr w:type="gramEnd"/>
+      <w:r>
+        <w:t xml:space="preserve"> сумматора – 74183о</w:t>
+      </w:r>
+    </w:p>
+    <w:p>
       <w:bookmarkStart w:id="0" w:name="_GoBack"/>
       <w:bookmarkEnd w:id="0"/>
     </w:p>
